--- a/Etapa Construcción - Iteración 1/Diseño/ScriptsUML-KAiros-NexTech.docx
+++ b/Etapa Construcción - Iteración 1/Diseño/ScriptsUML-KAiros-NexTech.docx
@@ -14,7 +14,7 @@
     </w:p>
     <w:sdt>
       <w:sdtPr>
-        <w:id w:val="1124663200"/>
+        <w:id w:val="-539302596"/>
         <w:docPartObj>
           <w:docPartGallery w:val="Table of Contents"/>
           <w:docPartUnique w:val="1"/>

--- a/Etapa Construcción - Iteración 1/Diseño/ScriptsUML-KAiros-NexTech.docx
+++ b/Etapa Construcción - Iteración 1/Diseño/ScriptsUML-KAiros-NexTech.docx
@@ -14,7 +14,7 @@
     </w:p>
     <w:sdt>
       <w:sdtPr>
-        <w:id w:val="-539302596"/>
+        <w:id w:val="-594263203"/>
         <w:docPartObj>
           <w:docPartGallery w:val="Table of Contents"/>
           <w:docPartUnique w:val="1"/>
@@ -2937,6 +2937,1189 @@
           <w:rtl w:val="0"/>
         </w:rPr>
         <w:t xml:space="preserve">    PT -&gt; PT : muestra mensaje</w:t>
+      </w:r>
+    </w:p>
+    <w:p>
+      <w:pPr>
+        <w:rPr/>
+      </w:pPr>
+      <w:r>
+        <w:rPr>
+          <w:rtl w:val="0"/>
+        </w:rPr>
+        <w:t xml:space="preserve">end</w:t>
+      </w:r>
+    </w:p>
+    <w:p>
+      <w:pPr>
+        <w:rPr/>
+      </w:pPr>
+      <w:r>
+        <w:rPr>
+          <w:rtl w:val="0"/>
+        </w:rPr>
+      </w:r>
+    </w:p>
+    <w:p>
+      <w:pPr>
+        <w:rPr/>
+      </w:pPr>
+      <w:r>
+        <w:rPr>
+          <w:rtl w:val="0"/>
+        </w:rPr>
+        <w:t xml:space="preserve">@enduml</w:t>
+      </w:r>
+    </w:p>
+    <w:p>
+      <w:pPr>
+        <w:rPr/>
+      </w:pPr>
+      <w:r>
+        <w:rPr>
+          <w:rtl w:val="0"/>
+        </w:rPr>
+      </w:r>
+    </w:p>
+    <w:p>
+      <w:pPr>
+        <w:rPr/>
+      </w:pPr>
+      <w:r>
+        <w:rPr>
+          <w:rtl w:val="0"/>
+        </w:rPr>
+      </w:r>
+    </w:p>
+    <w:p>
+      <w:pPr>
+        <w:rPr/>
+      </w:pPr>
+      <w:r>
+        <w:rPr>
+          <w:rtl w:val="0"/>
+        </w:rPr>
+      </w:r>
+    </w:p>
+    <w:p>
+      <w:pPr>
+        <w:rPr/>
+      </w:pPr>
+      <w:r>
+        <w:rPr>
+          <w:rtl w:val="0"/>
+        </w:rPr>
+      </w:r>
+    </w:p>
+    <w:p>
+      <w:pPr>
+        <w:rPr/>
+      </w:pPr>
+      <w:r>
+        <w:rPr>
+          <w:rtl w:val="0"/>
+        </w:rPr>
+      </w:r>
+    </w:p>
+    <w:p>
+      <w:pPr>
+        <w:rPr/>
+      </w:pPr>
+      <w:r>
+        <w:rPr>
+          <w:rtl w:val="0"/>
+        </w:rPr>
+      </w:r>
+    </w:p>
+    <w:p>
+      <w:pPr>
+        <w:rPr/>
+      </w:pPr>
+      <w:r>
+        <w:rPr>
+          <w:rtl w:val="0"/>
+        </w:rPr>
+      </w:r>
+    </w:p>
+    <w:p>
+      <w:pPr>
+        <w:rPr/>
+      </w:pPr>
+      <w:r>
+        <w:rPr>
+          <w:rtl w:val="0"/>
+        </w:rPr>
+      </w:r>
+    </w:p>
+    <w:p>
+      <w:pPr>
+        <w:rPr/>
+      </w:pPr>
+      <w:r>
+        <w:rPr>
+          <w:rtl w:val="0"/>
+        </w:rPr>
+      </w:r>
+    </w:p>
+    <w:p>
+      <w:pPr>
+        <w:rPr/>
+      </w:pPr>
+      <w:r>
+        <w:rPr>
+          <w:rtl w:val="0"/>
+        </w:rPr>
+      </w:r>
+    </w:p>
+    <w:p>
+      <w:pPr>
+        <w:rPr/>
+      </w:pPr>
+      <w:r>
+        <w:rPr>
+          <w:rtl w:val="0"/>
+        </w:rPr>
+      </w:r>
+    </w:p>
+    <w:p>
+      <w:pPr>
+        <w:rPr/>
+      </w:pPr>
+      <w:r>
+        <w:rPr>
+          <w:rtl w:val="0"/>
+        </w:rPr>
+      </w:r>
+    </w:p>
+    <w:p>
+      <w:pPr>
+        <w:rPr/>
+      </w:pPr>
+      <w:r>
+        <w:rPr>
+          <w:rtl w:val="0"/>
+        </w:rPr>
+      </w:r>
+    </w:p>
+    <w:p>
+      <w:pPr>
+        <w:rPr/>
+      </w:pPr>
+      <w:r>
+        <w:rPr>
+          <w:rtl w:val="0"/>
+        </w:rPr>
+      </w:r>
+    </w:p>
+    <w:p>
+      <w:pPr>
+        <w:rPr/>
+      </w:pPr>
+      <w:r>
+        <w:rPr>
+          <w:rtl w:val="0"/>
+        </w:rPr>
+      </w:r>
+    </w:p>
+    <w:p>
+      <w:pPr>
+        <w:rPr/>
+      </w:pPr>
+      <w:r>
+        <w:rPr>
+          <w:rtl w:val="0"/>
+        </w:rPr>
+      </w:r>
+    </w:p>
+    <w:p>
+      <w:pPr>
+        <w:rPr/>
+      </w:pPr>
+      <w:r>
+        <w:rPr>
+          <w:rtl w:val="0"/>
+        </w:rPr>
+      </w:r>
+    </w:p>
+    <w:p>
+      <w:pPr>
+        <w:rPr/>
+      </w:pPr>
+      <w:r>
+        <w:rPr>
+          <w:rtl w:val="0"/>
+        </w:rPr>
+      </w:r>
+    </w:p>
+    <w:p>
+      <w:pPr>
+        <w:rPr/>
+      </w:pPr>
+      <w:r>
+        <w:rPr>
+          <w:rtl w:val="0"/>
+        </w:rPr>
+        <w:t xml:space="preserve">@startuml CasoUso09</w:t>
+      </w:r>
+    </w:p>
+    <w:p>
+      <w:pPr>
+        <w:rPr/>
+      </w:pPr>
+      <w:r>
+        <w:rPr>
+          <w:rtl w:val="0"/>
+        </w:rPr>
+      </w:r>
+    </w:p>
+    <w:p>
+      <w:pPr>
+        <w:rPr/>
+      </w:pPr>
+      <w:r>
+        <w:rPr>
+          <w:rtl w:val="0"/>
+        </w:rPr>
+        <w:t xml:space="preserve">title Caso de Uso #09 - Crear Tarea (Diseño UML)</w:t>
+      </w:r>
+    </w:p>
+    <w:p>
+      <w:pPr>
+        <w:rPr/>
+      </w:pPr>
+      <w:r>
+        <w:rPr>
+          <w:rtl w:val="0"/>
+        </w:rPr>
+      </w:r>
+    </w:p>
+    <w:p>
+      <w:pPr>
+        <w:rPr/>
+      </w:pPr>
+      <w:r>
+        <w:rPr>
+          <w:rtl w:val="0"/>
+        </w:rPr>
+        <w:t xml:space="preserve">actor "Líder Proyecto" as Actor</w:t>
+      </w:r>
+    </w:p>
+    <w:p>
+      <w:pPr>
+        <w:rPr/>
+      </w:pPr>
+      <w:r>
+        <w:rPr>
+          <w:rtl w:val="0"/>
+        </w:rPr>
+      </w:r>
+    </w:p>
+    <w:p>
+      <w:pPr>
+        <w:rPr/>
+      </w:pPr>
+      <w:r>
+        <w:rPr>
+          <w:rtl w:val="0"/>
+        </w:rPr>
+        <w:t xml:space="preserve">boundary "PantallaVerIteración" as P_VerIt</w:t>
+      </w:r>
+    </w:p>
+    <w:p>
+      <w:pPr>
+        <w:rPr/>
+      </w:pPr>
+      <w:r>
+        <w:rPr>
+          <w:rtl w:val="0"/>
+        </w:rPr>
+        <w:t xml:space="preserve">boundary "PantallaNuevaTarea" as P_NuevaTar</w:t>
+      </w:r>
+    </w:p>
+    <w:p>
+      <w:pPr>
+        <w:rPr/>
+      </w:pPr>
+      <w:r>
+        <w:rPr>
+          <w:rtl w:val="0"/>
+        </w:rPr>
+        <w:t xml:space="preserve">boundary "PantallaListadoMiembros" as P_ListMiembros</w:t>
+      </w:r>
+    </w:p>
+    <w:p>
+      <w:pPr>
+        <w:rPr/>
+      </w:pPr>
+      <w:r>
+        <w:rPr>
+          <w:rtl w:val="0"/>
+        </w:rPr>
+        <w:t xml:space="preserve">boundary "InterfazUsuario" as IU</w:t>
+      </w:r>
+    </w:p>
+    <w:p>
+      <w:pPr>
+        <w:rPr/>
+      </w:pPr>
+      <w:r>
+        <w:rPr>
+          <w:rtl w:val="0"/>
+        </w:rPr>
+      </w:r>
+    </w:p>
+    <w:p>
+      <w:pPr>
+        <w:rPr/>
+      </w:pPr>
+      <w:r>
+        <w:rPr>
+          <w:rtl w:val="0"/>
+        </w:rPr>
+        <w:t xml:space="preserve">control "ManejadorTarea" as M_Tarea</w:t>
+      </w:r>
+    </w:p>
+    <w:p>
+      <w:pPr>
+        <w:rPr/>
+      </w:pPr>
+      <w:r>
+        <w:rPr>
+          <w:rtl w:val="0"/>
+        </w:rPr>
+      </w:r>
+    </w:p>
+    <w:p>
+      <w:pPr>
+        <w:rPr/>
+      </w:pPr>
+      <w:r>
+        <w:rPr>
+          <w:rtl w:val="0"/>
+        </w:rPr>
+        <w:t xml:space="preserve">entity "Tarea" as E_Tarea</w:t>
+      </w:r>
+    </w:p>
+    <w:p>
+      <w:pPr>
+        <w:rPr/>
+      </w:pPr>
+      <w:r>
+        <w:rPr>
+          <w:rtl w:val="0"/>
+        </w:rPr>
+      </w:r>
+    </w:p>
+    <w:p>
+      <w:pPr>
+        <w:rPr/>
+      </w:pPr>
+      <w:r>
+        <w:rPr>
+          <w:rtl w:val="0"/>
+        </w:rPr>
+        <w:t xml:space="preserve">boundary "InterfazBDD" as I_BDD</w:t>
+      </w:r>
+    </w:p>
+    <w:p>
+      <w:pPr>
+        <w:rPr/>
+      </w:pPr>
+      <w:r>
+        <w:rPr>
+          <w:rtl w:val="0"/>
+        </w:rPr>
+        <w:t xml:space="preserve">database "BDD" as BDD</w:t>
+      </w:r>
+    </w:p>
+    <w:p>
+      <w:pPr>
+        <w:rPr/>
+      </w:pPr>
+      <w:r>
+        <w:rPr>
+          <w:rtl w:val="0"/>
+        </w:rPr>
+      </w:r>
+    </w:p>
+    <w:p>
+      <w:pPr>
+        <w:rPr/>
+      </w:pPr>
+      <w:r>
+        <w:rPr>
+          <w:rtl w:val="0"/>
+        </w:rPr>
+        <w:t xml:space="preserve">autonumber</w:t>
+      </w:r>
+    </w:p>
+    <w:p>
+      <w:pPr>
+        <w:rPr/>
+      </w:pPr>
+      <w:r>
+        <w:rPr>
+          <w:rtl w:val="0"/>
+        </w:rPr>
+      </w:r>
+    </w:p>
+    <w:p>
+      <w:pPr>
+        <w:rPr/>
+      </w:pPr>
+      <w:r>
+        <w:rPr>
+          <w:rtl w:val="0"/>
+        </w:rPr>
+        <w:t xml:space="preserve">== Pasos 1 y 2: Inicio y Solicitud de Datos ==</w:t>
+      </w:r>
+    </w:p>
+    <w:p>
+      <w:pPr>
+        <w:rPr/>
+      </w:pPr>
+      <w:r>
+        <w:rPr>
+          <w:rtl w:val="0"/>
+        </w:rPr>
+      </w:r>
+    </w:p>
+    <w:p>
+      <w:pPr>
+        <w:rPr/>
+      </w:pPr>
+      <w:r>
+        <w:rPr>
+          <w:rtl w:val="0"/>
+        </w:rPr>
+        <w:t xml:space="preserve">Actor -&gt; P_VerIt : Clic en "Crear/Añadir Tarea"</w:t>
+      </w:r>
+    </w:p>
+    <w:p>
+      <w:pPr>
+        <w:rPr/>
+      </w:pPr>
+      <w:r>
+        <w:rPr>
+          <w:rtl w:val="0"/>
+        </w:rPr>
+        <w:t xml:space="preserve">P_VerIt -&gt; IU : evento crearTarea</w:t>
+      </w:r>
+    </w:p>
+    <w:p>
+      <w:pPr>
+        <w:rPr/>
+      </w:pPr>
+      <w:r>
+        <w:rPr>
+          <w:rtl w:val="0"/>
+        </w:rPr>
+        <w:t xml:space="preserve">IU -&gt; M_Tarea : crearTarea()</w:t>
+      </w:r>
+    </w:p>
+    <w:p>
+      <w:pPr>
+        <w:rPr/>
+      </w:pPr>
+      <w:r>
+        <w:rPr>
+          <w:rtl w:val="0"/>
+        </w:rPr>
+        <w:t xml:space="preserve">M_Tarea -&gt; IU : solicitarDespliegue(PantallaNuevaTarea)</w:t>
+      </w:r>
+    </w:p>
+    <w:p>
+      <w:pPr>
+        <w:rPr/>
+      </w:pPr>
+      <w:r>
+        <w:rPr>
+          <w:rtl w:val="0"/>
+        </w:rPr>
+        <w:t xml:space="preserve">IU -&gt; P_NuevaTar : desplegar()</w:t>
+      </w:r>
+    </w:p>
+    <w:p>
+      <w:pPr>
+        <w:rPr/>
+      </w:pPr>
+      <w:r>
+        <w:rPr>
+          <w:rtl w:val="0"/>
+        </w:rPr>
+        <w:t xml:space="preserve">activate P_NuevaTar</w:t>
+      </w:r>
+    </w:p>
+    <w:p>
+      <w:pPr>
+        <w:rPr/>
+      </w:pPr>
+      <w:r>
+        <w:rPr>
+          <w:rtl w:val="0"/>
+        </w:rPr>
+      </w:r>
+    </w:p>
+    <w:p>
+      <w:pPr>
+        <w:rPr/>
+      </w:pPr>
+      <w:r>
+        <w:rPr>
+          <w:rtl w:val="0"/>
+        </w:rPr>
+        <w:t xml:space="preserve">Actor -&gt; P_NuevaTar : ingresarDatos(nombre, descripción)</w:t>
+      </w:r>
+    </w:p>
+    <w:p>
+      <w:pPr>
+        <w:rPr/>
+      </w:pPr>
+      <w:r>
+        <w:rPr>
+          <w:rtl w:val="0"/>
+        </w:rPr>
+      </w:r>
+    </w:p>
+    <w:p>
+      <w:pPr>
+        <w:rPr/>
+      </w:pPr>
+      <w:r>
+        <w:rPr>
+          <w:rtl w:val="0"/>
+        </w:rPr>
+        <w:t xml:space="preserve">alt Extensión 2a: Cancelar en PantallaNuevaTarea</w:t>
+      </w:r>
+    </w:p>
+    <w:p>
+      <w:pPr>
+        <w:rPr/>
+      </w:pPr>
+      <w:r>
+        <w:rPr>
+          <w:rtl w:val="0"/>
+        </w:rPr>
+        <w:t xml:space="preserve">    Actor -&gt; P_NuevaTar : Clic en "Cancelar"</w:t>
+      </w:r>
+    </w:p>
+    <w:p>
+      <w:pPr>
+        <w:rPr/>
+      </w:pPr>
+      <w:r>
+        <w:rPr>
+          <w:rtl w:val="0"/>
+        </w:rPr>
+        <w:t xml:space="preserve">    P_NuevaTar -&gt; IU : evento cancelar</w:t>
+      </w:r>
+    </w:p>
+    <w:p>
+      <w:pPr>
+        <w:rPr/>
+      </w:pPr>
+      <w:r>
+        <w:rPr>
+          <w:rtl w:val="0"/>
+        </w:rPr>
+        <w:t xml:space="preserve">    deactivate P_NuevaTar</w:t>
+      </w:r>
+    </w:p>
+    <w:p>
+      <w:pPr>
+        <w:rPr/>
+      </w:pPr>
+      <w:r>
+        <w:rPr>
+          <w:rtl w:val="0"/>
+        </w:rPr>
+        <w:t xml:space="preserve">    IU -&gt; P_VerIt : solicitar cerrar PantallaNuevaTarea</w:t>
+      </w:r>
+    </w:p>
+    <w:p>
+      <w:pPr>
+        <w:rPr/>
+      </w:pPr>
+      <w:r>
+        <w:rPr>
+          <w:rtl w:val="0"/>
+        </w:rPr>
+        <w:t xml:space="preserve">    note over IU, P_VerIt: Retorno a PantallaVerIteración (Fin del CU)</w:t>
+      </w:r>
+    </w:p>
+    <w:p>
+      <w:pPr>
+        <w:rPr/>
+      </w:pPr>
+      <w:r>
+        <w:rPr>
+          <w:rtl w:val="0"/>
+        </w:rPr>
+        <w:t xml:space="preserve">else Continuar (Presiona "Asignar responsable")</w:t>
+      </w:r>
+    </w:p>
+    <w:p>
+      <w:pPr>
+        <w:rPr/>
+      </w:pPr>
+      <w:r>
+        <w:rPr>
+          <w:rtl w:val="0"/>
+        </w:rPr>
+        <w:t xml:space="preserve">    Actor -&gt; P_NuevaTar : Presiona "Asignar responsable"</w:t>
+      </w:r>
+    </w:p>
+    <w:p>
+      <w:pPr>
+        <w:rPr/>
+      </w:pPr>
+      <w:r>
+        <w:rPr>
+          <w:rtl w:val="0"/>
+        </w:rPr>
+        <w:t xml:space="preserve">    P_NuevaTar -&gt; IU : datos incompletos</w:t>
+      </w:r>
+    </w:p>
+    <w:p>
+      <w:pPr>
+        <w:rPr/>
+      </w:pPr>
+      <w:r>
+        <w:rPr>
+          <w:rtl w:val="0"/>
+        </w:rPr>
+        <w:t xml:space="preserve">    IU -&gt; M_Tarea : solicitarResponsable()</w:t>
+      </w:r>
+    </w:p>
+    <w:p>
+      <w:pPr>
+        <w:rPr/>
+      </w:pPr>
+      <w:r>
+        <w:rPr>
+          <w:rtl w:val="0"/>
+        </w:rPr>
+        <w:t xml:space="preserve">end</w:t>
+      </w:r>
+    </w:p>
+    <w:p>
+      <w:pPr>
+        <w:rPr/>
+      </w:pPr>
+      <w:r>
+        <w:rPr>
+          <w:rtl w:val="0"/>
+        </w:rPr>
+      </w:r>
+    </w:p>
+    <w:p>
+      <w:pPr>
+        <w:rPr/>
+      </w:pPr>
+      <w:r>
+        <w:rPr>
+          <w:rtl w:val="0"/>
+        </w:rPr>
+        <w:t xml:space="preserve">== Paso 3 y Extensión 3a: Asignación de Responsable ==</w:t>
+      </w:r>
+    </w:p>
+    <w:p>
+      <w:pPr>
+        <w:rPr/>
+      </w:pPr>
+      <w:r>
+        <w:rPr>
+          <w:rtl w:val="0"/>
+        </w:rPr>
+      </w:r>
+    </w:p>
+    <w:p>
+      <w:pPr>
+        <w:rPr/>
+      </w:pPr>
+      <w:r>
+        <w:rPr>
+          <w:rtl w:val="0"/>
+        </w:rPr>
+        <w:t xml:space="preserve">M_Tarea -&gt; IU : solicitarDespliegue(PantallaListadoMiembros)</w:t>
+      </w:r>
+    </w:p>
+    <w:p>
+      <w:pPr>
+        <w:rPr/>
+      </w:pPr>
+      <w:r>
+        <w:rPr>
+          <w:rtl w:val="0"/>
+        </w:rPr>
+        <w:t xml:space="preserve">IU -&gt; P_ListMiembros : desplegar()</w:t>
+      </w:r>
+    </w:p>
+    <w:p>
+      <w:pPr>
+        <w:rPr/>
+      </w:pPr>
+      <w:r>
+        <w:rPr>
+          <w:rtl w:val="0"/>
+        </w:rPr>
+        <w:t xml:space="preserve">activate P_ListMiembros</w:t>
+      </w:r>
+    </w:p>
+    <w:p>
+      <w:pPr>
+        <w:rPr/>
+      </w:pPr>
+      <w:r>
+        <w:rPr>
+          <w:rtl w:val="0"/>
+        </w:rPr>
+      </w:r>
+    </w:p>
+    <w:p>
+      <w:pPr>
+        <w:rPr/>
+      </w:pPr>
+      <w:r>
+        <w:rPr>
+          <w:rtl w:val="0"/>
+        </w:rPr>
+        <w:t xml:space="preserve">Actor -&gt; P_ListMiembros : seleccionar(usuario)</w:t>
+      </w:r>
+    </w:p>
+    <w:p>
+      <w:pPr>
+        <w:rPr/>
+      </w:pPr>
+      <w:r>
+        <w:rPr>
+          <w:rtl w:val="0"/>
+        </w:rPr>
+      </w:r>
+    </w:p>
+    <w:p>
+      <w:pPr>
+        <w:rPr/>
+      </w:pPr>
+      <w:r>
+        <w:rPr>
+          <w:rtl w:val="0"/>
+        </w:rPr>
+        <w:t xml:space="preserve">alt Extensión 3a: Cancelar en PantallaListadoMiembros</w:t>
+      </w:r>
+    </w:p>
+    <w:p>
+      <w:pPr>
+        <w:rPr/>
+      </w:pPr>
+      <w:r>
+        <w:rPr>
+          <w:rtl w:val="0"/>
+        </w:rPr>
+        <w:t xml:space="preserve">    Actor -&gt; P_ListMiembros : Clic en "Cancelar"</w:t>
+      </w:r>
+    </w:p>
+    <w:p>
+      <w:pPr>
+        <w:rPr/>
+      </w:pPr>
+      <w:r>
+        <w:rPr>
+          <w:rtl w:val="0"/>
+        </w:rPr>
+        <w:t xml:space="preserve">    P_ListMiembros -&gt; IU : evento cancelar</w:t>
+      </w:r>
+    </w:p>
+    <w:p>
+      <w:pPr>
+        <w:rPr/>
+      </w:pPr>
+      <w:r>
+        <w:rPr>
+          <w:rtl w:val="0"/>
+        </w:rPr>
+        <w:t xml:space="preserve">    deactivate P_ListMiembros</w:t>
+      </w:r>
+    </w:p>
+    <w:p>
+      <w:pPr>
+        <w:rPr/>
+      </w:pPr>
+      <w:r>
+        <w:rPr>
+          <w:rtl w:val="0"/>
+        </w:rPr>
+        <w:t xml:space="preserve">    IU -&gt; P_NuevaTar : solicitar cerrar PantallaListadoMiembros</w:t>
+      </w:r>
+    </w:p>
+    <w:p>
+      <w:pPr>
+        <w:rPr/>
+      </w:pPr>
+      <w:r>
+        <w:rPr>
+          <w:rtl w:val="0"/>
+        </w:rPr>
+        <w:t xml:space="preserve">    note over IU, P_NuevaTar: Retorno al CU, paso 2</w:t>
+      </w:r>
+    </w:p>
+    <w:p>
+      <w:pPr>
+        <w:rPr/>
+      </w:pPr>
+      <w:r>
+        <w:rPr>
+          <w:rtl w:val="0"/>
+        </w:rPr>
+        <w:t xml:space="preserve">else Continuar (Presiona "Aceptar")</w:t>
+      </w:r>
+    </w:p>
+    <w:p>
+      <w:pPr>
+        <w:rPr/>
+      </w:pPr>
+      <w:r>
+        <w:rPr>
+          <w:rtl w:val="0"/>
+        </w:rPr>
+        <w:t xml:space="preserve">    Actor -&gt; P_ListMiembros : Clic en "Aceptar"</w:t>
+      </w:r>
+    </w:p>
+    <w:p>
+      <w:pPr>
+        <w:rPr/>
+      </w:pPr>
+      <w:r>
+        <w:rPr>
+          <w:rtl w:val="0"/>
+        </w:rPr>
+        <w:t xml:space="preserve">    P_ListMiembros -&gt; IU : responsable seleccionado</w:t>
+      </w:r>
+    </w:p>
+    <w:p>
+      <w:pPr>
+        <w:rPr/>
+      </w:pPr>
+      <w:r>
+        <w:rPr>
+          <w:rtl w:val="0"/>
+        </w:rPr>
+        <w:t xml:space="preserve">    deactivate P_ListMiembros</w:t>
+      </w:r>
+    </w:p>
+    <w:p>
+      <w:pPr>
+        <w:rPr/>
+      </w:pPr>
+      <w:r>
+        <w:rPr>
+          <w:rtl w:val="0"/>
+        </w:rPr>
+        <w:t xml:space="preserve">    IU -&gt; M_Tarea : crearTarea(datos completos)</w:t>
+      </w:r>
+    </w:p>
+    <w:p>
+      <w:pPr>
+        <w:rPr/>
+      </w:pPr>
+      <w:r>
+        <w:rPr>
+          <w:rtl w:val="0"/>
+        </w:rPr>
+        <w:t xml:space="preserve">end</w:t>
+      </w:r>
+    </w:p>
+    <w:p>
+      <w:pPr>
+        <w:rPr/>
+      </w:pPr>
+      <w:r>
+        <w:rPr>
+          <w:rtl w:val="0"/>
+        </w:rPr>
+      </w:r>
+    </w:p>
+    <w:p>
+      <w:pPr>
+        <w:rPr/>
+      </w:pPr>
+      <w:r>
+        <w:rPr>
+          <w:rtl w:val="0"/>
+        </w:rPr>
+        <w:t xml:space="preserve">== Pasos 4 y 5: Persistencia y Confirmación ==</w:t>
+      </w:r>
+    </w:p>
+    <w:p>
+      <w:pPr>
+        <w:rPr/>
+      </w:pPr>
+      <w:r>
+        <w:rPr>
+          <w:rtl w:val="0"/>
+        </w:rPr>
+      </w:r>
+    </w:p>
+    <w:p>
+      <w:pPr>
+        <w:rPr/>
+      </w:pPr>
+      <w:r>
+        <w:rPr>
+          <w:rtl w:val="0"/>
+        </w:rPr>
+        <w:t xml:space="preserve">M_Tarea -&gt; E_Tarea : crearTarea(datos)</w:t>
+      </w:r>
+    </w:p>
+    <w:p>
+      <w:pPr>
+        <w:rPr/>
+      </w:pPr>
+      <w:r>
+        <w:rPr>
+          <w:rtl w:val="0"/>
+        </w:rPr>
+        <w:t xml:space="preserve">E_Tarea -&gt; I_BDD : solicitarCrearTarea(datos)</w:t>
+      </w:r>
+    </w:p>
+    <w:p>
+      <w:pPr>
+        <w:rPr/>
+      </w:pPr>
+      <w:r>
+        <w:rPr>
+          <w:rtl w:val="0"/>
+        </w:rPr>
+        <w:t xml:space="preserve">I_BDD -&gt; BDD : crearTarea(datos)</w:t>
+      </w:r>
+    </w:p>
+    <w:p>
+      <w:pPr>
+        <w:rPr/>
+      </w:pPr>
+      <w:r>
+        <w:rPr>
+          <w:rtl w:val="0"/>
+        </w:rPr>
+      </w:r>
+    </w:p>
+    <w:p>
+      <w:pPr>
+        <w:rPr/>
+      </w:pPr>
+      <w:r>
+        <w:rPr>
+          <w:rtl w:val="0"/>
+        </w:rPr>
+        <w:t xml:space="preserve">alt Extensión 5a: Datos Incorrectos O Extensión 5b: Error de Conexión</w:t>
+      </w:r>
+    </w:p>
+    <w:p>
+      <w:pPr>
+        <w:rPr/>
+      </w:pPr>
+      <w:r>
+        <w:rPr>
+          <w:rtl w:val="0"/>
+        </w:rPr>
+        <w:t xml:space="preserve">    alt Ext. 5a: Datos Incorrectos</w:t>
+      </w:r>
+    </w:p>
+    <w:p>
+      <w:pPr>
+        <w:rPr/>
+      </w:pPr>
+      <w:r>
+        <w:rPr>
+          <w:rtl w:val="0"/>
+        </w:rPr>
+        <w:t xml:space="preserve">        BDD --&gt; I_BDD : mensaje de error(datos)</w:t>
+      </w:r>
+    </w:p>
+    <w:p>
+      <w:pPr>
+        <w:rPr/>
+      </w:pPr>
+      <w:r>
+        <w:rPr>
+          <w:rtl w:val="0"/>
+        </w:rPr>
+        <w:t xml:space="preserve">    else Ext. 5b: Error de Conexión</w:t>
+      </w:r>
+    </w:p>
+    <w:p>
+      <w:pPr>
+        <w:rPr/>
+      </w:pPr>
+      <w:r>
+        <w:rPr>
+          <w:rtl w:val="0"/>
+        </w:rPr>
+        <w:t xml:space="preserve">        I_BDD --&gt; E_Tarea : mensaje de error(conexión)</w:t>
+      </w:r>
+    </w:p>
+    <w:p>
+      <w:pPr>
+        <w:rPr/>
+      </w:pPr>
+      <w:r>
+        <w:rPr>
+          <w:rtl w:val="0"/>
+        </w:rPr>
+        <w:t xml:space="preserve">    end</w:t>
+      </w:r>
+    </w:p>
+    <w:p>
+      <w:pPr>
+        <w:rPr/>
+      </w:pPr>
+      <w:r>
+        <w:rPr>
+          <w:rtl w:val="0"/>
+        </w:rPr>
+        <w:t xml:space="preserve">    </w:t>
+      </w:r>
+    </w:p>
+    <w:p>
+      <w:pPr>
+        <w:rPr/>
+      </w:pPr>
+      <w:r>
+        <w:rPr>
+          <w:rtl w:val="0"/>
+        </w:rPr>
+        <w:t xml:space="preserve">    E_Tarea -&gt; M_Tarea : mensaje de error</w:t>
+      </w:r>
+    </w:p>
+    <w:p>
+      <w:pPr>
+        <w:rPr/>
+      </w:pPr>
+      <w:r>
+        <w:rPr>
+          <w:rtl w:val="0"/>
+        </w:rPr>
+        <w:t xml:space="preserve">    M_Tarea -&gt; IU : mensaje de error</w:t>
+      </w:r>
+    </w:p>
+    <w:p>
+      <w:pPr>
+        <w:rPr/>
+      </w:pPr>
+      <w:r>
+        <w:rPr>
+          <w:rtl w:val="0"/>
+        </w:rPr>
+        <w:t xml:space="preserve">    IU -&gt; P_NuevaTar : mostrar mensaje</w:t>
+      </w:r>
+    </w:p>
+    <w:p>
+      <w:pPr>
+        <w:rPr/>
+      </w:pPr>
+      <w:r>
+        <w:rPr>
+          <w:rtl w:val="0"/>
+        </w:rPr>
+        <w:t xml:space="preserve">    note over P_NuevaTar: Muestra error. Continúa en el CU, paso 2.</w:t>
+      </w:r>
+    </w:p>
+    <w:p>
+      <w:pPr>
+        <w:rPr/>
+      </w:pPr>
+      <w:r>
+        <w:rPr>
+          <w:rtl w:val="0"/>
+        </w:rPr>
+      </w:r>
+    </w:p>
+    <w:p>
+      <w:pPr>
+        <w:rPr/>
+      </w:pPr>
+      <w:r>
+        <w:rPr>
+          <w:rtl w:val="0"/>
+        </w:rPr>
+        <w:t xml:space="preserve">else Flujo Exitoso</w:t>
+      </w:r>
+    </w:p>
+    <w:p>
+      <w:pPr>
+        <w:rPr/>
+      </w:pPr>
+      <w:r>
+        <w:rPr>
+          <w:rtl w:val="0"/>
+        </w:rPr>
+        <w:t xml:space="preserve">    BDD --&gt; I_BDD : confirmacion(datosNuevaTarea)</w:t>
+      </w:r>
+    </w:p>
+    <w:p>
+      <w:pPr>
+        <w:rPr/>
+      </w:pPr>
+      <w:r>
+        <w:rPr>
+          <w:rtl w:val="0"/>
+        </w:rPr>
+        <w:t xml:space="preserve">    I_BDD -&gt; E_Tarea : confirmacion</w:t>
+      </w:r>
+    </w:p>
+    <w:p>
+      <w:pPr>
+        <w:rPr/>
+      </w:pPr>
+      <w:r>
+        <w:rPr>
+          <w:rtl w:val="0"/>
+        </w:rPr>
+        <w:t xml:space="preserve">    E_Tarea -&gt; M_Tarea : confirmacion</w:t>
+      </w:r>
+    </w:p>
+    <w:p>
+      <w:pPr>
+        <w:rPr/>
+      </w:pPr>
+      <w:r>
+        <w:rPr>
+          <w:rtl w:val="0"/>
+        </w:rPr>
+        <w:t xml:space="preserve">    M_Tarea -&gt; IU : confirmacion</w:t>
+      </w:r>
+    </w:p>
+    <w:p>
+      <w:pPr>
+        <w:rPr/>
+      </w:pPr>
+      <w:r>
+        <w:rPr>
+          <w:rtl w:val="0"/>
+        </w:rPr>
+        <w:t xml:space="preserve">    IU -&gt; P_VerIt : mostrar mensaje</w:t>
+      </w:r>
+    </w:p>
+    <w:p>
+      <w:pPr>
+        <w:rPr/>
+      </w:pPr>
+      <w:r>
+        <w:rPr>
+          <w:rtl w:val="0"/>
+        </w:rPr>
+        <w:t xml:space="preserve">    deactivate P_NuevaTar</w:t>
+      </w:r>
+    </w:p>
+    <w:p>
+      <w:pPr>
+        <w:rPr/>
+      </w:pPr>
+      <w:r>
+        <w:rPr>
+          <w:rtl w:val="0"/>
+        </w:rPr>
+        <w:t xml:space="preserve">    note over IU, P_VerIt: "La tarea ha sido creada exitosamente"</w:t>
       </w:r>
     </w:p>
     <w:p>

--- a/Etapa Construcción - Iteración 1/Diseño/ScriptsUML-KAiros-NexTech.docx
+++ b/Etapa Construcción - Iteración 1/Diseño/ScriptsUML-KAiros-NexTech.docx
@@ -14,7 +14,7 @@
     </w:p>
     <w:sdt>
       <w:sdtPr>
-        <w:id w:val="-594263203"/>
+        <w:id w:val="1543872514"/>
         <w:docPartObj>
           <w:docPartGallery w:val="Table of Contents"/>
           <w:docPartUnique w:val="1"/>
@@ -25,13 +25,21 @@
           <w:pPr>
             <w:widowControl w:val="0"/>
             <w:tabs>
-              <w:tab w:val="right" w:leader="none" w:pos="9025.511811023624"/>
+              <w:tab w:val="right" w:leader="none" w:pos="12000"/>
             </w:tabs>
             <w:spacing w:before="60" w:line="240" w:lineRule="auto"/>
             <w:rPr>
+              <w:rFonts w:ascii="Arial" w:cs="Arial" w:eastAsia="Arial" w:hAnsi="Arial"/>
               <w:b w:val="1"/>
+              <w:i w:val="0"/>
+              <w:smallCaps w:val="0"/>
+              <w:strike w:val="0"/>
               <w:color w:val="000000"/>
+              <w:sz w:val="22"/>
+              <w:szCs w:val="22"/>
               <w:u w:val="none"/>
+              <w:shd w:fill="auto" w:val="clear"/>
+              <w:vertAlign w:val="baseline"/>
             </w:rPr>
           </w:pPr>
           <w:r>
@@ -39,33 +47,27 @@
             <w:instrText xml:space="preserve"> TOC \h \u \z \t "Heading 1,1,Heading 2,2,Heading 3,3,Heading 4,4,Heading 5,5,Heading 6,6,"</w:instrText>
             <w:fldChar w:fldCharType="separate"/>
           </w:r>
-          <w:hyperlink w:anchor="_xcyb6xsxknag">
+          <w:hyperlink w:anchor="_n5msbnezb0xe">
             <w:r>
               <w:rPr>
+                <w:rFonts w:ascii="Arial" w:cs="Arial" w:eastAsia="Arial" w:hAnsi="Arial"/>
                 <w:b w:val="1"/>
+                <w:i w:val="0"/>
+                <w:smallCaps w:val="0"/>
+                <w:strike w:val="0"/>
                 <w:color w:val="000000"/>
+                <w:sz w:val="22"/>
+                <w:szCs w:val="22"/>
                 <w:u w:val="none"/>
+                <w:shd w:fill="auto" w:val="clear"/>
+                <w:vertAlign w:val="baseline"/>
                 <w:rtl w:val="0"/>
               </w:rPr>
-              <w:t xml:space="preserve">CU 05 - Crear Proyecto</w:t>
+              <w:t xml:space="preserve">CU01 - Iniciar Sesión</w:t>
               <w:tab/>
+              <w:t xml:space="preserve">1</w:t>
             </w:r>
           </w:hyperlink>
-          <w:r>
-            <w:fldChar w:fldCharType="begin"/>
-            <w:instrText xml:space="preserve"> PAGEREF _xcyb6xsxknag \h </w:instrText>
-            <w:fldChar w:fldCharType="separate"/>
-          </w:r>
-          <w:r>
-            <w:rPr>
-              <w:b w:val="1"/>
-              <w:rtl w:val="0"/>
-            </w:rPr>
-            <w:t xml:space="preserve">1</w:t>
-          </w:r>
-          <w:r>
-            <w:fldChar w:fldCharType="end"/>
-          </w:r>
           <w:r>
             <w:rPr>
               <w:rtl w:val="0"/>
@@ -76,42 +78,44 @@
           <w:pPr>
             <w:widowControl w:val="0"/>
             <w:tabs>
-              <w:tab w:val="right" w:leader="none" w:pos="9025.511811023624"/>
+              <w:tab w:val="right" w:leader="none" w:pos="12000"/>
             </w:tabs>
             <w:spacing w:before="60" w:line="240" w:lineRule="auto"/>
             <w:rPr>
+              <w:rFonts w:ascii="Arial" w:cs="Arial" w:eastAsia="Arial" w:hAnsi="Arial"/>
               <w:b w:val="1"/>
+              <w:i w:val="0"/>
+              <w:smallCaps w:val="0"/>
+              <w:strike w:val="0"/>
               <w:color w:val="000000"/>
+              <w:sz w:val="22"/>
+              <w:szCs w:val="22"/>
               <w:u w:val="none"/>
+              <w:shd w:fill="auto" w:val="clear"/>
+              <w:vertAlign w:val="baseline"/>
             </w:rPr>
           </w:pPr>
-          <w:hyperlink w:anchor="_kq3okftx97v">
+          <w:hyperlink w:anchor="_xcyb6xsxknag">
             <w:r>
               <w:rPr>
+                <w:rFonts w:ascii="Arial" w:cs="Arial" w:eastAsia="Arial" w:hAnsi="Arial"/>
                 <w:b w:val="1"/>
+                <w:i w:val="0"/>
+                <w:smallCaps w:val="0"/>
+                <w:strike w:val="0"/>
                 <w:color w:val="000000"/>
+                <w:sz w:val="22"/>
+                <w:szCs w:val="22"/>
                 <w:u w:val="none"/>
+                <w:shd w:fill="auto" w:val="clear"/>
+                <w:vertAlign w:val="baseline"/>
                 <w:rtl w:val="0"/>
               </w:rPr>
-              <w:t xml:space="preserve">CU 02 - Exportar Información</w:t>
+              <w:t xml:space="preserve">CU 05 - Crear Proyecto</w:t>
               <w:tab/>
+              <w:t xml:space="preserve">2</w:t>
             </w:r>
           </w:hyperlink>
-          <w:r>
-            <w:fldChar w:fldCharType="begin"/>
-            <w:instrText xml:space="preserve"> PAGEREF _kq3okftx97v \h </w:instrText>
-            <w:fldChar w:fldCharType="separate"/>
-          </w:r>
-          <w:r>
-            <w:rPr>
-              <w:b w:val="1"/>
-              <w:rtl w:val="0"/>
-            </w:rPr>
-            <w:t xml:space="preserve">3</w:t>
-          </w:r>
-          <w:r>
-            <w:fldChar w:fldCharType="end"/>
-          </w:r>
           <w:r>
             <w:rPr>
               <w:rtl w:val="0"/>
@@ -122,42 +126,92 @@
           <w:pPr>
             <w:widowControl w:val="0"/>
             <w:tabs>
-              <w:tab w:val="right" w:leader="none" w:pos="9025.511811023624"/>
+              <w:tab w:val="right" w:leader="none" w:pos="12000"/>
             </w:tabs>
             <w:spacing w:before="60" w:line="240" w:lineRule="auto"/>
             <w:rPr>
+              <w:rFonts w:ascii="Arial" w:cs="Arial" w:eastAsia="Arial" w:hAnsi="Arial"/>
               <w:b w:val="1"/>
+              <w:i w:val="0"/>
+              <w:smallCaps w:val="0"/>
+              <w:strike w:val="0"/>
               <w:color w:val="000000"/>
+              <w:sz w:val="22"/>
+              <w:szCs w:val="22"/>
               <w:u w:val="none"/>
+              <w:shd w:fill="auto" w:val="clear"/>
+              <w:vertAlign w:val="baseline"/>
+            </w:rPr>
+          </w:pPr>
+          <w:hyperlink w:anchor="_kq3okftx97v">
+            <w:r>
+              <w:rPr>
+                <w:rFonts w:ascii="Arial" w:cs="Arial" w:eastAsia="Arial" w:hAnsi="Arial"/>
+                <w:b w:val="1"/>
+                <w:i w:val="0"/>
+                <w:smallCaps w:val="0"/>
+                <w:strike w:val="0"/>
+                <w:color w:val="000000"/>
+                <w:sz w:val="22"/>
+                <w:szCs w:val="22"/>
+                <w:u w:val="none"/>
+                <w:shd w:fill="auto" w:val="clear"/>
+                <w:vertAlign w:val="baseline"/>
+                <w:rtl w:val="0"/>
+              </w:rPr>
+              <w:t xml:space="preserve">CU 02 - Exportar Información</w:t>
+              <w:tab/>
+              <w:t xml:space="preserve">4</w:t>
+            </w:r>
+          </w:hyperlink>
+          <w:r>
+            <w:rPr>
+              <w:rtl w:val="0"/>
+            </w:rPr>
+          </w:r>
+        </w:p>
+        <w:p>
+          <w:pPr>
+            <w:widowControl w:val="0"/>
+            <w:tabs>
+              <w:tab w:val="right" w:leader="none" w:pos="12000"/>
+            </w:tabs>
+            <w:spacing w:before="60" w:line="240" w:lineRule="auto"/>
+            <w:rPr>
+              <w:rFonts w:ascii="Arial" w:cs="Arial" w:eastAsia="Arial" w:hAnsi="Arial"/>
+              <w:b w:val="1"/>
+              <w:i w:val="0"/>
+              <w:smallCaps w:val="0"/>
+              <w:strike w:val="0"/>
+              <w:color w:val="000000"/>
+              <w:sz w:val="22"/>
+              <w:szCs w:val="22"/>
+              <w:u w:val="none"/>
+              <w:shd w:fill="auto" w:val="clear"/>
+              <w:vertAlign w:val="baseline"/>
             </w:rPr>
           </w:pPr>
           <w:hyperlink w:anchor="_y5ugs1qfi6cu">
             <w:r>
               <w:rPr>
+                <w:rFonts w:ascii="Arial" w:cs="Arial" w:eastAsia="Arial" w:hAnsi="Arial"/>
                 <w:b w:val="1"/>
+                <w:i w:val="0"/>
+                <w:smallCaps w:val="0"/>
+                <w:strike w:val="0"/>
                 <w:color w:val="000000"/>
+                <w:sz w:val="22"/>
+                <w:szCs w:val="22"/>
                 <w:u w:val="none"/>
+                <w:shd w:fill="auto" w:val="clear"/>
+                <w:vertAlign w:val="baseline"/>
                 <w:rtl w:val="0"/>
               </w:rPr>
               <w:t xml:space="preserve">CU 20 - Registrar Tiempo por Cronómetro</w:t>
               <w:tab/>
+              <w:t xml:space="preserve">8</w:t>
             </w:r>
           </w:hyperlink>
-          <w:r>
-            <w:fldChar w:fldCharType="begin"/>
-            <w:instrText xml:space="preserve"> PAGEREF _y5ugs1qfi6cu \h </w:instrText>
-            <w:fldChar w:fldCharType="separate"/>
-          </w:r>
-          <w:r>
-            <w:rPr>
-              <w:b w:val="1"/>
-              <w:rtl w:val="0"/>
-            </w:rPr>
-            <w:t xml:space="preserve">5</w:t>
-          </w:r>
-          <w:r>
-            <w:fldChar w:fldCharType="end"/>
-          </w:r>
           <w:r>
             <w:rPr>
               <w:rtl w:val="0"/>
@@ -2106,36 +2160,6 @@
         <w:rPr/>
       </w:pPr>
       <w:r>
-        <w:rPr>
-          <w:rtl w:val="0"/>
-        </w:rPr>
-      </w:r>
-    </w:p>
-    <w:p>
-      <w:pPr>
-        <w:rPr/>
-      </w:pPr>
-      <w:r>
-        <w:rPr>
-          <w:rtl w:val="0"/>
-        </w:rPr>
-      </w:r>
-    </w:p>
-    <w:p>
-      <w:pPr>
-        <w:rPr/>
-      </w:pPr>
-      <w:r>
-        <w:rPr>
-          <w:rtl w:val="0"/>
-        </w:rPr>
-      </w:r>
-    </w:p>
-    <w:p>
-      <w:pPr>
-        <w:rPr/>
-      </w:pPr>
-      <w:r>
         <w:br w:type="page"/>
       </w:r>
       <w:r>
@@ -2146,11 +2170,801 @@
     </w:p>
     <w:p>
       <w:pPr>
+        <w:pStyle w:val="Title"/>
+        <w:rPr/>
+      </w:pPr>
+      <w:bookmarkStart w:colFirst="0" w:colLast="0" w:name="_t42zzp5dmsul" w:id="3"/>
+      <w:bookmarkEnd w:id="3"/>
+      <w:r>
+        <w:rPr>
+          <w:rtl w:val="0"/>
+        </w:rPr>
+        <w:t xml:space="preserve">CU 12 Estimar Tarea</w:t>
+      </w:r>
+    </w:p>
+    <w:p>
+      <w:pPr>
+        <w:rPr/>
+      </w:pPr>
+      <w:r>
+        <w:rPr>
+          <w:rtl w:val="0"/>
+        </w:rPr>
+      </w:r>
+    </w:p>
+    <w:p>
+      <w:pPr>
+        <w:rPr/>
+      </w:pPr>
+      <w:r>
+        <w:rPr>
+          <w:rtl w:val="0"/>
+        </w:rPr>
+        <w:t xml:space="preserve">@startuml</w:t>
+      </w:r>
+    </w:p>
+    <w:p>
+      <w:pPr>
+        <w:rPr/>
+      </w:pPr>
+      <w:r>
+        <w:rPr>
+          <w:rtl w:val="0"/>
+        </w:rPr>
+        <w:t xml:space="preserve">title Caso de Uso #12: Estimar tarea</w:t>
+      </w:r>
+    </w:p>
+    <w:p>
+      <w:pPr>
+        <w:rPr/>
+      </w:pPr>
+      <w:r>
+        <w:rPr>
+          <w:rtl w:val="0"/>
+        </w:rPr>
+      </w:r>
+    </w:p>
+    <w:p>
+      <w:pPr>
+        <w:rPr/>
+      </w:pPr>
+      <w:r>
+        <w:rPr>
+          <w:rtl w:val="0"/>
+        </w:rPr>
+        <w:t xml:space="preserve">actor "Líder del proyecto/Miembro" as Lider</w:t>
+      </w:r>
+    </w:p>
+    <w:p>
+      <w:pPr>
+        <w:rPr/>
+      </w:pPr>
+      <w:r>
+        <w:rPr>
+          <w:rtl w:val="0"/>
+        </w:rPr>
+      </w:r>
+    </w:p>
+    <w:p>
+      <w:pPr>
+        <w:rPr/>
+      </w:pPr>
+      <w:r>
+        <w:rPr>
+          <w:rtl w:val="0"/>
+        </w:rPr>
+        <w:t xml:space="preserve">boundary "PantallaTareas" as PT</w:t>
+      </w:r>
+    </w:p>
+    <w:p>
+      <w:pPr>
+        <w:rPr/>
+      </w:pPr>
+      <w:r>
+        <w:rPr>
+          <w:rtl w:val="0"/>
+        </w:rPr>
+        <w:t xml:space="preserve">boundary "PantallaEditarTarea" as PET</w:t>
+      </w:r>
+    </w:p>
+    <w:p>
+      <w:pPr>
+        <w:rPr/>
+      </w:pPr>
+      <w:r>
+        <w:rPr>
+          <w:rtl w:val="0"/>
+        </w:rPr>
+        <w:t xml:space="preserve">boundary "InterfazUsuario" as IU</w:t>
+      </w:r>
+    </w:p>
+    <w:p>
+      <w:pPr>
+        <w:rPr/>
+      </w:pPr>
+      <w:r>
+        <w:rPr>
+          <w:rtl w:val="0"/>
+        </w:rPr>
+        <w:t xml:space="preserve">control "ManejadorTarea" as MT</w:t>
+      </w:r>
+    </w:p>
+    <w:p>
+      <w:pPr>
+        <w:rPr/>
+      </w:pPr>
+      <w:r>
+        <w:rPr>
+          <w:rtl w:val="0"/>
+        </w:rPr>
+        <w:t xml:space="preserve">entity "Tarea" as Tarea</w:t>
+      </w:r>
+    </w:p>
+    <w:p>
+      <w:pPr>
+        <w:rPr/>
+      </w:pPr>
+      <w:r>
+        <w:rPr>
+          <w:rtl w:val="0"/>
+        </w:rPr>
+        <w:t xml:space="preserve">boundary "InterfazBDD" as IBDD</w:t>
+      </w:r>
+    </w:p>
+    <w:p>
+      <w:pPr>
+        <w:rPr/>
+      </w:pPr>
+      <w:r>
+        <w:rPr>
+          <w:rtl w:val="0"/>
+        </w:rPr>
+        <w:t xml:space="preserve">database "BDD" as BDD</w:t>
+      </w:r>
+    </w:p>
+    <w:p>
+      <w:pPr>
+        <w:rPr/>
+      </w:pPr>
+      <w:r>
+        <w:rPr>
+          <w:rtl w:val="0"/>
+        </w:rPr>
+      </w:r>
+    </w:p>
+    <w:p>
+      <w:pPr>
+        <w:rPr/>
+      </w:pPr>
+      <w:r>
+        <w:rPr>
+          <w:rtl w:val="0"/>
+        </w:rPr>
+      </w:r>
+    </w:p>
+    <w:p>
+      <w:pPr>
+        <w:rPr/>
+      </w:pPr>
+      <w:r>
+        <w:rPr>
+          <w:rtl w:val="0"/>
+        </w:rPr>
+        <w:t xml:space="preserve">Lider -&gt; PT: Selecciona una tarea y presiona "Editar"</w:t>
+      </w:r>
+    </w:p>
+    <w:p>
+      <w:pPr>
+        <w:rPr/>
+      </w:pPr>
+      <w:r>
+        <w:rPr>
+          <w:rtl w:val="0"/>
+        </w:rPr>
+        <w:t xml:space="preserve">PT -&gt; IU: Enviar evento editarTarea()</w:t>
+      </w:r>
+    </w:p>
+    <w:p>
+      <w:pPr>
+        <w:rPr/>
+      </w:pPr>
+      <w:r>
+        <w:rPr>
+          <w:rtl w:val="0"/>
+        </w:rPr>
+        <w:t xml:space="preserve">IU -&gt; MT: Enviar evento editarTarea()</w:t>
+      </w:r>
+    </w:p>
+    <w:p>
+      <w:pPr>
+        <w:rPr/>
+      </w:pPr>
+      <w:r>
+        <w:rPr>
+          <w:rtl w:val="0"/>
+        </w:rPr>
+        <w:t xml:space="preserve">MT -&gt; IU: Solicita desplegar PantallaEditarTarea</w:t>
+      </w:r>
+    </w:p>
+    <w:p>
+      <w:pPr>
+        <w:rPr/>
+      </w:pPr>
+      <w:r>
+        <w:rPr>
+          <w:rtl w:val="0"/>
+        </w:rPr>
+        <w:t xml:space="preserve">IU -&gt; PET: Solicita desplegarse</w:t>
+      </w:r>
+    </w:p>
+    <w:p>
+      <w:pPr>
+        <w:rPr/>
+      </w:pPr>
+      <w:r>
+        <w:rPr>
+          <w:rtl w:val="0"/>
+        </w:rPr>
+        <w:t xml:space="preserve">PET -&gt; PET: Desplegar</w:t>
+      </w:r>
+    </w:p>
+    <w:p>
+      <w:pPr>
+        <w:rPr/>
+      </w:pPr>
+      <w:r>
+        <w:rPr>
+          <w:rtl w:val="0"/>
+        </w:rPr>
+      </w:r>
+    </w:p>
+    <w:p>
+      <w:pPr>
+        <w:rPr/>
+      </w:pPr>
+      <w:r>
+        <w:rPr>
+          <w:rtl w:val="0"/>
+        </w:rPr>
+      </w:r>
+    </w:p>
+    <w:p>
+      <w:pPr>
+        <w:rPr/>
+      </w:pPr>
+      <w:r>
+        <w:rPr>
+          <w:rtl w:val="0"/>
+        </w:rPr>
+        <w:t xml:space="preserve">Lider -&gt; PET: Ingresa los datos 'fecha inicio', 'fecha fin', 'horas'</w:t>
+      </w:r>
+    </w:p>
+    <w:p>
+      <w:pPr>
+        <w:rPr/>
+      </w:pPr>
+      <w:r>
+        <w:rPr>
+          <w:rtl w:val="0"/>
+        </w:rPr>
+        <w:t xml:space="preserve">PET -&gt; IU: Enviar evento estimarTarea(datos)</w:t>
+      </w:r>
+    </w:p>
+    <w:p>
+      <w:pPr>
+        <w:rPr/>
+      </w:pPr>
+      <w:r>
+        <w:rPr>
+          <w:rtl w:val="0"/>
+        </w:rPr>
+        <w:t xml:space="preserve">IU -&gt; MT: Enviar evento estimarTarea(datos)</w:t>
+      </w:r>
+    </w:p>
+    <w:p>
+      <w:pPr>
+        <w:rPr/>
+      </w:pPr>
+      <w:r>
+        <w:rPr>
+          <w:rtl w:val="0"/>
+        </w:rPr>
+        <w:t xml:space="preserve">MT -&gt; Tarea: Enviar evento estimarTarea(datos)</w:t>
+      </w:r>
+    </w:p>
+    <w:p>
+      <w:pPr>
+        <w:rPr/>
+      </w:pPr>
+      <w:r>
+        <w:rPr>
+          <w:rtl w:val="0"/>
+        </w:rPr>
+        <w:t xml:space="preserve">Tarea -&gt; IBDD: Solicita validar los datos</w:t>
+      </w:r>
+    </w:p>
+    <w:p>
+      <w:pPr>
+        <w:rPr/>
+      </w:pPr>
+      <w:r>
+        <w:rPr>
+          <w:rtl w:val="0"/>
+        </w:rPr>
+        <w:t xml:space="preserve">IBDD -&gt; BDD: Validar datos</w:t>
+      </w:r>
+    </w:p>
+    <w:p>
+      <w:pPr>
+        <w:rPr/>
+      </w:pPr>
+      <w:r>
+        <w:rPr>
+          <w:rtl w:val="0"/>
+        </w:rPr>
+        <w:t xml:space="preserve">BDD -&gt; BDD: Valida y guarda los datos</w:t>
+      </w:r>
+    </w:p>
+    <w:p>
+      <w:pPr>
+        <w:rPr/>
+      </w:pPr>
+      <w:r>
+        <w:rPr>
+          <w:rtl w:val="0"/>
+        </w:rPr>
+      </w:r>
+    </w:p>
+    <w:p>
+      <w:pPr>
+        <w:rPr/>
+      </w:pPr>
+      <w:r>
+        <w:rPr>
+          <w:rtl w:val="0"/>
+        </w:rPr>
+        <w:t xml:space="preserve">BDD --&gt; IBDD: Datos validados y guardados</w:t>
+      </w:r>
+    </w:p>
+    <w:p>
+      <w:pPr>
+        <w:rPr/>
+      </w:pPr>
+      <w:r>
+        <w:rPr>
+          <w:rtl w:val="0"/>
+        </w:rPr>
+        <w:t xml:space="preserve">IBDD --&gt; Tarea: Mensaje de confirmación</w:t>
+      </w:r>
+    </w:p>
+    <w:p>
+      <w:pPr>
+        <w:rPr/>
+      </w:pPr>
+      <w:r>
+        <w:rPr>
+          <w:rtl w:val="0"/>
+        </w:rPr>
+        <w:t xml:space="preserve">Tarea --&gt; MT: Mensaje de confirmación</w:t>
+      </w:r>
+    </w:p>
+    <w:p>
+      <w:pPr>
+        <w:rPr/>
+      </w:pPr>
+      <w:r>
+        <w:rPr>
+          <w:rtl w:val="0"/>
+        </w:rPr>
+        <w:t xml:space="preserve">MT --&gt; IU: Mensaje de éxito</w:t>
+      </w:r>
+    </w:p>
+    <w:p>
+      <w:pPr>
+        <w:rPr/>
+      </w:pPr>
+      <w:r>
+        <w:rPr>
+          <w:rtl w:val="0"/>
+        </w:rPr>
+        <w:t xml:space="preserve">IU -&gt; PT: Mostrar mensaje de éxito </w:t>
+      </w:r>
+    </w:p>
+    <w:p>
+      <w:pPr>
+        <w:rPr/>
+      </w:pPr>
+      <w:r>
+        <w:rPr>
+          <w:rtl w:val="0"/>
+        </w:rPr>
+      </w:r>
+    </w:p>
+    <w:p>
+      <w:pPr>
+        <w:rPr/>
+      </w:pPr>
+      <w:r>
+        <w:rPr>
+          <w:rtl w:val="0"/>
+        </w:rPr>
+      </w:r>
+    </w:p>
+    <w:p>
+      <w:pPr>
+        <w:rPr/>
+      </w:pPr>
+      <w:r>
+        <w:rPr>
+          <w:rtl w:val="0"/>
+        </w:rPr>
+        <w:t xml:space="preserve">group 2a - Valor ingresado incorrecto</w:t>
+      </w:r>
+    </w:p>
+    <w:p>
+      <w:pPr>
+        <w:rPr/>
+      </w:pPr>
+      <w:r>
+        <w:rPr>
+          <w:rtl w:val="0"/>
+        </w:rPr>
+        <w:t xml:space="preserve">BDD --&gt; IBDD: Error en datos enviados</w:t>
+      </w:r>
+    </w:p>
+    <w:p>
+      <w:pPr>
+        <w:rPr/>
+      </w:pPr>
+      <w:r>
+        <w:rPr>
+          <w:rtl w:val="0"/>
+        </w:rPr>
+        <w:t xml:space="preserve">IBDD --&gt; Tarea: Error de validación</w:t>
+      </w:r>
+    </w:p>
+    <w:p>
+      <w:pPr>
+        <w:rPr/>
+      </w:pPr>
+      <w:r>
+        <w:rPr>
+          <w:rtl w:val="0"/>
+        </w:rPr>
+        <w:t xml:space="preserve">Tarea --&gt; MT: Error</w:t>
+      </w:r>
+    </w:p>
+    <w:p>
+      <w:pPr>
+        <w:rPr/>
+      </w:pPr>
+      <w:r>
+        <w:rPr>
+          <w:rtl w:val="0"/>
+        </w:rPr>
+        <w:t xml:space="preserve">MT --&gt; IU: Mostrar mensaje “Se han encontrado errores en los datos enviados.”</w:t>
+      </w:r>
+    </w:p>
+    <w:p>
+      <w:pPr>
+        <w:rPr/>
+      </w:pPr>
+      <w:r>
+        <w:rPr>
+          <w:rtl w:val="0"/>
+        </w:rPr>
+        <w:t xml:space="preserve">IU -&gt; PET: Mostrar error en PantallaEditarTarea</w:t>
+      </w:r>
+    </w:p>
+    <w:p>
+      <w:pPr>
+        <w:rPr/>
+      </w:pPr>
+      <w:r>
+        <w:rPr>
+          <w:rtl w:val="0"/>
+        </w:rPr>
+        <w:t xml:space="preserve">note right: Continúa en CU12 paso 1</w:t>
+      </w:r>
+    </w:p>
+    <w:p>
+      <w:pPr>
+        <w:rPr/>
+      </w:pPr>
+      <w:r>
+        <w:rPr>
+          <w:rtl w:val="0"/>
+        </w:rPr>
+      </w:r>
+    </w:p>
+    <w:p>
+      <w:pPr>
+        <w:rPr/>
+      </w:pPr>
+      <w:r>
+        <w:rPr>
+          <w:rtl w:val="0"/>
+        </w:rPr>
+        <w:t xml:space="preserve">end group</w:t>
+      </w:r>
+    </w:p>
+    <w:p>
+      <w:pPr>
+        <w:rPr/>
+      </w:pPr>
+      <w:r>
+        <w:rPr>
+          <w:rtl w:val="0"/>
+        </w:rPr>
+      </w:r>
+    </w:p>
+    <w:p>
+      <w:pPr>
+        <w:rPr/>
+      </w:pPr>
+      <w:r>
+        <w:rPr>
+          <w:rtl w:val="0"/>
+        </w:rPr>
+        <w:t xml:space="preserve">group 2b - La tarea se encuentra en estado “terminado”</w:t>
+      </w:r>
+    </w:p>
+    <w:p>
+      <w:pPr>
+        <w:rPr/>
+      </w:pPr>
+      <w:r>
+        <w:rPr>
+          <w:rtl w:val="0"/>
+        </w:rPr>
+        <w:t xml:space="preserve">BDD --&gt; IBDD: Estado de tarea = “terminado”</w:t>
+      </w:r>
+    </w:p>
+    <w:p>
+      <w:pPr>
+        <w:rPr/>
+      </w:pPr>
+      <w:r>
+        <w:rPr>
+          <w:rtl w:val="0"/>
+        </w:rPr>
+        <w:t xml:space="preserve">IBDD --&gt; Tarea: Cancelar operación</w:t>
+      </w:r>
+    </w:p>
+    <w:p>
+      <w:pPr>
+        <w:rPr/>
+      </w:pPr>
+      <w:r>
+        <w:rPr>
+          <w:rtl w:val="0"/>
+        </w:rPr>
+        <w:t xml:space="preserve">Tarea --&gt; MT: Error de estado</w:t>
+      </w:r>
+    </w:p>
+    <w:p>
+      <w:pPr>
+        <w:rPr/>
+      </w:pPr>
+      <w:r>
+        <w:rPr>
+          <w:rtl w:val="0"/>
+        </w:rPr>
+        <w:t xml:space="preserve">MT --&gt; IU: Mostrar mensaje “La tarea ya ha sido finalizada.”</w:t>
+      </w:r>
+    </w:p>
+    <w:p>
+      <w:pPr>
+        <w:rPr/>
+      </w:pPr>
+      <w:r>
+        <w:rPr>
+          <w:rtl w:val="0"/>
+        </w:rPr>
+        <w:t xml:space="preserve">IU -&gt; PET: Mostrar mensaje en PantallaTareas</w:t>
+      </w:r>
+    </w:p>
+    <w:p>
+      <w:pPr>
+        <w:rPr/>
+      </w:pPr>
+      <w:r>
+        <w:rPr>
+          <w:rtl w:val="0"/>
+        </w:rPr>
+        <w:t xml:space="preserve">note right: Continúa en CU12 paso 1</w:t>
+      </w:r>
+    </w:p>
+    <w:p>
+      <w:pPr>
+        <w:rPr/>
+      </w:pPr>
+      <w:r>
+        <w:rPr>
+          <w:rtl w:val="0"/>
+        </w:rPr>
+        <w:t xml:space="preserve">end group</w:t>
+      </w:r>
+    </w:p>
+    <w:p>
+      <w:pPr>
+        <w:rPr/>
+      </w:pPr>
+      <w:r>
+        <w:rPr>
+          <w:rtl w:val="0"/>
+        </w:rPr>
+      </w:r>
+    </w:p>
+    <w:p>
+      <w:pPr>
+        <w:rPr/>
+      </w:pPr>
+      <w:r>
+        <w:rPr>
+          <w:rtl w:val="0"/>
+        </w:rPr>
+        <w:t xml:space="preserve">group 2c - Error de conexión con la Base de Datos</w:t>
+      </w:r>
+    </w:p>
+    <w:p>
+      <w:pPr>
+        <w:rPr/>
+      </w:pPr>
+      <w:r>
+        <w:rPr>
+          <w:rtl w:val="0"/>
+        </w:rPr>
+        <w:t xml:space="preserve">IBDD -x BDD: Falla de conexión</w:t>
+      </w:r>
+    </w:p>
+    <w:p>
+      <w:pPr>
+        <w:rPr/>
+      </w:pPr>
+      <w:r>
+        <w:rPr>
+          <w:rtl w:val="0"/>
+        </w:rPr>
+        <w:t xml:space="preserve">IBDD --&gt; Tarea: Mensaje de error de conexión</w:t>
+      </w:r>
+    </w:p>
+    <w:p>
+      <w:pPr>
+        <w:rPr/>
+      </w:pPr>
+      <w:r>
+        <w:rPr>
+          <w:rtl w:val="0"/>
+        </w:rPr>
+        <w:t xml:space="preserve">Tarea --&gt; MT: Mensaje de error</w:t>
+      </w:r>
+    </w:p>
+    <w:p>
+      <w:pPr>
+        <w:rPr/>
+      </w:pPr>
+      <w:r>
+        <w:rPr>
+          <w:rtl w:val="0"/>
+        </w:rPr>
+        <w:t xml:space="preserve">MT --&gt; IU: Mostrar “Ocurrió un error de conexión con la base de datos. Inténtelo nuevamente.”</w:t>
+      </w:r>
+    </w:p>
+    <w:p>
+      <w:pPr>
+        <w:rPr/>
+      </w:pPr>
+      <w:r>
+        <w:rPr>
+          <w:rtl w:val="0"/>
+        </w:rPr>
+        <w:t xml:space="preserve">IU -&gt; PET: Mostrar mensaje en PantallaTareas</w:t>
+      </w:r>
+    </w:p>
+    <w:p>
+      <w:pPr>
+        <w:rPr/>
+      </w:pPr>
+      <w:r>
+        <w:rPr>
+          <w:rtl w:val="0"/>
+        </w:rPr>
+        <w:t xml:space="preserve">note right: Continúa en CU12 paso 1</w:t>
+      </w:r>
+    </w:p>
+    <w:p>
+      <w:pPr>
+        <w:rPr/>
+      </w:pPr>
+      <w:r>
+        <w:rPr>
+          <w:rtl w:val="0"/>
+        </w:rPr>
+        <w:t xml:space="preserve">end group</w:t>
+      </w:r>
+    </w:p>
+    <w:p>
+      <w:pPr>
+        <w:rPr/>
+      </w:pPr>
+      <w:r>
+        <w:rPr>
+          <w:rtl w:val="0"/>
+        </w:rPr>
+      </w:r>
+    </w:p>
+    <w:p>
+      <w:pPr>
+        <w:rPr/>
+      </w:pPr>
+      <w:r>
+        <w:rPr>
+          <w:rtl w:val="0"/>
+        </w:rPr>
+        <w:t xml:space="preserve">@enduml</w:t>
+      </w:r>
+    </w:p>
+    <w:p>
+      <w:pPr>
+        <w:rPr/>
+      </w:pPr>
+      <w:r>
+        <w:rPr>
+          <w:rtl w:val="0"/>
+        </w:rPr>
+      </w:r>
+    </w:p>
+    <w:p>
+      <w:pPr>
+        <w:rPr/>
+      </w:pPr>
+      <w:r>
+        <w:rPr>
+          <w:rtl w:val="0"/>
+        </w:rPr>
+      </w:r>
+    </w:p>
+    <w:p>
+      <w:pPr>
+        <w:rPr/>
+      </w:pPr>
+      <w:r>
+        <w:rPr>
+          <w:rtl w:val="0"/>
+        </w:rPr>
+      </w:r>
+    </w:p>
+    <w:p>
+      <w:pPr>
+        <w:rPr/>
+      </w:pPr>
+      <w:r>
+        <w:rPr>
+          <w:rtl w:val="0"/>
+        </w:rPr>
+      </w:r>
+    </w:p>
+    <w:p>
+      <w:pPr>
+        <w:rPr/>
+      </w:pPr>
+      <w:r>
+        <w:br w:type="page"/>
+      </w:r>
+      <w:r>
+        <w:rPr>
+          <w:rtl w:val="0"/>
+        </w:rPr>
+      </w:r>
+    </w:p>
+    <w:p>
+      <w:pPr>
         <w:pStyle w:val="Heading1"/>
         <w:rPr/>
       </w:pPr>
-      <w:bookmarkStart w:colFirst="0" w:colLast="0" w:name="_y5ugs1qfi6cu" w:id="3"/>
-      <w:bookmarkEnd w:id="3"/>
+      <w:bookmarkStart w:colFirst="0" w:colLast="0" w:name="_y5ugs1qfi6cu" w:id="4"/>
+      <w:bookmarkEnd w:id="4"/>
       <w:r>
         <w:rPr>
           <w:rtl w:val="0"/>
@@ -2219,7 +3033,7 @@
         <w:rPr>
           <w:rtl w:val="0"/>
         </w:rPr>
-        <w:t xml:space="preserve">boundary "PantallaInicial" as PI</w:t>
+        <w:t xml:space="preserve">boundary "PantallaInicio" as PI</w:t>
       </w:r>
     </w:p>
     <w:p>
@@ -2263,6 +3077,17 @@
         <w:rPr>
           <w:rtl w:val="0"/>
         </w:rPr>
+        <w:t xml:space="preserve">control "ManejadorRegistroTiempo" as MRT</w:t>
+      </w:r>
+    </w:p>
+    <w:p>
+      <w:pPr>
+        <w:rPr/>
+      </w:pPr>
+      <w:r>
+        <w:rPr>
+          <w:rtl w:val="0"/>
+        </w:rPr>
         <w:t xml:space="preserve">boundary "InterfazBDD" as IBDD</w:t>
       </w:r>
     </w:p>
@@ -2274,18 +3099,18 @@
         <w:rPr>
           <w:rtl w:val="0"/>
         </w:rPr>
-        <w:t xml:space="preserve">boundary "InterfazApiTogglTrack" as IApiTT</w:t>
-      </w:r>
-    </w:p>
-    <w:p>
-      <w:pPr>
-        <w:rPr/>
-      </w:pPr>
-      <w:r>
-        <w:rPr>
-          <w:rtl w:val="0"/>
-        </w:rPr>
-        <w:t xml:space="preserve">entity "ApiTogglTrack" as ApiTT</w:t>
+        <w:t xml:space="preserve">entity "Tarea" as T</w:t>
+      </w:r>
+    </w:p>
+    <w:p>
+      <w:pPr>
+        <w:rPr/>
+      </w:pPr>
+      <w:r>
+        <w:rPr>
+          <w:rtl w:val="0"/>
+        </w:rPr>
+        <w:t xml:space="preserve">entity "RegistroTiempo" as RT</w:t>
       </w:r>
     </w:p>
     <w:p>
@@ -2317,51 +3142,61 @@
         <w:rPr>
           <w:rtl w:val="0"/>
         </w:rPr>
-        <w:t xml:space="preserve">Actor -&gt; PI : presiona el botón "Registrar tiempos"</w:t>
-      </w:r>
-    </w:p>
-    <w:p>
-      <w:pPr>
-        <w:rPr/>
-      </w:pPr>
-      <w:r>
-        <w:rPr>
-          <w:rtl w:val="0"/>
-        </w:rPr>
-        <w:t xml:space="preserve">PI -&gt; IU : enviar evento "Registrar Tiempo"</w:t>
-      </w:r>
-    </w:p>
-    <w:p>
-      <w:pPr>
-        <w:rPr/>
-      </w:pPr>
-      <w:r>
-        <w:rPr>
-          <w:rtl w:val="0"/>
-        </w:rPr>
-        <w:t xml:space="preserve">IU -&gt; MT : enviar evento "Registrar tiempo"</w:t>
-      </w:r>
-    </w:p>
-    <w:p>
-      <w:pPr>
-        <w:rPr/>
-      </w:pPr>
-      <w:r>
-        <w:rPr>
-          <w:rtl w:val="0"/>
-        </w:rPr>
-        <w:t xml:space="preserve">MT -&gt; IU : solicitar desplegarPantallaTiempos()</w:t>
-      </w:r>
-    </w:p>
-    <w:p>
-      <w:pPr>
-        <w:rPr/>
-      </w:pPr>
-      <w:r>
-        <w:rPr>
-          <w:rtl w:val="0"/>
-        </w:rPr>
-        <w:t xml:space="preserve">IU -&gt; PT : solicitar desplegarse()</w:t>
+        <w:t xml:space="preserve">Actor -&gt; PI : selecciona "Registrar tiempo"</w:t>
+      </w:r>
+    </w:p>
+    <w:p>
+      <w:pPr>
+        <w:rPr/>
+      </w:pPr>
+      <w:r>
+        <w:rPr>
+          <w:rtl w:val="0"/>
+        </w:rPr>
+        <w:t xml:space="preserve">PI -&gt; IU : envía evento</w:t>
+      </w:r>
+    </w:p>
+    <w:p>
+      <w:pPr>
+        <w:rPr/>
+      </w:pPr>
+      <w:r>
+        <w:rPr>
+          <w:rtl w:val="0"/>
+        </w:rPr>
+        <w:t xml:space="preserve">IU -&gt; MT : envía evento</w:t>
+      </w:r>
+    </w:p>
+    <w:p>
+      <w:pPr>
+        <w:rPr/>
+      </w:pPr>
+      <w:r>
+        <w:rPr>
+          <w:rtl w:val="0"/>
+        </w:rPr>
+      </w:r>
+    </w:p>
+    <w:p>
+      <w:pPr>
+        <w:rPr/>
+      </w:pPr>
+      <w:r>
+        <w:rPr>
+          <w:rtl w:val="0"/>
+        </w:rPr>
+        <w:t xml:space="preserve">MT -&gt; IU : solicita desplegarPantallaTiempos</w:t>
+      </w:r>
+    </w:p>
+    <w:p>
+      <w:pPr>
+        <w:rPr/>
+      </w:pPr>
+      <w:r>
+        <w:rPr>
+          <w:rtl w:val="0"/>
+        </w:rPr>
+        <w:t xml:space="preserve">IU -&gt; PT : solicita desplegarse</w:t>
       </w:r>
     </w:p>
     <w:p>
@@ -2393,420 +3228,105 @@
         <w:rPr>
           <w:rtl w:val="0"/>
         </w:rPr>
-        <w:t xml:space="preserve">Actor -&gt; PT : seleccionar tarea y presionar “Iniciar”</w:t>
-      </w:r>
-    </w:p>
-    <w:p>
-      <w:pPr>
-        <w:rPr/>
-      </w:pPr>
-      <w:r>
-        <w:rPr>
-          <w:rtl w:val="0"/>
-        </w:rPr>
-        <w:t xml:space="preserve">PT -&gt; IU : solicitar validarEstadoTarea()</w:t>
-      </w:r>
-    </w:p>
-    <w:p>
-      <w:pPr>
-        <w:rPr/>
-      </w:pPr>
-      <w:r>
-        <w:rPr>
-          <w:rtl w:val="0"/>
-        </w:rPr>
-        <w:t xml:space="preserve">IU -&gt; MT : enviar solicitud</w:t>
-      </w:r>
-    </w:p>
-    <w:p>
-      <w:pPr>
-        <w:rPr/>
-      </w:pPr>
-      <w:r>
-        <w:rPr>
-          <w:rtl w:val="0"/>
-        </w:rPr>
-        <w:t xml:space="preserve">MT -&gt; IBDD : enviar solicitud</w:t>
-      </w:r>
-    </w:p>
-    <w:p>
-      <w:pPr>
-        <w:rPr/>
-      </w:pPr>
-      <w:r>
-        <w:rPr>
-          <w:rtl w:val="0"/>
-        </w:rPr>
-        <w:t xml:space="preserve">IBDD -&gt; BDD : validar estado tarea</w:t>
-      </w:r>
-    </w:p>
-    <w:p>
-      <w:pPr>
-        <w:rPr/>
-      </w:pPr>
-      <w:r>
-        <w:rPr>
-          <w:rtl w:val="0"/>
-        </w:rPr>
-      </w:r>
-    </w:p>
-    <w:p>
-      <w:pPr>
-        <w:rPr/>
-      </w:pPr>
-      <w:r>
-        <w:rPr>
-          <w:rtl w:val="0"/>
-        </w:rPr>
-        <w:t xml:space="preserve">BDD --&gt; IBDD : validación exitosa / cambio de estado</w:t>
-      </w:r>
-    </w:p>
-    <w:p>
-      <w:pPr>
-        <w:rPr/>
-      </w:pPr>
-      <w:r>
-        <w:rPr>
-          <w:rtl w:val="0"/>
-        </w:rPr>
-        <w:t xml:space="preserve">IBDD --&gt; MT : validación exitosa</w:t>
-      </w:r>
-    </w:p>
-    <w:p>
-      <w:pPr>
-        <w:rPr/>
-      </w:pPr>
-      <w:r>
-        <w:rPr>
-          <w:rtl w:val="0"/>
-        </w:rPr>
-        <w:t xml:space="preserve">MT -&gt; IApiTT : solicitar iniciarCronometro()</w:t>
-      </w:r>
-    </w:p>
-    <w:p>
-      <w:pPr>
-        <w:rPr/>
-      </w:pPr>
-      <w:r>
-        <w:rPr>
-          <w:rtl w:val="0"/>
-        </w:rPr>
-        <w:t xml:space="preserve">IApiTT -&gt; ApiTT : iniciar cronómetro</w:t>
-      </w:r>
-    </w:p>
-    <w:p>
-      <w:pPr>
-        <w:rPr/>
-      </w:pPr>
-      <w:r>
-        <w:rPr>
-          <w:rtl w:val="0"/>
-        </w:rPr>
-      </w:r>
-    </w:p>
-    <w:p>
-      <w:pPr>
-        <w:rPr/>
-      </w:pPr>
-      <w:r>
-        <w:rPr>
-          <w:rtl w:val="0"/>
-        </w:rPr>
-        <w:t xml:space="preserve">ApiTT -&gt; IApiTT : validación acción</w:t>
-      </w:r>
-    </w:p>
-    <w:p>
-      <w:pPr>
-        <w:rPr/>
-      </w:pPr>
-      <w:r>
-        <w:rPr>
-          <w:rtl w:val="0"/>
-        </w:rPr>
-        <w:t xml:space="preserve">IApiTT -&gt; MT : confirmación</w:t>
-      </w:r>
-    </w:p>
-    <w:p>
-      <w:pPr>
-        <w:rPr/>
-      </w:pPr>
-      <w:r>
-        <w:rPr>
-          <w:rtl w:val="0"/>
-        </w:rPr>
-        <w:t xml:space="preserve">MT -&gt; IU : confirmación</w:t>
-      </w:r>
-    </w:p>
-    <w:p>
-      <w:pPr>
-        <w:rPr/>
-      </w:pPr>
-      <w:r>
-        <w:rPr>
-          <w:rtl w:val="0"/>
-        </w:rPr>
-        <w:t xml:space="preserve">IU -&gt; PT : cronómetro iniciado</w:t>
-      </w:r>
-    </w:p>
-    <w:p>
-      <w:pPr>
-        <w:rPr/>
-      </w:pPr>
-      <w:r>
-        <w:rPr>
-          <w:rtl w:val="0"/>
-        </w:rPr>
-        <w:t xml:space="preserve">PT -&gt; PT : mostrar cronómetro iniciado / actualización de tarea</w:t>
-      </w:r>
-    </w:p>
-    <w:p>
-      <w:pPr>
-        <w:rPr/>
-      </w:pPr>
-      <w:r>
-        <w:rPr>
-          <w:rtl w:val="0"/>
-        </w:rPr>
-      </w:r>
-    </w:p>
-    <w:p>
-      <w:pPr>
-        <w:rPr/>
-      </w:pPr>
-      <w:r>
-        <w:rPr>
-          <w:rtl w:val="0"/>
-        </w:rPr>
-        <w:t xml:space="preserve">Actor -&gt; PT : presionar “Detener”</w:t>
-      </w:r>
-    </w:p>
-    <w:p>
-      <w:pPr>
-        <w:rPr/>
-      </w:pPr>
-      <w:r>
-        <w:rPr>
-          <w:rtl w:val="0"/>
-        </w:rPr>
-        <w:t xml:space="preserve">PT -&gt; IU : detenerCronometro()</w:t>
-      </w:r>
-    </w:p>
-    <w:p>
-      <w:pPr>
-        <w:rPr/>
-      </w:pPr>
-      <w:r>
-        <w:rPr>
-          <w:rtl w:val="0"/>
-        </w:rPr>
-        <w:t xml:space="preserve">IU -&gt; MT : enviar evento</w:t>
-      </w:r>
-    </w:p>
-    <w:p>
-      <w:pPr>
-        <w:rPr/>
-      </w:pPr>
-      <w:r>
-        <w:rPr>
-          <w:rtl w:val="0"/>
-        </w:rPr>
-        <w:t xml:space="preserve">MT -&gt; IApiTT : enviar evento</w:t>
-      </w:r>
-    </w:p>
-    <w:p>
-      <w:pPr>
-        <w:rPr/>
-      </w:pPr>
-      <w:r>
-        <w:rPr>
-          <w:rtl w:val="0"/>
-        </w:rPr>
-        <w:t xml:space="preserve">IApiTT -&gt; ApiTT : ejecutar detención</w:t>
-      </w:r>
-    </w:p>
-    <w:p>
-      <w:pPr>
-        <w:rPr/>
-      </w:pPr>
-      <w:r>
-        <w:rPr>
-          <w:rtl w:val="0"/>
-        </w:rPr>
-        <w:t xml:space="preserve">ApiTT --&gt; IApiTT : confirmación cronómetro detenido</w:t>
-      </w:r>
-    </w:p>
-    <w:p>
-      <w:pPr>
-        <w:rPr/>
-      </w:pPr>
-      <w:r>
-        <w:rPr>
-          <w:rtl w:val="0"/>
-        </w:rPr>
-        <w:t xml:space="preserve">IApiTT --&gt; MT : confirmación cronómetro detenido</w:t>
-      </w:r>
-    </w:p>
-    <w:p>
-      <w:pPr>
-        <w:rPr/>
-      </w:pPr>
-      <w:r>
-        <w:rPr>
-          <w:rtl w:val="0"/>
-        </w:rPr>
-      </w:r>
-    </w:p>
-    <w:p>
-      <w:pPr>
-        <w:rPr/>
-      </w:pPr>
-      <w:r>
-        <w:rPr>
-          <w:rtl w:val="0"/>
-        </w:rPr>
-        <w:t xml:space="preserve">MT -&gt; IApiTT : solicitar registrar tiempo</w:t>
-      </w:r>
-    </w:p>
-    <w:p>
-      <w:pPr>
-        <w:rPr/>
-      </w:pPr>
-      <w:r>
-        <w:rPr>
-          <w:rtl w:val="0"/>
-        </w:rPr>
-        <w:t xml:space="preserve">IApiTT -&gt; IBDD : registrarTiempo()</w:t>
-      </w:r>
-    </w:p>
-    <w:p>
-      <w:pPr>
-        <w:rPr/>
-      </w:pPr>
-      <w:r>
-        <w:rPr>
-          <w:rtl w:val="0"/>
-        </w:rPr>
-        <w:t xml:space="preserve">IBDD -&gt; BDD : validar y actualizar datos</w:t>
-      </w:r>
-    </w:p>
-    <w:p>
-      <w:pPr>
-        <w:rPr/>
-      </w:pPr>
-      <w:r>
-        <w:rPr>
-          <w:rtl w:val="0"/>
-        </w:rPr>
-        <w:t xml:space="preserve">BDD -&gt; BDD : actualizar datos</w:t>
-      </w:r>
-    </w:p>
-    <w:p>
-      <w:pPr>
-        <w:rPr/>
-      </w:pPr>
-      <w:r>
-        <w:rPr>
-          <w:rtl w:val="0"/>
-        </w:rPr>
-        <w:t xml:space="preserve">BDD --&gt; IBDD : confirmación actualización</w:t>
-      </w:r>
-    </w:p>
-    <w:p>
-      <w:pPr>
-        <w:rPr/>
-      </w:pPr>
-      <w:r>
-        <w:rPr>
-          <w:rtl w:val="0"/>
-        </w:rPr>
-        <w:t xml:space="preserve">IBDD --&gt; IApiTT : respuesta validada</w:t>
-      </w:r>
-    </w:p>
-    <w:p>
-      <w:pPr>
-        <w:rPr/>
-      </w:pPr>
-      <w:r>
-        <w:rPr>
-          <w:rtl w:val="0"/>
-        </w:rPr>
-        <w:t xml:space="preserve">IApiTT --&gt; IU : notificar éxito</w:t>
-      </w:r>
-    </w:p>
-    <w:p>
-      <w:pPr>
-        <w:rPr/>
-      </w:pPr>
-      <w:r>
-        <w:rPr>
-          <w:rtl w:val="0"/>
-        </w:rPr>
-        <w:t xml:space="preserve">IU -&gt; PT : mostrar tiempo actualizado</w:t>
-      </w:r>
-    </w:p>
-    <w:p>
-      <w:pPr>
-        <w:rPr/>
-      </w:pPr>
-      <w:r>
-        <w:rPr>
-          <w:rtl w:val="0"/>
-        </w:rPr>
-      </w:r>
-    </w:p>
-    <w:p>
-      <w:pPr>
-        <w:rPr/>
-      </w:pPr>
-      <w:r>
-        <w:rPr>
-          <w:rtl w:val="0"/>
-        </w:rPr>
-        <w:t xml:space="preserve">alt Tarea finalizada</w:t>
-      </w:r>
-    </w:p>
-    <w:p>
-      <w:pPr>
-        <w:rPr/>
-      </w:pPr>
-      <w:r>
-        <w:rPr>
-          <w:rtl w:val="0"/>
-        </w:rPr>
-        <w:t xml:space="preserve">    BDD -&gt; IBDD : enviar mensaje error “Tarea finalizada”</w:t>
-      </w:r>
-    </w:p>
-    <w:p>
-      <w:pPr>
-        <w:rPr/>
-      </w:pPr>
-      <w:r>
-        <w:rPr>
-          <w:rtl w:val="0"/>
-        </w:rPr>
-        <w:t xml:space="preserve">    IBDD -&gt; IU : enviar mensaje de error</w:t>
-      </w:r>
-    </w:p>
-    <w:p>
-      <w:pPr>
-        <w:rPr/>
-      </w:pPr>
-      <w:r>
-        <w:rPr>
-          <w:rtl w:val="0"/>
-        </w:rPr>
-        <w:t xml:space="preserve">    IU -&gt; PT : mostrar mensaje de error</w:t>
-      </w:r>
-    </w:p>
-    <w:p>
-      <w:pPr>
-        <w:rPr/>
-      </w:pPr>
-      <w:r>
-        <w:rPr>
-          <w:rtl w:val="0"/>
-        </w:rPr>
-        <w:t xml:space="preserve">    PT -&gt; PT : muestra mensaje</w:t>
+        <w:t xml:space="preserve">== Iniciar cronómetro==</w:t>
+      </w:r>
+    </w:p>
+    <w:p>
+      <w:pPr>
+        <w:rPr/>
+      </w:pPr>
+      <w:r>
+        <w:rPr>
+          <w:rtl w:val="0"/>
+        </w:rPr>
+        <w:t xml:space="preserve">Actor -&gt; PT : selecciona tarea y presiona "Iniciar"</w:t>
+      </w:r>
+    </w:p>
+    <w:p>
+      <w:pPr>
+        <w:rPr/>
+      </w:pPr>
+      <w:r>
+        <w:rPr>
+          <w:rtl w:val="0"/>
+        </w:rPr>
+        <w:t xml:space="preserve">PT -&gt; IU : solicita validarEstadoTarea</w:t>
+      </w:r>
+    </w:p>
+    <w:p>
+      <w:pPr>
+        <w:rPr/>
+      </w:pPr>
+      <w:r>
+        <w:rPr>
+          <w:rtl w:val="0"/>
+        </w:rPr>
+        <w:t xml:space="preserve">IU -&gt; MT : envía solicitud</w:t>
+      </w:r>
+    </w:p>
+    <w:p>
+      <w:pPr>
+        <w:rPr/>
+      </w:pPr>
+      <w:r>
+        <w:rPr>
+          <w:rtl w:val="0"/>
+        </w:rPr>
+        <w:t xml:space="preserve">MT -&gt; T : envía solicitud</w:t>
+      </w:r>
+    </w:p>
+    <w:p>
+      <w:pPr>
+        <w:rPr/>
+      </w:pPr>
+      <w:r>
+        <w:rPr>
+          <w:rtl w:val="0"/>
+        </w:rPr>
+      </w:r>
+    </w:p>
+    <w:p>
+      <w:pPr>
+        <w:rPr/>
+      </w:pPr>
+      <w:r>
+        <w:rPr>
+          <w:rtl w:val="0"/>
+        </w:rPr>
+        <w:t xml:space="preserve">alt Tarea 'finalizada' (Extensión 3a)</w:t>
+      </w:r>
+    </w:p>
+    <w:p>
+      <w:pPr>
+        <w:rPr/>
+      </w:pPr>
+      <w:r>
+        <w:rPr>
+          <w:rtl w:val="0"/>
+        </w:rPr>
+        <w:t xml:space="preserve">    T -&gt; MT : retorna error (Tarea finalizada)</w:t>
+      </w:r>
+    </w:p>
+    <w:p>
+      <w:pPr>
+        <w:rPr/>
+      </w:pPr>
+      <w:r>
+        <w:rPr>
+          <w:rtl w:val="0"/>
+        </w:rPr>
+        <w:t xml:space="preserve">    MT -&gt; IU : envía mensaje de error</w:t>
+      </w:r>
+    </w:p>
+    <w:p>
+      <w:pPr>
+        <w:rPr/>
+      </w:pPr>
+      <w:r>
+        <w:rPr>
+          <w:rtl w:val="0"/>
+        </w:rPr>
+        <w:t xml:space="preserve">    IU -&gt; PT : envía mensaje de error</w:t>
       </w:r>
     </w:p>
     <w:p>
@@ -2828,50 +3348,856 @@
         <w:rPr>
           <w:rtl w:val="0"/>
         </w:rPr>
-      </w:r>
-    </w:p>
-    <w:p>
-      <w:pPr>
-        <w:rPr/>
-      </w:pPr>
-      <w:r>
-        <w:rPr>
-          <w:rtl w:val="0"/>
-        </w:rPr>
-        <w:t xml:space="preserve">alt Falla comunicación con ApiTogglTrack (inicio)</w:t>
-      </w:r>
-    </w:p>
-    <w:p>
-      <w:pPr>
-        <w:rPr/>
-      </w:pPr>
-      <w:r>
-        <w:rPr>
-          <w:rtl w:val="0"/>
-        </w:rPr>
-        <w:t xml:space="preserve">    IApiTT -&gt; IU : enviar mensaje "error de comunicación"</w:t>
-      </w:r>
-    </w:p>
-    <w:p>
-      <w:pPr>
-        <w:rPr/>
-      </w:pPr>
-      <w:r>
-        <w:rPr>
-          <w:rtl w:val="0"/>
-        </w:rPr>
-        <w:t xml:space="preserve">    IU -&gt; PT : mostrar mensaje de error</w:t>
-      </w:r>
-    </w:p>
-    <w:p>
-      <w:pPr>
-        <w:rPr/>
-      </w:pPr>
-      <w:r>
-        <w:rPr>
-          <w:rtl w:val="0"/>
-        </w:rPr>
-        <w:t xml:space="preserve">    PT -&gt; PT : muestra mensaje</w:t>
+        <w:t xml:space="preserve">    T -&gt; MT : retorna 'válido'</w:t>
+      </w:r>
+    </w:p>
+    <w:p>
+      <w:pPr>
+        <w:rPr/>
+      </w:pPr>
+      <w:r>
+        <w:rPr>
+          <w:rtl w:val="0"/>
+        </w:rPr>
+        <w:t xml:space="preserve">    MT -&gt; MRT : solicita iniciar el cronómetro</w:t>
+      </w:r>
+    </w:p>
+    <w:p>
+      <w:pPr>
+        <w:rPr/>
+      </w:pPr>
+      <w:r>
+        <w:rPr>
+          <w:rtl w:val="0"/>
+        </w:rPr>
+        <w:t xml:space="preserve">    MRT -&gt; RT : inicia el cronómetro</w:t>
+      </w:r>
+    </w:p>
+    <w:p>
+      <w:pPr>
+        <w:rPr/>
+      </w:pPr>
+      <w:r>
+        <w:rPr>
+          <w:rtl w:val="0"/>
+        </w:rPr>
+      </w:r>
+    </w:p>
+    <w:p>
+      <w:pPr>
+        <w:rPr/>
+      </w:pPr>
+      <w:r>
+        <w:rPr>
+          <w:rtl w:val="0"/>
+        </w:rPr>
+        <w:t xml:space="preserve">== Detener y registrar tiempo ==</w:t>
+      </w:r>
+    </w:p>
+    <w:p>
+      <w:pPr>
+        <w:rPr/>
+      </w:pPr>
+      <w:r>
+        <w:rPr>
+          <w:rtl w:val="0"/>
+        </w:rPr>
+        <w:t xml:space="preserve">Actor -&gt; PT : presiona "Detener"</w:t>
+      </w:r>
+    </w:p>
+    <w:p>
+      <w:pPr>
+        <w:rPr/>
+      </w:pPr>
+      <w:r>
+        <w:rPr>
+          <w:rtl w:val="0"/>
+        </w:rPr>
+        <w:t xml:space="preserve">PT -&gt; IU : envía evento pausarCronometro</w:t>
+      </w:r>
+    </w:p>
+    <w:p>
+      <w:pPr>
+        <w:rPr/>
+      </w:pPr>
+      <w:r>
+        <w:rPr>
+          <w:rtl w:val="0"/>
+        </w:rPr>
+        <w:t xml:space="preserve">IU -&gt; MRT : envía evento</w:t>
+      </w:r>
+    </w:p>
+    <w:p>
+      <w:pPr>
+        <w:rPr/>
+      </w:pPr>
+      <w:r>
+        <w:rPr>
+          <w:rtl w:val="0"/>
+        </w:rPr>
+        <w:t xml:space="preserve">MRT -&gt; RT : envía evento pausarCronometro</w:t>
+      </w:r>
+    </w:p>
+    <w:p>
+      <w:pPr>
+        <w:rPr/>
+      </w:pPr>
+      <w:r>
+        <w:rPr>
+          <w:rtl w:val="0"/>
+        </w:rPr>
+        <w:t xml:space="preserve">RT --&gt; MRT : Envía duración</w:t>
+      </w:r>
+    </w:p>
+    <w:p>
+      <w:pPr>
+        <w:rPr/>
+      </w:pPr>
+      <w:r>
+        <w:rPr>
+          <w:rtl w:val="0"/>
+        </w:rPr>
+      </w:r>
+    </w:p>
+    <w:p>
+      <w:pPr>
+        <w:rPr/>
+      </w:pPr>
+      <w:r>
+        <w:rPr>
+          <w:rtl w:val="0"/>
+        </w:rPr>
+        <w:t xml:space="preserve">MRT -&gt; MT : actualizar tiempo total acumulado</w:t>
+      </w:r>
+    </w:p>
+    <w:p>
+      <w:pPr>
+        <w:rPr/>
+      </w:pPr>
+      <w:r>
+        <w:rPr>
+          <w:rtl w:val="0"/>
+        </w:rPr>
+        <w:t xml:space="preserve">MT -&gt; T : actualiza tiempo total</w:t>
+      </w:r>
+    </w:p>
+    <w:p>
+      <w:pPr>
+        <w:rPr/>
+      </w:pPr>
+      <w:r>
+        <w:rPr>
+          <w:rtl w:val="0"/>
+        </w:rPr>
+        <w:t xml:space="preserve">MT -&gt; IBDD : Actualizar tiempo de tarea</w:t>
+      </w:r>
+    </w:p>
+    <w:p>
+      <w:pPr>
+        <w:rPr/>
+      </w:pPr>
+      <w:r>
+        <w:rPr>
+          <w:rtl w:val="0"/>
+        </w:rPr>
+        <w:t xml:space="preserve">IBDD -&gt; BDD : guardar registro</w:t>
+      </w:r>
+    </w:p>
+    <w:p>
+      <w:pPr>
+        <w:rPr/>
+      </w:pPr>
+      <w:r>
+        <w:rPr>
+          <w:rtl w:val="0"/>
+        </w:rPr>
+      </w:r>
+    </w:p>
+    <w:p>
+      <w:pPr>
+        <w:rPr/>
+      </w:pPr>
+      <w:r>
+        <w:rPr>
+          <w:rtl w:val="0"/>
+        </w:rPr>
+        <w:t xml:space="preserve">@enduml</w:t>
+      </w:r>
+    </w:p>
+    <w:p>
+      <w:pPr>
+        <w:rPr/>
+      </w:pPr>
+      <w:r>
+        <w:rPr>
+          <w:rtl w:val="0"/>
+        </w:rPr>
+      </w:r>
+    </w:p>
+    <w:p>
+      <w:pPr>
+        <w:rPr/>
+      </w:pPr>
+      <w:r>
+        <w:rPr>
+          <w:rtl w:val="0"/>
+        </w:rPr>
+      </w:r>
+    </w:p>
+    <w:p>
+      <w:pPr>
+        <w:rPr/>
+      </w:pPr>
+      <w:r>
+        <w:rPr>
+          <w:rtl w:val="0"/>
+        </w:rPr>
+      </w:r>
+    </w:p>
+    <w:p>
+      <w:pPr>
+        <w:rPr/>
+      </w:pPr>
+      <w:r>
+        <w:rPr>
+          <w:rtl w:val="0"/>
+        </w:rPr>
+      </w:r>
+    </w:p>
+    <w:p>
+      <w:pPr>
+        <w:rPr/>
+      </w:pPr>
+      <w:r>
+        <w:rPr>
+          <w:rtl w:val="0"/>
+        </w:rPr>
+      </w:r>
+    </w:p>
+    <w:p>
+      <w:pPr>
+        <w:rPr/>
+      </w:pPr>
+      <w:r>
+        <w:rPr>
+          <w:rtl w:val="0"/>
+        </w:rPr>
+      </w:r>
+    </w:p>
+    <w:p>
+      <w:pPr>
+        <w:rPr/>
+      </w:pPr>
+      <w:r>
+        <w:rPr>
+          <w:rtl w:val="0"/>
+        </w:rPr>
+      </w:r>
+    </w:p>
+    <w:p>
+      <w:pPr>
+        <w:rPr/>
+      </w:pPr>
+      <w:r>
+        <w:rPr>
+          <w:rtl w:val="0"/>
+        </w:rPr>
+      </w:r>
+    </w:p>
+    <w:p>
+      <w:pPr>
+        <w:rPr/>
+      </w:pPr>
+      <w:r>
+        <w:rPr>
+          <w:rtl w:val="0"/>
+        </w:rPr>
+      </w:r>
+    </w:p>
+    <w:p>
+      <w:pPr>
+        <w:rPr/>
+      </w:pPr>
+      <w:r>
+        <w:rPr>
+          <w:rtl w:val="0"/>
+        </w:rPr>
+      </w:r>
+    </w:p>
+    <w:p>
+      <w:pPr>
+        <w:rPr/>
+      </w:pPr>
+      <w:r>
+        <w:rPr>
+          <w:rtl w:val="0"/>
+        </w:rPr>
+      </w:r>
+    </w:p>
+    <w:p>
+      <w:pPr>
+        <w:rPr/>
+      </w:pPr>
+      <w:r>
+        <w:rPr>
+          <w:rtl w:val="0"/>
+        </w:rPr>
+      </w:r>
+    </w:p>
+    <w:p>
+      <w:pPr>
+        <w:rPr/>
+      </w:pPr>
+      <w:r>
+        <w:rPr>
+          <w:rtl w:val="0"/>
+        </w:rPr>
+      </w:r>
+    </w:p>
+    <w:p>
+      <w:pPr>
+        <w:rPr>
+          <w:sz w:val="30"/>
+          <w:szCs w:val="30"/>
+        </w:rPr>
+      </w:pPr>
+      <w:r>
+        <w:rPr>
+          <w:rtl w:val="0"/>
+        </w:rPr>
+      </w:r>
+    </w:p>
+    <w:p>
+      <w:pPr>
+        <w:rPr>
+          <w:sz w:val="40"/>
+          <w:szCs w:val="40"/>
+        </w:rPr>
+      </w:pPr>
+      <w:r>
+        <w:rPr>
+          <w:sz w:val="40"/>
+          <w:szCs w:val="40"/>
+          <w:rtl w:val="0"/>
+        </w:rPr>
+        <w:t xml:space="preserve">CU09</w:t>
+      </w:r>
+      <w:r>
+        <w:rPr>
+          <w:sz w:val="40"/>
+          <w:szCs w:val="40"/>
+          <w:rtl w:val="0"/>
+        </w:rPr>
+        <w:t xml:space="preserve"> -Crear Tarea</w:t>
+      </w:r>
+    </w:p>
+    <w:p>
+      <w:pPr>
+        <w:rPr/>
+      </w:pPr>
+      <w:r>
+        <w:rPr>
+          <w:rtl w:val="0"/>
+        </w:rPr>
+        <w:t xml:space="preserve">@startuml</w:t>
+      </w:r>
+    </w:p>
+    <w:p>
+      <w:pPr>
+        <w:rPr/>
+      </w:pPr>
+      <w:r>
+        <w:rPr>
+          <w:rtl w:val="0"/>
+        </w:rPr>
+        <w:t xml:space="preserve">actor "Líder del Proyecto" as Lider</w:t>
+      </w:r>
+    </w:p>
+    <w:p>
+      <w:pPr>
+        <w:rPr/>
+      </w:pPr>
+      <w:r>
+        <w:rPr>
+          <w:rtl w:val="0"/>
+        </w:rPr>
+      </w:r>
+    </w:p>
+    <w:p>
+      <w:pPr>
+        <w:rPr/>
+      </w:pPr>
+      <w:r>
+        <w:rPr>
+          <w:rtl w:val="0"/>
+        </w:rPr>
+        <w:t xml:space="preserve">' Clases con estereotipo UML</w:t>
+      </w:r>
+    </w:p>
+    <w:p>
+      <w:pPr>
+        <w:rPr/>
+      </w:pPr>
+      <w:r>
+        <w:rPr>
+          <w:rtl w:val="0"/>
+        </w:rPr>
+        <w:t xml:space="preserve">boundary PVI as "PantallaVerIteración"</w:t>
+      </w:r>
+    </w:p>
+    <w:p>
+      <w:pPr>
+        <w:rPr/>
+      </w:pPr>
+      <w:r>
+        <w:rPr>
+          <w:rtl w:val="0"/>
+        </w:rPr>
+        <w:t xml:space="preserve">boundary PNT as "PantallaNuevaTarea"</w:t>
+      </w:r>
+    </w:p>
+    <w:p>
+      <w:pPr>
+        <w:rPr/>
+      </w:pPr>
+      <w:r>
+        <w:rPr>
+          <w:rtl w:val="0"/>
+        </w:rPr>
+        <w:t xml:space="preserve">boundary PLM as "PantallaListadoMiembros"</w:t>
+      </w:r>
+    </w:p>
+    <w:p>
+      <w:pPr>
+        <w:rPr/>
+      </w:pPr>
+      <w:r>
+        <w:rPr>
+          <w:rtl w:val="0"/>
+        </w:rPr>
+        <w:t xml:space="preserve">boundary IU as "InterfazUsuario"</w:t>
+      </w:r>
+    </w:p>
+    <w:p>
+      <w:pPr>
+        <w:rPr/>
+      </w:pPr>
+      <w:r>
+        <w:rPr>
+          <w:rtl w:val="0"/>
+        </w:rPr>
+        <w:t xml:space="preserve">control MT as "ManejadorTarea"</w:t>
+      </w:r>
+    </w:p>
+    <w:p>
+      <w:pPr>
+        <w:rPr/>
+      </w:pPr>
+      <w:r>
+        <w:rPr>
+          <w:rtl w:val="0"/>
+        </w:rPr>
+        <w:t xml:space="preserve">entity ET as "Tarea"</w:t>
+      </w:r>
+    </w:p>
+    <w:p>
+      <w:pPr>
+        <w:rPr/>
+      </w:pPr>
+      <w:r>
+        <w:rPr>
+          <w:rtl w:val="0"/>
+        </w:rPr>
+        <w:t xml:space="preserve">entity IBDD as "InterfazBDD"</w:t>
+      </w:r>
+    </w:p>
+    <w:p>
+      <w:pPr>
+        <w:rPr/>
+      </w:pPr>
+      <w:r>
+        <w:rPr>
+          <w:rtl w:val="0"/>
+        </w:rPr>
+        <w:t xml:space="preserve">entity BDD as "BDD"</w:t>
+      </w:r>
+    </w:p>
+    <w:p>
+      <w:pPr>
+        <w:rPr/>
+      </w:pPr>
+      <w:r>
+        <w:rPr>
+          <w:rtl w:val="0"/>
+        </w:rPr>
+      </w:r>
+    </w:p>
+    <w:p>
+      <w:pPr>
+        <w:rPr/>
+      </w:pPr>
+      <w:r>
+        <w:rPr>
+          <w:rtl w:val="0"/>
+        </w:rPr>
+        <w:t xml:space="preserve">== Flujo Principal ==</w:t>
+      </w:r>
+    </w:p>
+    <w:p>
+      <w:pPr>
+        <w:rPr/>
+      </w:pPr>
+      <w:r>
+        <w:rPr>
+          <w:rtl w:val="0"/>
+        </w:rPr>
+      </w:r>
+    </w:p>
+    <w:p>
+      <w:pPr>
+        <w:rPr/>
+      </w:pPr>
+      <w:r>
+        <w:rPr>
+          <w:rtl w:val="0"/>
+        </w:rPr>
+        <w:t xml:space="preserve">Lider -&gt; PVI : presiona “Crear/Añadir Tarea”</w:t>
+      </w:r>
+    </w:p>
+    <w:p>
+      <w:pPr>
+        <w:rPr/>
+      </w:pPr>
+      <w:r>
+        <w:rPr>
+          <w:rtl w:val="0"/>
+        </w:rPr>
+        <w:t xml:space="preserve">PVI -&gt; IU : crearTarea()</w:t>
+      </w:r>
+    </w:p>
+    <w:p>
+      <w:pPr>
+        <w:rPr/>
+      </w:pPr>
+      <w:r>
+        <w:rPr>
+          <w:rtl w:val="0"/>
+        </w:rPr>
+        <w:t xml:space="preserve">IU -&gt; MT : crearTarea()</w:t>
+      </w:r>
+    </w:p>
+    <w:p>
+      <w:pPr>
+        <w:rPr/>
+      </w:pPr>
+      <w:r>
+        <w:rPr>
+          <w:rtl w:val="0"/>
+        </w:rPr>
+        <w:t xml:space="preserve">MT -&gt; IU : desplegarPantallaNuevaTarea()</w:t>
+      </w:r>
+    </w:p>
+    <w:p>
+      <w:pPr>
+        <w:rPr/>
+      </w:pPr>
+      <w:r>
+        <w:rPr>
+          <w:rtl w:val="0"/>
+        </w:rPr>
+        <w:t xml:space="preserve">IU -&gt; PNT : mostrar PantallaNuevaTarea</w:t>
+      </w:r>
+    </w:p>
+    <w:p>
+      <w:pPr>
+        <w:rPr/>
+      </w:pPr>
+      <w:r>
+        <w:rPr>
+          <w:rtl w:val="0"/>
+        </w:rPr>
+      </w:r>
+    </w:p>
+    <w:p>
+      <w:pPr>
+        <w:rPr/>
+      </w:pPr>
+      <w:r>
+        <w:rPr>
+          <w:rtl w:val="0"/>
+        </w:rPr>
+        <w:t xml:space="preserve">Lider -&gt; PNT : ingresa nombre y descripción, presiona “Asignar responsable”</w:t>
+      </w:r>
+    </w:p>
+    <w:p>
+      <w:pPr>
+        <w:rPr/>
+      </w:pPr>
+      <w:r>
+        <w:rPr>
+          <w:rtl w:val="0"/>
+        </w:rPr>
+        <w:t xml:space="preserve">PNT -&gt; IU : enviar datos incompletos</w:t>
+      </w:r>
+    </w:p>
+    <w:p>
+      <w:pPr>
+        <w:rPr/>
+      </w:pPr>
+      <w:r>
+        <w:rPr>
+          <w:rtl w:val="0"/>
+        </w:rPr>
+        <w:t xml:space="preserve">IU -&gt; MT : solicitarResponsable()</w:t>
+      </w:r>
+    </w:p>
+    <w:p>
+      <w:pPr>
+        <w:rPr/>
+      </w:pPr>
+      <w:r>
+        <w:rPr>
+          <w:rtl w:val="0"/>
+        </w:rPr>
+        <w:t xml:space="preserve">MT -&gt; IU : desplegarPantallaListadoMiembros()</w:t>
+      </w:r>
+    </w:p>
+    <w:p>
+      <w:pPr>
+        <w:rPr/>
+      </w:pPr>
+      <w:r>
+        <w:rPr>
+          <w:rtl w:val="0"/>
+        </w:rPr>
+        <w:t xml:space="preserve">IU -&gt; PLM : mostrar PantallaListadoMiembros</w:t>
+      </w:r>
+    </w:p>
+    <w:p>
+      <w:pPr>
+        <w:rPr/>
+      </w:pPr>
+      <w:r>
+        <w:rPr>
+          <w:rtl w:val="0"/>
+        </w:rPr>
+      </w:r>
+    </w:p>
+    <w:p>
+      <w:pPr>
+        <w:rPr/>
+      </w:pPr>
+      <w:r>
+        <w:rPr>
+          <w:rtl w:val="0"/>
+        </w:rPr>
+        <w:t xml:space="preserve">Lider -&gt; PLM : seleccionar usuario, presiona “Aceptar”</w:t>
+      </w:r>
+    </w:p>
+    <w:p>
+      <w:pPr>
+        <w:rPr/>
+      </w:pPr>
+      <w:r>
+        <w:rPr>
+          <w:rtl w:val="0"/>
+        </w:rPr>
+        <w:t xml:space="preserve">PLM -&gt; IU : enviar responsable seleccionado</w:t>
+      </w:r>
+    </w:p>
+    <w:p>
+      <w:pPr>
+        <w:rPr/>
+      </w:pPr>
+      <w:r>
+        <w:rPr>
+          <w:rtl w:val="0"/>
+        </w:rPr>
+        <w:t xml:space="preserve">IU -&gt; MT : crearTarea(datos)</w:t>
+      </w:r>
+    </w:p>
+    <w:p>
+      <w:pPr>
+        <w:rPr/>
+      </w:pPr>
+      <w:r>
+        <w:rPr>
+          <w:rtl w:val="0"/>
+        </w:rPr>
+      </w:r>
+    </w:p>
+    <w:p>
+      <w:pPr>
+        <w:rPr/>
+      </w:pPr>
+      <w:r>
+        <w:rPr>
+          <w:rtl w:val="0"/>
+        </w:rPr>
+        <w:t xml:space="preserve">MT -&gt; ET : crearTarea(datos)</w:t>
+      </w:r>
+    </w:p>
+    <w:p>
+      <w:pPr>
+        <w:rPr/>
+      </w:pPr>
+      <w:r>
+        <w:rPr>
+          <w:rtl w:val="0"/>
+        </w:rPr>
+        <w:t xml:space="preserve">ET -&gt; IBDD : crearTarea(datos)</w:t>
+      </w:r>
+    </w:p>
+    <w:p>
+      <w:pPr>
+        <w:rPr/>
+      </w:pPr>
+      <w:r>
+        <w:rPr>
+          <w:rtl w:val="0"/>
+        </w:rPr>
+        <w:t xml:space="preserve">IBDD -&gt; BDD : crearTarea(datos)</w:t>
+      </w:r>
+    </w:p>
+    <w:p>
+      <w:pPr>
+        <w:rPr/>
+      </w:pPr>
+      <w:r>
+        <w:rPr>
+          <w:rtl w:val="0"/>
+        </w:rPr>
+        <w:t xml:space="preserve">BDD --&gt; IBDD : confirmación con datos</w:t>
+      </w:r>
+    </w:p>
+    <w:p>
+      <w:pPr>
+        <w:rPr/>
+      </w:pPr>
+      <w:r>
+        <w:rPr>
+          <w:rtl w:val="0"/>
+        </w:rPr>
+        <w:t xml:space="preserve">IBDD --&gt; ET : confirmación</w:t>
+      </w:r>
+    </w:p>
+    <w:p>
+      <w:pPr>
+        <w:rPr/>
+      </w:pPr>
+      <w:r>
+        <w:rPr>
+          <w:rtl w:val="0"/>
+        </w:rPr>
+        <w:t xml:space="preserve">ET --&gt; MT : confirmación</w:t>
+      </w:r>
+    </w:p>
+    <w:p>
+      <w:pPr>
+        <w:rPr/>
+      </w:pPr>
+      <w:r>
+        <w:rPr>
+          <w:rtl w:val="0"/>
+        </w:rPr>
+        <w:t xml:space="preserve">MT --&gt; IU : confirmación</w:t>
+      </w:r>
+    </w:p>
+    <w:p>
+      <w:pPr>
+        <w:rPr/>
+      </w:pPr>
+      <w:r>
+        <w:rPr>
+          <w:rtl w:val="0"/>
+        </w:rPr>
+        <w:t xml:space="preserve">IU -&gt; PVI : mostrar “La tarea ha sido creada exitosamente”</w:t>
+      </w:r>
+    </w:p>
+    <w:p>
+      <w:pPr>
+        <w:rPr/>
+      </w:pPr>
+      <w:r>
+        <w:rPr>
+          <w:rtl w:val="0"/>
+        </w:rPr>
+      </w:r>
+    </w:p>
+    <w:p>
+      <w:pPr>
+        <w:rPr/>
+      </w:pPr>
+      <w:r>
+        <w:rPr>
+          <w:rtl w:val="0"/>
+        </w:rPr>
+        <w:t xml:space="preserve">== Caminos Alternativos ==</w:t>
+      </w:r>
+    </w:p>
+    <w:p>
+      <w:pPr>
+        <w:rPr/>
+      </w:pPr>
+      <w:r>
+        <w:rPr>
+          <w:rtl w:val="0"/>
+        </w:rPr>
+      </w:r>
+    </w:p>
+    <w:p>
+      <w:pPr>
+        <w:rPr/>
+      </w:pPr>
+      <w:r>
+        <w:rPr>
+          <w:rtl w:val="0"/>
+        </w:rPr>
+        <w:t xml:space="preserve">alt [Usuario selecciona “Cancelar” en PantallaNuevaTarea]</w:t>
+      </w:r>
+    </w:p>
+    <w:p>
+      <w:pPr>
+        <w:rPr/>
+      </w:pPr>
+      <w:r>
+        <w:rPr>
+          <w:rtl w:val="0"/>
+        </w:rPr>
+        <w:t xml:space="preserve">    PNT -&gt; IU : cancelar()</w:t>
+      </w:r>
+    </w:p>
+    <w:p>
+      <w:pPr>
+        <w:rPr/>
+      </w:pPr>
+      <w:r>
+        <w:rPr>
+          <w:rtl w:val="0"/>
+        </w:rPr>
+        <w:t xml:space="preserve">    IU -&gt; MT : cancelar()</w:t>
+      </w:r>
+    </w:p>
+    <w:p>
+      <w:pPr>
+        <w:rPr/>
+      </w:pPr>
+      <w:r>
+        <w:rPr>
+          <w:rtl w:val="0"/>
+        </w:rPr>
+        <w:t xml:space="preserve">    MT -&gt; IU : cerrarPantallaNuevaTarea()</w:t>
+      </w:r>
+    </w:p>
+    <w:p>
+      <w:pPr>
+        <w:rPr/>
+      </w:pPr>
+      <w:r>
+        <w:rPr>
+          <w:rtl w:val="0"/>
+        </w:rPr>
+        <w:t xml:space="preserve">    IU -&gt; PVI : mostrar PantallaVerIteración</w:t>
       </w:r>
     </w:p>
     <w:p>
@@ -2903,40 +4229,51 @@
         <w:rPr>
           <w:rtl w:val="0"/>
         </w:rPr>
-        <w:t xml:space="preserve">alt Falla comunicación con ApiTogglTrack (detener)</w:t>
-      </w:r>
-    </w:p>
-    <w:p>
-      <w:pPr>
-        <w:rPr/>
-      </w:pPr>
-      <w:r>
-        <w:rPr>
-          <w:rtl w:val="0"/>
-        </w:rPr>
-        <w:t xml:space="preserve">    IApiTT -&gt; IU : enviar mensaje "error de comunicación"</w:t>
-      </w:r>
-    </w:p>
-    <w:p>
-      <w:pPr>
-        <w:rPr/>
-      </w:pPr>
-      <w:r>
-        <w:rPr>
-          <w:rtl w:val="0"/>
-        </w:rPr>
-        <w:t xml:space="preserve">    IU -&gt; PT : mostrar mensaje de error</w:t>
-      </w:r>
-    </w:p>
-    <w:p>
-      <w:pPr>
-        <w:rPr/>
-      </w:pPr>
-      <w:r>
-        <w:rPr>
-          <w:rtl w:val="0"/>
-        </w:rPr>
-        <w:t xml:space="preserve">    PT -&gt; PT : muestra mensaje</w:t>
+        <w:t xml:space="preserve">alt [Usuario selecciona “Cancelar” en PantallaListadoMiembros]</w:t>
+      </w:r>
+    </w:p>
+    <w:p>
+      <w:pPr>
+        <w:rPr/>
+      </w:pPr>
+      <w:r>
+        <w:rPr>
+          <w:rtl w:val="0"/>
+        </w:rPr>
+        <w:t xml:space="preserve">    PLM -&gt; IU : cancelar()</w:t>
+      </w:r>
+    </w:p>
+    <w:p>
+      <w:pPr>
+        <w:rPr/>
+      </w:pPr>
+      <w:r>
+        <w:rPr>
+          <w:rtl w:val="0"/>
+        </w:rPr>
+        <w:t xml:space="preserve">    IU -&gt; MT : cancelar()</w:t>
+      </w:r>
+    </w:p>
+    <w:p>
+      <w:pPr>
+        <w:rPr/>
+      </w:pPr>
+      <w:r>
+        <w:rPr>
+          <w:rtl w:val="0"/>
+        </w:rPr>
+        <w:t xml:space="preserve">    MT -&gt; IU : cerrarPantallaListadoMiembros()</w:t>
+      </w:r>
+    </w:p>
+    <w:p>
+      <w:pPr>
+        <w:rPr/>
+      </w:pPr>
+      <w:r>
+        <w:rPr>
+          <w:rtl w:val="0"/>
+        </w:rPr>
+        <w:t xml:space="preserve">    IU -&gt; PNT : mostrar PantallaNuevaTarea</w:t>
       </w:r>
     </w:p>
     <w:p>
@@ -2968,6 +4305,169 @@
         <w:rPr>
           <w:rtl w:val="0"/>
         </w:rPr>
+        <w:t xml:space="preserve">alt [Datos incorrectos]</w:t>
+      </w:r>
+    </w:p>
+    <w:p>
+      <w:pPr>
+        <w:rPr/>
+      </w:pPr>
+      <w:r>
+        <w:rPr>
+          <w:rtl w:val="0"/>
+        </w:rPr>
+        <w:t xml:space="preserve">    BDD -&gt; IBDD : mensaje de error</w:t>
+      </w:r>
+    </w:p>
+    <w:p>
+      <w:pPr>
+        <w:rPr/>
+      </w:pPr>
+      <w:r>
+        <w:rPr>
+          <w:rtl w:val="0"/>
+        </w:rPr>
+        <w:t xml:space="preserve">    IBDD -&gt; ET : mensaje de error</w:t>
+      </w:r>
+    </w:p>
+    <w:p>
+      <w:pPr>
+        <w:rPr/>
+      </w:pPr>
+      <w:r>
+        <w:rPr>
+          <w:rtl w:val="0"/>
+        </w:rPr>
+        <w:t xml:space="preserve">    ET -&gt; MT : mensaje de error</w:t>
+      </w:r>
+    </w:p>
+    <w:p>
+      <w:pPr>
+        <w:rPr/>
+      </w:pPr>
+      <w:r>
+        <w:rPr>
+          <w:rtl w:val="0"/>
+        </w:rPr>
+        <w:t xml:space="preserve">    MT -&gt; IU : mostrar mensaje error</w:t>
+      </w:r>
+    </w:p>
+    <w:p>
+      <w:pPr>
+        <w:rPr/>
+      </w:pPr>
+      <w:r>
+        <w:rPr>
+          <w:rtl w:val="0"/>
+        </w:rPr>
+        <w:t xml:space="preserve">    IU -&gt; PNT : “Se detectaron errores en los datos enviados”</w:t>
+      </w:r>
+    </w:p>
+    <w:p>
+      <w:pPr>
+        <w:rPr/>
+      </w:pPr>
+      <w:r>
+        <w:rPr>
+          <w:rtl w:val="0"/>
+        </w:rPr>
+        <w:t xml:space="preserve">end</w:t>
+      </w:r>
+    </w:p>
+    <w:p>
+      <w:pPr>
+        <w:rPr/>
+      </w:pPr>
+      <w:r>
+        <w:rPr>
+          <w:rtl w:val="0"/>
+        </w:rPr>
+      </w:r>
+    </w:p>
+    <w:p>
+      <w:pPr>
+        <w:rPr/>
+      </w:pPr>
+      <w:r>
+        <w:rPr>
+          <w:rtl w:val="0"/>
+        </w:rPr>
+        <w:t xml:space="preserve">alt [Error de conexión con la BDD]</w:t>
+      </w:r>
+    </w:p>
+    <w:p>
+      <w:pPr>
+        <w:rPr/>
+      </w:pPr>
+      <w:r>
+        <w:rPr>
+          <w:rtl w:val="0"/>
+        </w:rPr>
+        <w:t xml:space="preserve">    IBDD -&gt; ET : error de conexión</w:t>
+      </w:r>
+    </w:p>
+    <w:p>
+      <w:pPr>
+        <w:rPr/>
+      </w:pPr>
+      <w:r>
+        <w:rPr>
+          <w:rtl w:val="0"/>
+        </w:rPr>
+        <w:t xml:space="preserve">    ET -&gt; MT : error de conexión</w:t>
+      </w:r>
+    </w:p>
+    <w:p>
+      <w:pPr>
+        <w:rPr/>
+      </w:pPr>
+      <w:r>
+        <w:rPr>
+          <w:rtl w:val="0"/>
+        </w:rPr>
+        <w:t xml:space="preserve">    MT -&gt; IU : mostrar mensaje error</w:t>
+      </w:r>
+    </w:p>
+    <w:p>
+      <w:pPr>
+        <w:rPr/>
+      </w:pPr>
+      <w:r>
+        <w:rPr>
+          <w:rtl w:val="0"/>
+        </w:rPr>
+        <w:t xml:space="preserve">    IU -&gt; PNT : “Se ha producido un error de conexión con la base de datos”</w:t>
+      </w:r>
+    </w:p>
+    <w:p>
+      <w:pPr>
+        <w:rPr/>
+      </w:pPr>
+      <w:r>
+        <w:rPr>
+          <w:rtl w:val="0"/>
+        </w:rPr>
+        <w:t xml:space="preserve">end</w:t>
+      </w:r>
+    </w:p>
+    <w:p>
+      <w:pPr>
+        <w:rPr/>
+      </w:pPr>
+      <w:r>
+        <w:rPr>
+          <w:rtl w:val="0"/>
+        </w:rPr>
+      </w:r>
+    </w:p>
+    <w:p>
+      <w:pPr>
+        <w:rPr/>
+      </w:pPr>
+      <w:r>
+        <w:rPr>
+          <w:rtl w:val="0"/>
+        </w:rPr>
         <w:t xml:space="preserve">@enduml</w:t>
       </w:r>
     </w:p>
@@ -2989,1169 +4489,6 @@
         <w:rPr>
           <w:rtl w:val="0"/>
         </w:rPr>
-      </w:r>
-    </w:p>
-    <w:p>
-      <w:pPr>
-        <w:rPr/>
-      </w:pPr>
-      <w:r>
-        <w:rPr>
-          <w:rtl w:val="0"/>
-        </w:rPr>
-      </w:r>
-    </w:p>
-    <w:p>
-      <w:pPr>
-        <w:rPr/>
-      </w:pPr>
-      <w:r>
-        <w:rPr>
-          <w:rtl w:val="0"/>
-        </w:rPr>
-      </w:r>
-    </w:p>
-    <w:p>
-      <w:pPr>
-        <w:rPr/>
-      </w:pPr>
-      <w:r>
-        <w:rPr>
-          <w:rtl w:val="0"/>
-        </w:rPr>
-      </w:r>
-    </w:p>
-    <w:p>
-      <w:pPr>
-        <w:rPr/>
-      </w:pPr>
-      <w:r>
-        <w:rPr>
-          <w:rtl w:val="0"/>
-        </w:rPr>
-      </w:r>
-    </w:p>
-    <w:p>
-      <w:pPr>
-        <w:rPr/>
-      </w:pPr>
-      <w:r>
-        <w:rPr>
-          <w:rtl w:val="0"/>
-        </w:rPr>
-      </w:r>
-    </w:p>
-    <w:p>
-      <w:pPr>
-        <w:rPr/>
-      </w:pPr>
-      <w:r>
-        <w:rPr>
-          <w:rtl w:val="0"/>
-        </w:rPr>
-      </w:r>
-    </w:p>
-    <w:p>
-      <w:pPr>
-        <w:rPr/>
-      </w:pPr>
-      <w:r>
-        <w:rPr>
-          <w:rtl w:val="0"/>
-        </w:rPr>
-      </w:r>
-    </w:p>
-    <w:p>
-      <w:pPr>
-        <w:rPr/>
-      </w:pPr>
-      <w:r>
-        <w:rPr>
-          <w:rtl w:val="0"/>
-        </w:rPr>
-      </w:r>
-    </w:p>
-    <w:p>
-      <w:pPr>
-        <w:rPr/>
-      </w:pPr>
-      <w:r>
-        <w:rPr>
-          <w:rtl w:val="0"/>
-        </w:rPr>
-      </w:r>
-    </w:p>
-    <w:p>
-      <w:pPr>
-        <w:rPr/>
-      </w:pPr>
-      <w:r>
-        <w:rPr>
-          <w:rtl w:val="0"/>
-        </w:rPr>
-      </w:r>
-    </w:p>
-    <w:p>
-      <w:pPr>
-        <w:rPr/>
-      </w:pPr>
-      <w:r>
-        <w:rPr>
-          <w:rtl w:val="0"/>
-        </w:rPr>
-      </w:r>
-    </w:p>
-    <w:p>
-      <w:pPr>
-        <w:rPr/>
-      </w:pPr>
-      <w:r>
-        <w:rPr>
-          <w:rtl w:val="0"/>
-        </w:rPr>
-      </w:r>
-    </w:p>
-    <w:p>
-      <w:pPr>
-        <w:rPr/>
-      </w:pPr>
-      <w:r>
-        <w:rPr>
-          <w:rtl w:val="0"/>
-        </w:rPr>
-      </w:r>
-    </w:p>
-    <w:p>
-      <w:pPr>
-        <w:rPr/>
-      </w:pPr>
-      <w:r>
-        <w:rPr>
-          <w:rtl w:val="0"/>
-        </w:rPr>
-      </w:r>
-    </w:p>
-    <w:p>
-      <w:pPr>
-        <w:rPr/>
-      </w:pPr>
-      <w:r>
-        <w:rPr>
-          <w:rtl w:val="0"/>
-        </w:rPr>
-      </w:r>
-    </w:p>
-    <w:p>
-      <w:pPr>
-        <w:rPr/>
-      </w:pPr>
-      <w:r>
-        <w:rPr>
-          <w:rtl w:val="0"/>
-        </w:rPr>
-      </w:r>
-    </w:p>
-    <w:p>
-      <w:pPr>
-        <w:rPr/>
-      </w:pPr>
-      <w:r>
-        <w:rPr>
-          <w:rtl w:val="0"/>
-        </w:rPr>
-        <w:t xml:space="preserve">@startuml CasoUso09</w:t>
-      </w:r>
-    </w:p>
-    <w:p>
-      <w:pPr>
-        <w:rPr/>
-      </w:pPr>
-      <w:r>
-        <w:rPr>
-          <w:rtl w:val="0"/>
-        </w:rPr>
-      </w:r>
-    </w:p>
-    <w:p>
-      <w:pPr>
-        <w:rPr/>
-      </w:pPr>
-      <w:r>
-        <w:rPr>
-          <w:rtl w:val="0"/>
-        </w:rPr>
-        <w:t xml:space="preserve">title Caso de Uso #09 - Crear Tarea (Diseño UML)</w:t>
-      </w:r>
-    </w:p>
-    <w:p>
-      <w:pPr>
-        <w:rPr/>
-      </w:pPr>
-      <w:r>
-        <w:rPr>
-          <w:rtl w:val="0"/>
-        </w:rPr>
-      </w:r>
-    </w:p>
-    <w:p>
-      <w:pPr>
-        <w:rPr/>
-      </w:pPr>
-      <w:r>
-        <w:rPr>
-          <w:rtl w:val="0"/>
-        </w:rPr>
-        <w:t xml:space="preserve">actor "Líder Proyecto" as Actor</w:t>
-      </w:r>
-    </w:p>
-    <w:p>
-      <w:pPr>
-        <w:rPr/>
-      </w:pPr>
-      <w:r>
-        <w:rPr>
-          <w:rtl w:val="0"/>
-        </w:rPr>
-      </w:r>
-    </w:p>
-    <w:p>
-      <w:pPr>
-        <w:rPr/>
-      </w:pPr>
-      <w:r>
-        <w:rPr>
-          <w:rtl w:val="0"/>
-        </w:rPr>
-        <w:t xml:space="preserve">boundary "PantallaVerIteración" as P_VerIt</w:t>
-      </w:r>
-    </w:p>
-    <w:p>
-      <w:pPr>
-        <w:rPr/>
-      </w:pPr>
-      <w:r>
-        <w:rPr>
-          <w:rtl w:val="0"/>
-        </w:rPr>
-        <w:t xml:space="preserve">boundary "PantallaNuevaTarea" as P_NuevaTar</w:t>
-      </w:r>
-    </w:p>
-    <w:p>
-      <w:pPr>
-        <w:rPr/>
-      </w:pPr>
-      <w:r>
-        <w:rPr>
-          <w:rtl w:val="0"/>
-        </w:rPr>
-        <w:t xml:space="preserve">boundary "PantallaListadoMiembros" as P_ListMiembros</w:t>
-      </w:r>
-    </w:p>
-    <w:p>
-      <w:pPr>
-        <w:rPr/>
-      </w:pPr>
-      <w:r>
-        <w:rPr>
-          <w:rtl w:val="0"/>
-        </w:rPr>
-        <w:t xml:space="preserve">boundary "InterfazUsuario" as IU</w:t>
-      </w:r>
-    </w:p>
-    <w:p>
-      <w:pPr>
-        <w:rPr/>
-      </w:pPr>
-      <w:r>
-        <w:rPr>
-          <w:rtl w:val="0"/>
-        </w:rPr>
-      </w:r>
-    </w:p>
-    <w:p>
-      <w:pPr>
-        <w:rPr/>
-      </w:pPr>
-      <w:r>
-        <w:rPr>
-          <w:rtl w:val="0"/>
-        </w:rPr>
-        <w:t xml:space="preserve">control "ManejadorTarea" as M_Tarea</w:t>
-      </w:r>
-    </w:p>
-    <w:p>
-      <w:pPr>
-        <w:rPr/>
-      </w:pPr>
-      <w:r>
-        <w:rPr>
-          <w:rtl w:val="0"/>
-        </w:rPr>
-      </w:r>
-    </w:p>
-    <w:p>
-      <w:pPr>
-        <w:rPr/>
-      </w:pPr>
-      <w:r>
-        <w:rPr>
-          <w:rtl w:val="0"/>
-        </w:rPr>
-        <w:t xml:space="preserve">entity "Tarea" as E_Tarea</w:t>
-      </w:r>
-    </w:p>
-    <w:p>
-      <w:pPr>
-        <w:rPr/>
-      </w:pPr>
-      <w:r>
-        <w:rPr>
-          <w:rtl w:val="0"/>
-        </w:rPr>
-      </w:r>
-    </w:p>
-    <w:p>
-      <w:pPr>
-        <w:rPr/>
-      </w:pPr>
-      <w:r>
-        <w:rPr>
-          <w:rtl w:val="0"/>
-        </w:rPr>
-        <w:t xml:space="preserve">boundary "InterfazBDD" as I_BDD</w:t>
-      </w:r>
-    </w:p>
-    <w:p>
-      <w:pPr>
-        <w:rPr/>
-      </w:pPr>
-      <w:r>
-        <w:rPr>
-          <w:rtl w:val="0"/>
-        </w:rPr>
-        <w:t xml:space="preserve">database "BDD" as BDD</w:t>
-      </w:r>
-    </w:p>
-    <w:p>
-      <w:pPr>
-        <w:rPr/>
-      </w:pPr>
-      <w:r>
-        <w:rPr>
-          <w:rtl w:val="0"/>
-        </w:rPr>
-      </w:r>
-    </w:p>
-    <w:p>
-      <w:pPr>
-        <w:rPr/>
-      </w:pPr>
-      <w:r>
-        <w:rPr>
-          <w:rtl w:val="0"/>
-        </w:rPr>
-        <w:t xml:space="preserve">autonumber</w:t>
-      </w:r>
-    </w:p>
-    <w:p>
-      <w:pPr>
-        <w:rPr/>
-      </w:pPr>
-      <w:r>
-        <w:rPr>
-          <w:rtl w:val="0"/>
-        </w:rPr>
-      </w:r>
-    </w:p>
-    <w:p>
-      <w:pPr>
-        <w:rPr/>
-      </w:pPr>
-      <w:r>
-        <w:rPr>
-          <w:rtl w:val="0"/>
-        </w:rPr>
-        <w:t xml:space="preserve">== Pasos 1 y 2: Inicio y Solicitud de Datos ==</w:t>
-      </w:r>
-    </w:p>
-    <w:p>
-      <w:pPr>
-        <w:rPr/>
-      </w:pPr>
-      <w:r>
-        <w:rPr>
-          <w:rtl w:val="0"/>
-        </w:rPr>
-      </w:r>
-    </w:p>
-    <w:p>
-      <w:pPr>
-        <w:rPr/>
-      </w:pPr>
-      <w:r>
-        <w:rPr>
-          <w:rtl w:val="0"/>
-        </w:rPr>
-        <w:t xml:space="preserve">Actor -&gt; P_VerIt : Clic en "Crear/Añadir Tarea"</w:t>
-      </w:r>
-    </w:p>
-    <w:p>
-      <w:pPr>
-        <w:rPr/>
-      </w:pPr>
-      <w:r>
-        <w:rPr>
-          <w:rtl w:val="0"/>
-        </w:rPr>
-        <w:t xml:space="preserve">P_VerIt -&gt; IU : evento crearTarea</w:t>
-      </w:r>
-    </w:p>
-    <w:p>
-      <w:pPr>
-        <w:rPr/>
-      </w:pPr>
-      <w:r>
-        <w:rPr>
-          <w:rtl w:val="0"/>
-        </w:rPr>
-        <w:t xml:space="preserve">IU -&gt; M_Tarea : crearTarea()</w:t>
-      </w:r>
-    </w:p>
-    <w:p>
-      <w:pPr>
-        <w:rPr/>
-      </w:pPr>
-      <w:r>
-        <w:rPr>
-          <w:rtl w:val="0"/>
-        </w:rPr>
-        <w:t xml:space="preserve">M_Tarea -&gt; IU : solicitarDespliegue(PantallaNuevaTarea)</w:t>
-      </w:r>
-    </w:p>
-    <w:p>
-      <w:pPr>
-        <w:rPr/>
-      </w:pPr>
-      <w:r>
-        <w:rPr>
-          <w:rtl w:val="0"/>
-        </w:rPr>
-        <w:t xml:space="preserve">IU -&gt; P_NuevaTar : desplegar()</w:t>
-      </w:r>
-    </w:p>
-    <w:p>
-      <w:pPr>
-        <w:rPr/>
-      </w:pPr>
-      <w:r>
-        <w:rPr>
-          <w:rtl w:val="0"/>
-        </w:rPr>
-        <w:t xml:space="preserve">activate P_NuevaTar</w:t>
-      </w:r>
-    </w:p>
-    <w:p>
-      <w:pPr>
-        <w:rPr/>
-      </w:pPr>
-      <w:r>
-        <w:rPr>
-          <w:rtl w:val="0"/>
-        </w:rPr>
-      </w:r>
-    </w:p>
-    <w:p>
-      <w:pPr>
-        <w:rPr/>
-      </w:pPr>
-      <w:r>
-        <w:rPr>
-          <w:rtl w:val="0"/>
-        </w:rPr>
-        <w:t xml:space="preserve">Actor -&gt; P_NuevaTar : ingresarDatos(nombre, descripción)</w:t>
-      </w:r>
-    </w:p>
-    <w:p>
-      <w:pPr>
-        <w:rPr/>
-      </w:pPr>
-      <w:r>
-        <w:rPr>
-          <w:rtl w:val="0"/>
-        </w:rPr>
-      </w:r>
-    </w:p>
-    <w:p>
-      <w:pPr>
-        <w:rPr/>
-      </w:pPr>
-      <w:r>
-        <w:rPr>
-          <w:rtl w:val="0"/>
-        </w:rPr>
-        <w:t xml:space="preserve">alt Extensión 2a: Cancelar en PantallaNuevaTarea</w:t>
-      </w:r>
-    </w:p>
-    <w:p>
-      <w:pPr>
-        <w:rPr/>
-      </w:pPr>
-      <w:r>
-        <w:rPr>
-          <w:rtl w:val="0"/>
-        </w:rPr>
-        <w:t xml:space="preserve">    Actor -&gt; P_NuevaTar : Clic en "Cancelar"</w:t>
-      </w:r>
-    </w:p>
-    <w:p>
-      <w:pPr>
-        <w:rPr/>
-      </w:pPr>
-      <w:r>
-        <w:rPr>
-          <w:rtl w:val="0"/>
-        </w:rPr>
-        <w:t xml:space="preserve">    P_NuevaTar -&gt; IU : evento cancelar</w:t>
-      </w:r>
-    </w:p>
-    <w:p>
-      <w:pPr>
-        <w:rPr/>
-      </w:pPr>
-      <w:r>
-        <w:rPr>
-          <w:rtl w:val="0"/>
-        </w:rPr>
-        <w:t xml:space="preserve">    deactivate P_NuevaTar</w:t>
-      </w:r>
-    </w:p>
-    <w:p>
-      <w:pPr>
-        <w:rPr/>
-      </w:pPr>
-      <w:r>
-        <w:rPr>
-          <w:rtl w:val="0"/>
-        </w:rPr>
-        <w:t xml:space="preserve">    IU -&gt; P_VerIt : solicitar cerrar PantallaNuevaTarea</w:t>
-      </w:r>
-    </w:p>
-    <w:p>
-      <w:pPr>
-        <w:rPr/>
-      </w:pPr>
-      <w:r>
-        <w:rPr>
-          <w:rtl w:val="0"/>
-        </w:rPr>
-        <w:t xml:space="preserve">    note over IU, P_VerIt: Retorno a PantallaVerIteración (Fin del CU)</w:t>
-      </w:r>
-    </w:p>
-    <w:p>
-      <w:pPr>
-        <w:rPr/>
-      </w:pPr>
-      <w:r>
-        <w:rPr>
-          <w:rtl w:val="0"/>
-        </w:rPr>
-        <w:t xml:space="preserve">else Continuar (Presiona "Asignar responsable")</w:t>
-      </w:r>
-    </w:p>
-    <w:p>
-      <w:pPr>
-        <w:rPr/>
-      </w:pPr>
-      <w:r>
-        <w:rPr>
-          <w:rtl w:val="0"/>
-        </w:rPr>
-        <w:t xml:space="preserve">    Actor -&gt; P_NuevaTar : Presiona "Asignar responsable"</w:t>
-      </w:r>
-    </w:p>
-    <w:p>
-      <w:pPr>
-        <w:rPr/>
-      </w:pPr>
-      <w:r>
-        <w:rPr>
-          <w:rtl w:val="0"/>
-        </w:rPr>
-        <w:t xml:space="preserve">    P_NuevaTar -&gt; IU : datos incompletos</w:t>
-      </w:r>
-    </w:p>
-    <w:p>
-      <w:pPr>
-        <w:rPr/>
-      </w:pPr>
-      <w:r>
-        <w:rPr>
-          <w:rtl w:val="0"/>
-        </w:rPr>
-        <w:t xml:space="preserve">    IU -&gt; M_Tarea : solicitarResponsable()</w:t>
-      </w:r>
-    </w:p>
-    <w:p>
-      <w:pPr>
-        <w:rPr/>
-      </w:pPr>
-      <w:r>
-        <w:rPr>
-          <w:rtl w:val="0"/>
-        </w:rPr>
-        <w:t xml:space="preserve">end</w:t>
-      </w:r>
-    </w:p>
-    <w:p>
-      <w:pPr>
-        <w:rPr/>
-      </w:pPr>
-      <w:r>
-        <w:rPr>
-          <w:rtl w:val="0"/>
-        </w:rPr>
-      </w:r>
-    </w:p>
-    <w:p>
-      <w:pPr>
-        <w:rPr/>
-      </w:pPr>
-      <w:r>
-        <w:rPr>
-          <w:rtl w:val="0"/>
-        </w:rPr>
-        <w:t xml:space="preserve">== Paso 3 y Extensión 3a: Asignación de Responsable ==</w:t>
-      </w:r>
-    </w:p>
-    <w:p>
-      <w:pPr>
-        <w:rPr/>
-      </w:pPr>
-      <w:r>
-        <w:rPr>
-          <w:rtl w:val="0"/>
-        </w:rPr>
-      </w:r>
-    </w:p>
-    <w:p>
-      <w:pPr>
-        <w:rPr/>
-      </w:pPr>
-      <w:r>
-        <w:rPr>
-          <w:rtl w:val="0"/>
-        </w:rPr>
-        <w:t xml:space="preserve">M_Tarea -&gt; IU : solicitarDespliegue(PantallaListadoMiembros)</w:t>
-      </w:r>
-    </w:p>
-    <w:p>
-      <w:pPr>
-        <w:rPr/>
-      </w:pPr>
-      <w:r>
-        <w:rPr>
-          <w:rtl w:val="0"/>
-        </w:rPr>
-        <w:t xml:space="preserve">IU -&gt; P_ListMiembros : desplegar()</w:t>
-      </w:r>
-    </w:p>
-    <w:p>
-      <w:pPr>
-        <w:rPr/>
-      </w:pPr>
-      <w:r>
-        <w:rPr>
-          <w:rtl w:val="0"/>
-        </w:rPr>
-        <w:t xml:space="preserve">activate P_ListMiembros</w:t>
-      </w:r>
-    </w:p>
-    <w:p>
-      <w:pPr>
-        <w:rPr/>
-      </w:pPr>
-      <w:r>
-        <w:rPr>
-          <w:rtl w:val="0"/>
-        </w:rPr>
-      </w:r>
-    </w:p>
-    <w:p>
-      <w:pPr>
-        <w:rPr/>
-      </w:pPr>
-      <w:r>
-        <w:rPr>
-          <w:rtl w:val="0"/>
-        </w:rPr>
-        <w:t xml:space="preserve">Actor -&gt; P_ListMiembros : seleccionar(usuario)</w:t>
-      </w:r>
-    </w:p>
-    <w:p>
-      <w:pPr>
-        <w:rPr/>
-      </w:pPr>
-      <w:r>
-        <w:rPr>
-          <w:rtl w:val="0"/>
-        </w:rPr>
-      </w:r>
-    </w:p>
-    <w:p>
-      <w:pPr>
-        <w:rPr/>
-      </w:pPr>
-      <w:r>
-        <w:rPr>
-          <w:rtl w:val="0"/>
-        </w:rPr>
-        <w:t xml:space="preserve">alt Extensión 3a: Cancelar en PantallaListadoMiembros</w:t>
-      </w:r>
-    </w:p>
-    <w:p>
-      <w:pPr>
-        <w:rPr/>
-      </w:pPr>
-      <w:r>
-        <w:rPr>
-          <w:rtl w:val="0"/>
-        </w:rPr>
-        <w:t xml:space="preserve">    Actor -&gt; P_ListMiembros : Clic en "Cancelar"</w:t>
-      </w:r>
-    </w:p>
-    <w:p>
-      <w:pPr>
-        <w:rPr/>
-      </w:pPr>
-      <w:r>
-        <w:rPr>
-          <w:rtl w:val="0"/>
-        </w:rPr>
-        <w:t xml:space="preserve">    P_ListMiembros -&gt; IU : evento cancelar</w:t>
-      </w:r>
-    </w:p>
-    <w:p>
-      <w:pPr>
-        <w:rPr/>
-      </w:pPr>
-      <w:r>
-        <w:rPr>
-          <w:rtl w:val="0"/>
-        </w:rPr>
-        <w:t xml:space="preserve">    deactivate P_ListMiembros</w:t>
-      </w:r>
-    </w:p>
-    <w:p>
-      <w:pPr>
-        <w:rPr/>
-      </w:pPr>
-      <w:r>
-        <w:rPr>
-          <w:rtl w:val="0"/>
-        </w:rPr>
-        <w:t xml:space="preserve">    IU -&gt; P_NuevaTar : solicitar cerrar PantallaListadoMiembros</w:t>
-      </w:r>
-    </w:p>
-    <w:p>
-      <w:pPr>
-        <w:rPr/>
-      </w:pPr>
-      <w:r>
-        <w:rPr>
-          <w:rtl w:val="0"/>
-        </w:rPr>
-        <w:t xml:space="preserve">    note over IU, P_NuevaTar: Retorno al CU, paso 2</w:t>
-      </w:r>
-    </w:p>
-    <w:p>
-      <w:pPr>
-        <w:rPr/>
-      </w:pPr>
-      <w:r>
-        <w:rPr>
-          <w:rtl w:val="0"/>
-        </w:rPr>
-        <w:t xml:space="preserve">else Continuar (Presiona "Aceptar")</w:t>
-      </w:r>
-    </w:p>
-    <w:p>
-      <w:pPr>
-        <w:rPr/>
-      </w:pPr>
-      <w:r>
-        <w:rPr>
-          <w:rtl w:val="0"/>
-        </w:rPr>
-        <w:t xml:space="preserve">    Actor -&gt; P_ListMiembros : Clic en "Aceptar"</w:t>
-      </w:r>
-    </w:p>
-    <w:p>
-      <w:pPr>
-        <w:rPr/>
-      </w:pPr>
-      <w:r>
-        <w:rPr>
-          <w:rtl w:val="0"/>
-        </w:rPr>
-        <w:t xml:space="preserve">    P_ListMiembros -&gt; IU : responsable seleccionado</w:t>
-      </w:r>
-    </w:p>
-    <w:p>
-      <w:pPr>
-        <w:rPr/>
-      </w:pPr>
-      <w:r>
-        <w:rPr>
-          <w:rtl w:val="0"/>
-        </w:rPr>
-        <w:t xml:space="preserve">    deactivate P_ListMiembros</w:t>
-      </w:r>
-    </w:p>
-    <w:p>
-      <w:pPr>
-        <w:rPr/>
-      </w:pPr>
-      <w:r>
-        <w:rPr>
-          <w:rtl w:val="0"/>
-        </w:rPr>
-        <w:t xml:space="preserve">    IU -&gt; M_Tarea : crearTarea(datos completos)</w:t>
-      </w:r>
-    </w:p>
-    <w:p>
-      <w:pPr>
-        <w:rPr/>
-      </w:pPr>
-      <w:r>
-        <w:rPr>
-          <w:rtl w:val="0"/>
-        </w:rPr>
-        <w:t xml:space="preserve">end</w:t>
-      </w:r>
-    </w:p>
-    <w:p>
-      <w:pPr>
-        <w:rPr/>
-      </w:pPr>
-      <w:r>
-        <w:rPr>
-          <w:rtl w:val="0"/>
-        </w:rPr>
-      </w:r>
-    </w:p>
-    <w:p>
-      <w:pPr>
-        <w:rPr/>
-      </w:pPr>
-      <w:r>
-        <w:rPr>
-          <w:rtl w:val="0"/>
-        </w:rPr>
-        <w:t xml:space="preserve">== Pasos 4 y 5: Persistencia y Confirmación ==</w:t>
-      </w:r>
-    </w:p>
-    <w:p>
-      <w:pPr>
-        <w:rPr/>
-      </w:pPr>
-      <w:r>
-        <w:rPr>
-          <w:rtl w:val="0"/>
-        </w:rPr>
-      </w:r>
-    </w:p>
-    <w:p>
-      <w:pPr>
-        <w:rPr/>
-      </w:pPr>
-      <w:r>
-        <w:rPr>
-          <w:rtl w:val="0"/>
-        </w:rPr>
-        <w:t xml:space="preserve">M_Tarea -&gt; E_Tarea : crearTarea(datos)</w:t>
-      </w:r>
-    </w:p>
-    <w:p>
-      <w:pPr>
-        <w:rPr/>
-      </w:pPr>
-      <w:r>
-        <w:rPr>
-          <w:rtl w:val="0"/>
-        </w:rPr>
-        <w:t xml:space="preserve">E_Tarea -&gt; I_BDD : solicitarCrearTarea(datos)</w:t>
-      </w:r>
-    </w:p>
-    <w:p>
-      <w:pPr>
-        <w:rPr/>
-      </w:pPr>
-      <w:r>
-        <w:rPr>
-          <w:rtl w:val="0"/>
-        </w:rPr>
-        <w:t xml:space="preserve">I_BDD -&gt; BDD : crearTarea(datos)</w:t>
-      </w:r>
-    </w:p>
-    <w:p>
-      <w:pPr>
-        <w:rPr/>
-      </w:pPr>
-      <w:r>
-        <w:rPr>
-          <w:rtl w:val="0"/>
-        </w:rPr>
-      </w:r>
-    </w:p>
-    <w:p>
-      <w:pPr>
-        <w:rPr/>
-      </w:pPr>
-      <w:r>
-        <w:rPr>
-          <w:rtl w:val="0"/>
-        </w:rPr>
-        <w:t xml:space="preserve">alt Extensión 5a: Datos Incorrectos O Extensión 5b: Error de Conexión</w:t>
-      </w:r>
-    </w:p>
-    <w:p>
-      <w:pPr>
-        <w:rPr/>
-      </w:pPr>
-      <w:r>
-        <w:rPr>
-          <w:rtl w:val="0"/>
-        </w:rPr>
-        <w:t xml:space="preserve">    alt Ext. 5a: Datos Incorrectos</w:t>
-      </w:r>
-    </w:p>
-    <w:p>
-      <w:pPr>
-        <w:rPr/>
-      </w:pPr>
-      <w:r>
-        <w:rPr>
-          <w:rtl w:val="0"/>
-        </w:rPr>
-        <w:t xml:space="preserve">        BDD --&gt; I_BDD : mensaje de error(datos)</w:t>
-      </w:r>
-    </w:p>
-    <w:p>
-      <w:pPr>
-        <w:rPr/>
-      </w:pPr>
-      <w:r>
-        <w:rPr>
-          <w:rtl w:val="0"/>
-        </w:rPr>
-        <w:t xml:space="preserve">    else Ext. 5b: Error de Conexión</w:t>
-      </w:r>
-    </w:p>
-    <w:p>
-      <w:pPr>
-        <w:rPr/>
-      </w:pPr>
-      <w:r>
-        <w:rPr>
-          <w:rtl w:val="0"/>
-        </w:rPr>
-        <w:t xml:space="preserve">        I_BDD --&gt; E_Tarea : mensaje de error(conexión)</w:t>
-      </w:r>
-    </w:p>
-    <w:p>
-      <w:pPr>
-        <w:rPr/>
-      </w:pPr>
-      <w:r>
-        <w:rPr>
-          <w:rtl w:val="0"/>
-        </w:rPr>
-        <w:t xml:space="preserve">    end</w:t>
-      </w:r>
-    </w:p>
-    <w:p>
-      <w:pPr>
-        <w:rPr/>
-      </w:pPr>
-      <w:r>
-        <w:rPr>
-          <w:rtl w:val="0"/>
-        </w:rPr>
-        <w:t xml:space="preserve">    </w:t>
-      </w:r>
-    </w:p>
-    <w:p>
-      <w:pPr>
-        <w:rPr/>
-      </w:pPr>
-      <w:r>
-        <w:rPr>
-          <w:rtl w:val="0"/>
-        </w:rPr>
-        <w:t xml:space="preserve">    E_Tarea -&gt; M_Tarea : mensaje de error</w:t>
-      </w:r>
-    </w:p>
-    <w:p>
-      <w:pPr>
-        <w:rPr/>
-      </w:pPr>
-      <w:r>
-        <w:rPr>
-          <w:rtl w:val="0"/>
-        </w:rPr>
-        <w:t xml:space="preserve">    M_Tarea -&gt; IU : mensaje de error</w:t>
-      </w:r>
-    </w:p>
-    <w:p>
-      <w:pPr>
-        <w:rPr/>
-      </w:pPr>
-      <w:r>
-        <w:rPr>
-          <w:rtl w:val="0"/>
-        </w:rPr>
-        <w:t xml:space="preserve">    IU -&gt; P_NuevaTar : mostrar mensaje</w:t>
-      </w:r>
-    </w:p>
-    <w:p>
-      <w:pPr>
-        <w:rPr/>
-      </w:pPr>
-      <w:r>
-        <w:rPr>
-          <w:rtl w:val="0"/>
-        </w:rPr>
-        <w:t xml:space="preserve">    note over P_NuevaTar: Muestra error. Continúa en el CU, paso 2.</w:t>
-      </w:r>
-    </w:p>
-    <w:p>
-      <w:pPr>
-        <w:rPr/>
-      </w:pPr>
-      <w:r>
-        <w:rPr>
-          <w:rtl w:val="0"/>
-        </w:rPr>
-      </w:r>
-    </w:p>
-    <w:p>
-      <w:pPr>
-        <w:rPr/>
-      </w:pPr>
-      <w:r>
-        <w:rPr>
-          <w:rtl w:val="0"/>
-        </w:rPr>
-        <w:t xml:space="preserve">else Flujo Exitoso</w:t>
-      </w:r>
-    </w:p>
-    <w:p>
-      <w:pPr>
-        <w:rPr/>
-      </w:pPr>
-      <w:r>
-        <w:rPr>
-          <w:rtl w:val="0"/>
-        </w:rPr>
-        <w:t xml:space="preserve">    BDD --&gt; I_BDD : confirmacion(datosNuevaTarea)</w:t>
-      </w:r>
-    </w:p>
-    <w:p>
-      <w:pPr>
-        <w:rPr/>
-      </w:pPr>
-      <w:r>
-        <w:rPr>
-          <w:rtl w:val="0"/>
-        </w:rPr>
-        <w:t xml:space="preserve">    I_BDD -&gt; E_Tarea : confirmacion</w:t>
-      </w:r>
-    </w:p>
-    <w:p>
-      <w:pPr>
-        <w:rPr/>
-      </w:pPr>
-      <w:r>
-        <w:rPr>
-          <w:rtl w:val="0"/>
-        </w:rPr>
-        <w:t xml:space="preserve">    E_Tarea -&gt; M_Tarea : confirmacion</w:t>
-      </w:r>
-    </w:p>
-    <w:p>
-      <w:pPr>
-        <w:rPr/>
-      </w:pPr>
-      <w:r>
-        <w:rPr>
-          <w:rtl w:val="0"/>
-        </w:rPr>
-        <w:t xml:space="preserve">    M_Tarea -&gt; IU : confirmacion</w:t>
-      </w:r>
-    </w:p>
-    <w:p>
-      <w:pPr>
-        <w:rPr/>
-      </w:pPr>
-      <w:r>
-        <w:rPr>
-          <w:rtl w:val="0"/>
-        </w:rPr>
-        <w:t xml:space="preserve">    IU -&gt; P_VerIt : mostrar mensaje</w:t>
-      </w:r>
-    </w:p>
-    <w:p>
-      <w:pPr>
-        <w:rPr/>
-      </w:pPr>
-      <w:r>
-        <w:rPr>
-          <w:rtl w:val="0"/>
-        </w:rPr>
-        <w:t xml:space="preserve">    deactivate P_NuevaTar</w:t>
-      </w:r>
-    </w:p>
-    <w:p>
-      <w:pPr>
-        <w:rPr/>
-      </w:pPr>
-      <w:r>
-        <w:rPr>
-          <w:rtl w:val="0"/>
-        </w:rPr>
-        <w:t xml:space="preserve">    note over IU, P_VerIt: "La tarea ha sido creada exitosamente"</w:t>
-      </w:r>
-    </w:p>
-    <w:p>
-      <w:pPr>
-        <w:rPr/>
-      </w:pPr>
-      <w:r>
-        <w:rPr>
-          <w:rtl w:val="0"/>
-        </w:rPr>
-        <w:t xml:space="preserve">end</w:t>
-      </w:r>
-    </w:p>
-    <w:p>
-      <w:pPr>
-        <w:rPr/>
-      </w:pPr>
-      <w:r>
-        <w:rPr>
-          <w:rtl w:val="0"/>
-        </w:rPr>
-      </w:r>
-    </w:p>
-    <w:p>
-      <w:pPr>
-        <w:rPr/>
-      </w:pPr>
-      <w:r>
-        <w:rPr>
-          <w:rtl w:val="0"/>
-        </w:rPr>
-        <w:t xml:space="preserve">@enduml</w:t>
       </w:r>
     </w:p>
     <w:p>

--- a/Etapa Construcción - Iteración 1/Diseño/ScriptsUML-KAiros-NexTech.docx
+++ b/Etapa Construcción - Iteración 1/Diseño/ScriptsUML-KAiros-NexTech.docx
@@ -14,7 +14,7 @@
     </w:p>
     <w:sdt>
       <w:sdtPr>
-        <w:id w:val="1543872514"/>
+        <w:id w:val="1911492329"/>
         <w:docPartObj>
           <w:docPartGallery w:val="Table of Contents"/>
           <w:docPartUnique w:val="1"/>
@@ -2232,7 +2232,7 @@
         <w:rPr>
           <w:rtl w:val="0"/>
         </w:rPr>
-        <w:t xml:space="preserve">actor "Líder del proyecto/Miembro" as Lider</w:t>
+        <w:t xml:space="preserve">actor "Líder del proyecto" as Lider</w:t>
       </w:r>
     </w:p>
     <w:p>
@@ -2350,7 +2350,7 @@
         <w:rPr>
           <w:rtl w:val="0"/>
         </w:rPr>
-        <w:t xml:space="preserve">Lider -&gt; PT: Selecciona una tarea y presiona "Editar"</w:t>
+        <w:t xml:space="preserve">Lider -&gt; PT: Selecciona una tarea \ny presiona "Editar"</w:t>
       </w:r>
     </w:p>
     <w:p>
@@ -2642,7 +2642,7 @@
         <w:rPr>
           <w:rtl w:val="0"/>
         </w:rPr>
-        <w:t xml:space="preserve">MT --&gt; IU: Mostrar mensaje “Se han encontrado errores en los datos enviados.”</w:t>
+        <w:t xml:space="preserve">MT --&gt; IU: Mostrar mensaje “Se han encontrado \nerrores en los datos enviados.”</w:t>
       </w:r>
     </w:p>
     <w:p>
@@ -2848,7 +2848,7 @@
         <w:rPr>
           <w:rtl w:val="0"/>
         </w:rPr>
-        <w:t xml:space="preserve">MT --&gt; IU: Mostrar “Ocurrió un error de conexión con la base de datos. Inténtelo nuevamente.”</w:t>
+        <w:t xml:space="preserve">MT --&gt; IU: Mostrar “Ocurrió un error de conexión \ncon la base de datos. Inténtelo nuevamente.”</w:t>
       </w:r>
     </w:p>
     <w:p>
@@ -2903,6 +2903,26 @@
           <w:rtl w:val="0"/>
         </w:rPr>
         <w:t xml:space="preserve">@enduml</w:t>
+      </w:r>
+    </w:p>
+    <w:p>
+      <w:pPr>
+        <w:rPr/>
+      </w:pPr>
+      <w:r>
+        <w:rPr>
+          <w:rtl w:val="0"/>
+        </w:rPr>
+      </w:r>
+    </w:p>
+    <w:p>
+      <w:pPr>
+        <w:rPr/>
+      </w:pPr>
+      <w:r>
+        <w:rPr>
+          <w:rtl w:val="0"/>
+        </w:rPr>
       </w:r>
     </w:p>
     <w:p>

--- a/Etapa Construcción - Iteración 1/Diseño/ScriptsUML-KAiros-NexTech.docx
+++ b/Etapa Construcción - Iteración 1/Diseño/ScriptsUML-KAiros-NexTech.docx
@@ -14,7 +14,7 @@
     </w:p>
     <w:sdt>
       <w:sdtPr>
-        <w:id w:val="1911492329"/>
+        <w:id w:val="262477379"/>
         <w:docPartObj>
           <w:docPartGallery w:val="Table of Contents"/>
           <w:docPartUnique w:val="1"/>

--- a/Etapa Construcción - Iteración 1/Diseño/ScriptsUML-KAiros-NexTech.docx
+++ b/Etapa Construcción - Iteración 1/Diseño/ScriptsUML-KAiros-NexTech.docx
@@ -14,7 +14,7 @@
     </w:p>
     <w:sdt>
       <w:sdtPr>
-        <w:id w:val="262477379"/>
+        <w:id w:val="1025622153"/>
         <w:docPartObj>
           <w:docPartGallery w:val="Table of Contents"/>
           <w:docPartUnique w:val="1"/>

--- a/Etapa Construcción - Iteración 1/Diseño/ScriptsUML-KAiros-NexTech.docx
+++ b/Etapa Construcción - Iteración 1/Diseño/ScriptsUML-KAiros-NexTech.docx
@@ -14,7 +14,7 @@
     </w:p>
     <w:sdt>
       <w:sdtPr>
-        <w:id w:val="1025622153"/>
+        <w:id w:val="-1147208746"/>
         <w:docPartObj>
           <w:docPartGallery w:val="Table of Contents"/>
           <w:docPartUnique w:val="1"/>

--- a/Etapa Construcción - Iteración 1/Diseño/ScriptsUML-KAiros-NexTech.docx
+++ b/Etapa Construcción - Iteración 1/Diseño/ScriptsUML-KAiros-NexTech.docx
@@ -14,7 +14,7 @@
     </w:p>
     <w:sdt>
       <w:sdtPr>
-        <w:id w:val="-1147208746"/>
+        <w:id w:val="-216454914"/>
         <w:docPartObj>
           <w:docPartGallery w:val="Table of Contents"/>
           <w:docPartUnique w:val="1"/>
@@ -3762,7 +3762,7 @@
         <w:rPr>
           <w:rtl w:val="0"/>
         </w:rPr>
-        <w:t xml:space="preserve">boundary PVI as "PantallaVerIteración"</w:t>
+        <w:t xml:space="preserve">boundary PVI as "PantallaPlanificacion"</w:t>
       </w:r>
     </w:p>
     <w:p>
@@ -3881,7 +3881,7 @@
         <w:rPr>
           <w:rtl w:val="0"/>
         </w:rPr>
-        <w:t xml:space="preserve">Lider -&gt; PVI : presiona “Crear/Añadir Tarea”</w:t>
+        <w:t xml:space="preserve">Lider -&gt; PVI : presiona “Nueva Tarea”</w:t>
       </w:r>
     </w:p>
     <w:p>
@@ -3946,7 +3946,7 @@
         <w:rPr>
           <w:rtl w:val="0"/>
         </w:rPr>
-        <w:t xml:space="preserve">Lider -&gt; PNT : ingresa nombre y descripción, presiona “Asignar responsable”</w:t>
+        <w:t xml:space="preserve">Lider -&gt; PNT : ingresa los datos,presiona los botones “Asignar responsable”, “Fecha de inicio”, “Fecha de Fin” y “Iteración”</w:t>
       </w:r>
     </w:p>
     <w:p>
@@ -4184,6 +4184,17 @@
         <w:rPr>
           <w:rtl w:val="0"/>
         </w:rPr>
+        <w:t xml:space="preserve">    Lider -&gt; PNT: Cancelar ()</w:t>
+      </w:r>
+    </w:p>
+    <w:p>
+      <w:pPr>
+        <w:rPr/>
+      </w:pPr>
+      <w:r>
+        <w:rPr>
+          <w:rtl w:val="0"/>
+        </w:rPr>
         <w:t xml:space="preserve">    PNT -&gt; IU : cancelar()</w:t>
       </w:r>
     </w:p>
@@ -4260,6 +4271,17 @@
         <w:rPr>
           <w:rtl w:val="0"/>
         </w:rPr>
+        <w:t xml:space="preserve">    Lider -&gt; PLM: Cancelar ()</w:t>
+      </w:r>
+    </w:p>
+    <w:p>
+      <w:pPr>
+        <w:rPr/>
+      </w:pPr>
+      <w:r>
+        <w:rPr>
+          <w:rtl w:val="0"/>
+        </w:rPr>
         <w:t xml:space="preserve">    PLM -&gt; IU : cancelar()</w:t>
       </w:r>
     </w:p>
@@ -4457,6 +4479,1377 @@
           <w:rtl w:val="0"/>
         </w:rPr>
         <w:t xml:space="preserve">    IU -&gt; PNT : “Se ha producido un error de conexión con la base de datos”</w:t>
+      </w:r>
+    </w:p>
+    <w:p>
+      <w:pPr>
+        <w:rPr/>
+      </w:pPr>
+      <w:r>
+        <w:rPr>
+          <w:rtl w:val="0"/>
+        </w:rPr>
+        <w:t xml:space="preserve">end</w:t>
+      </w:r>
+    </w:p>
+    <w:p>
+      <w:pPr>
+        <w:rPr/>
+      </w:pPr>
+      <w:r>
+        <w:rPr>
+          <w:rtl w:val="0"/>
+        </w:rPr>
+      </w:r>
+    </w:p>
+    <w:p>
+      <w:pPr>
+        <w:rPr/>
+      </w:pPr>
+      <w:r>
+        <w:rPr>
+          <w:rtl w:val="0"/>
+        </w:rPr>
+        <w:t xml:space="preserve">@enduml</w:t>
+      </w:r>
+    </w:p>
+    <w:p>
+      <w:pPr>
+        <w:rPr/>
+      </w:pPr>
+      <w:r>
+        <w:rPr>
+          <w:rtl w:val="0"/>
+        </w:rPr>
+      </w:r>
+    </w:p>
+    <w:p>
+      <w:pPr>
+        <w:rPr/>
+      </w:pPr>
+      <w:r>
+        <w:rPr>
+          <w:rtl w:val="0"/>
+        </w:rPr>
+      </w:r>
+    </w:p>
+    <w:p>
+      <w:pPr>
+        <w:rPr>
+          <w:sz w:val="38"/>
+          <w:szCs w:val="38"/>
+        </w:rPr>
+      </w:pPr>
+      <w:r>
+        <w:rPr>
+          <w:sz w:val="38"/>
+          <w:szCs w:val="38"/>
+          <w:rtl w:val="0"/>
+        </w:rPr>
+        <w:t xml:space="preserve">CU15 - Visualizar Tarea</w:t>
+      </w:r>
+    </w:p>
+    <w:p>
+      <w:pPr>
+        <w:rPr>
+          <w:sz w:val="24"/>
+          <w:szCs w:val="24"/>
+        </w:rPr>
+      </w:pPr>
+      <w:r>
+        <w:rPr>
+          <w:sz w:val="24"/>
+          <w:szCs w:val="24"/>
+          <w:rtl w:val="0"/>
+        </w:rPr>
+        <w:t xml:space="preserve">@startuml</w:t>
+      </w:r>
+    </w:p>
+    <w:p>
+      <w:pPr>
+        <w:rPr>
+          <w:sz w:val="24"/>
+          <w:szCs w:val="24"/>
+        </w:rPr>
+      </w:pPr>
+      <w:r>
+        <w:rPr>
+          <w:sz w:val="24"/>
+          <w:szCs w:val="24"/>
+          <w:rtl w:val="0"/>
+        </w:rPr>
+        <w:t xml:space="preserve">actor "Líder de Proyecto / Miembro" as Actor</w:t>
+      </w:r>
+    </w:p>
+    <w:p>
+      <w:pPr>
+        <w:rPr>
+          <w:sz w:val="24"/>
+          <w:szCs w:val="24"/>
+        </w:rPr>
+      </w:pPr>
+      <w:r>
+        <w:rPr>
+          <w:sz w:val="24"/>
+          <w:szCs w:val="24"/>
+          <w:rtl w:val="0"/>
+        </w:rPr>
+        <w:t xml:space="preserve">boundary "PantallaPlanificacion" as PantallaPlanificacion</w:t>
+      </w:r>
+    </w:p>
+    <w:p>
+      <w:pPr>
+        <w:rPr>
+          <w:sz w:val="24"/>
+          <w:szCs w:val="24"/>
+        </w:rPr>
+      </w:pPr>
+      <w:r>
+        <w:rPr>
+          <w:sz w:val="24"/>
+          <w:szCs w:val="24"/>
+          <w:rtl w:val="0"/>
+        </w:rPr>
+        <w:t xml:space="preserve">control "InterfazUsuario" as InterfazUsuario</w:t>
+      </w:r>
+    </w:p>
+    <w:p>
+      <w:pPr>
+        <w:rPr>
+          <w:sz w:val="24"/>
+          <w:szCs w:val="24"/>
+        </w:rPr>
+      </w:pPr>
+      <w:r>
+        <w:rPr>
+          <w:sz w:val="24"/>
+          <w:szCs w:val="24"/>
+          <w:rtl w:val="0"/>
+        </w:rPr>
+        <w:t xml:space="preserve">control "ManejadorTarea" as ManejadorTarea</w:t>
+      </w:r>
+    </w:p>
+    <w:p>
+      <w:pPr>
+        <w:rPr>
+          <w:sz w:val="24"/>
+          <w:szCs w:val="24"/>
+        </w:rPr>
+      </w:pPr>
+      <w:r>
+        <w:rPr>
+          <w:sz w:val="24"/>
+          <w:szCs w:val="24"/>
+          <w:rtl w:val="0"/>
+        </w:rPr>
+        <w:t xml:space="preserve">entity "Tarea" as Tarea</w:t>
+      </w:r>
+    </w:p>
+    <w:p>
+      <w:pPr>
+        <w:rPr>
+          <w:sz w:val="24"/>
+          <w:szCs w:val="24"/>
+        </w:rPr>
+      </w:pPr>
+      <w:r>
+        <w:rPr>
+          <w:sz w:val="24"/>
+          <w:szCs w:val="24"/>
+          <w:rtl w:val="0"/>
+        </w:rPr>
+        <w:t xml:space="preserve">boundary "InterfazBDD" as InterfazBDD</w:t>
+      </w:r>
+    </w:p>
+    <w:p>
+      <w:pPr>
+        <w:rPr>
+          <w:sz w:val="24"/>
+          <w:szCs w:val="24"/>
+        </w:rPr>
+      </w:pPr>
+      <w:r>
+        <w:rPr>
+          <w:sz w:val="24"/>
+          <w:szCs w:val="24"/>
+          <w:rtl w:val="0"/>
+        </w:rPr>
+        <w:t xml:space="preserve">entity "BDD" as BDD</w:t>
+      </w:r>
+    </w:p>
+    <w:p>
+      <w:pPr>
+        <w:rPr>
+          <w:sz w:val="24"/>
+          <w:szCs w:val="24"/>
+        </w:rPr>
+      </w:pPr>
+      <w:r>
+        <w:rPr>
+          <w:rtl w:val="0"/>
+        </w:rPr>
+      </w:r>
+    </w:p>
+    <w:p>
+      <w:pPr>
+        <w:rPr>
+          <w:sz w:val="24"/>
+          <w:szCs w:val="24"/>
+        </w:rPr>
+      </w:pPr>
+      <w:r>
+        <w:rPr>
+          <w:sz w:val="24"/>
+          <w:szCs w:val="24"/>
+          <w:rtl w:val="0"/>
+        </w:rPr>
+        <w:t xml:space="preserve">== Flujo Principal ==</w:t>
+      </w:r>
+    </w:p>
+    <w:p>
+      <w:pPr>
+        <w:rPr>
+          <w:sz w:val="24"/>
+          <w:szCs w:val="24"/>
+        </w:rPr>
+      </w:pPr>
+      <w:r>
+        <w:rPr>
+          <w:sz w:val="24"/>
+          <w:szCs w:val="24"/>
+          <w:rtl w:val="0"/>
+        </w:rPr>
+        <w:t xml:space="preserve">Actor -&gt; PantallaPlanificacion: accede a la pantalla de tareas</w:t>
+      </w:r>
+    </w:p>
+    <w:p>
+      <w:pPr>
+        <w:rPr>
+          <w:sz w:val="24"/>
+          <w:szCs w:val="24"/>
+        </w:rPr>
+      </w:pPr>
+      <w:r>
+        <w:rPr>
+          <w:sz w:val="24"/>
+          <w:szCs w:val="24"/>
+          <w:rtl w:val="0"/>
+        </w:rPr>
+        <w:t xml:space="preserve">PantallaPlanificacion -&gt; InterfazUsuario: solicitarListadoTareas()</w:t>
+      </w:r>
+    </w:p>
+    <w:p>
+      <w:pPr>
+        <w:rPr>
+          <w:sz w:val="24"/>
+          <w:szCs w:val="24"/>
+        </w:rPr>
+      </w:pPr>
+      <w:r>
+        <w:rPr>
+          <w:sz w:val="24"/>
+          <w:szCs w:val="24"/>
+          <w:rtl w:val="0"/>
+        </w:rPr>
+        <w:t xml:space="preserve">InterfazUsuario -&gt; ManejadorTarea: obtenerTareas(usuario o proyecto)</w:t>
+      </w:r>
+    </w:p>
+    <w:p>
+      <w:pPr>
+        <w:rPr>
+          <w:sz w:val="24"/>
+          <w:szCs w:val="24"/>
+        </w:rPr>
+      </w:pPr>
+      <w:r>
+        <w:rPr>
+          <w:rtl w:val="0"/>
+        </w:rPr>
+      </w:r>
+    </w:p>
+    <w:p>
+      <w:pPr>
+        <w:rPr>
+          <w:sz w:val="24"/>
+          <w:szCs w:val="24"/>
+        </w:rPr>
+      </w:pPr>
+      <w:r>
+        <w:rPr>
+          <w:sz w:val="24"/>
+          <w:szCs w:val="24"/>
+          <w:rtl w:val="0"/>
+        </w:rPr>
+        <w:t xml:space="preserve">ManejadorTarea -&gt; Tarea: consultarTareas()</w:t>
+      </w:r>
+    </w:p>
+    <w:p>
+      <w:pPr>
+        <w:rPr>
+          <w:sz w:val="24"/>
+          <w:szCs w:val="24"/>
+        </w:rPr>
+      </w:pPr>
+      <w:r>
+        <w:rPr>
+          <w:sz w:val="24"/>
+          <w:szCs w:val="24"/>
+          <w:rtl w:val="0"/>
+        </w:rPr>
+        <w:t xml:space="preserve">Tarea -&gt; InterfazBDD: consultarTareas()</w:t>
+      </w:r>
+    </w:p>
+    <w:p>
+      <w:pPr>
+        <w:rPr>
+          <w:sz w:val="24"/>
+          <w:szCs w:val="24"/>
+        </w:rPr>
+      </w:pPr>
+      <w:r>
+        <w:rPr>
+          <w:sz w:val="24"/>
+          <w:szCs w:val="24"/>
+          <w:rtl w:val="0"/>
+        </w:rPr>
+        <w:t xml:space="preserve">InterfazBDD -&gt; BDD: consultarTareas()</w:t>
+      </w:r>
+    </w:p>
+    <w:p>
+      <w:pPr>
+        <w:rPr>
+          <w:sz w:val="24"/>
+          <w:szCs w:val="24"/>
+        </w:rPr>
+      </w:pPr>
+      <w:r>
+        <w:rPr>
+          <w:sz w:val="24"/>
+          <w:szCs w:val="24"/>
+          <w:rtl w:val="0"/>
+        </w:rPr>
+        <w:t xml:space="preserve">BDD --&gt; InterfazBDD: listado de tareas</w:t>
+      </w:r>
+    </w:p>
+    <w:p>
+      <w:pPr>
+        <w:rPr>
+          <w:sz w:val="24"/>
+          <w:szCs w:val="24"/>
+        </w:rPr>
+      </w:pPr>
+      <w:r>
+        <w:rPr>
+          <w:sz w:val="24"/>
+          <w:szCs w:val="24"/>
+          <w:rtl w:val="0"/>
+        </w:rPr>
+        <w:t xml:space="preserve">InterfazBDD --&gt; Tarea: listado de tareas</w:t>
+      </w:r>
+    </w:p>
+    <w:p>
+      <w:pPr>
+        <w:rPr>
+          <w:sz w:val="24"/>
+          <w:szCs w:val="24"/>
+        </w:rPr>
+      </w:pPr>
+      <w:r>
+        <w:rPr>
+          <w:sz w:val="24"/>
+          <w:szCs w:val="24"/>
+          <w:rtl w:val="0"/>
+        </w:rPr>
+        <w:t xml:space="preserve">Tarea --&gt; ManejadorTarea: listado de tareas</w:t>
+      </w:r>
+    </w:p>
+    <w:p>
+      <w:pPr>
+        <w:rPr>
+          <w:sz w:val="24"/>
+          <w:szCs w:val="24"/>
+        </w:rPr>
+      </w:pPr>
+      <w:r>
+        <w:rPr>
+          <w:rtl w:val="0"/>
+        </w:rPr>
+      </w:r>
+    </w:p>
+    <w:p>
+      <w:pPr>
+        <w:rPr>
+          <w:sz w:val="24"/>
+          <w:szCs w:val="24"/>
+        </w:rPr>
+      </w:pPr>
+      <w:r>
+        <w:rPr>
+          <w:rtl w:val="0"/>
+        </w:rPr>
+      </w:r>
+    </w:p>
+    <w:p>
+      <w:pPr>
+        <w:rPr>
+          <w:sz w:val="24"/>
+          <w:szCs w:val="24"/>
+        </w:rPr>
+      </w:pPr>
+      <w:r>
+        <w:rPr>
+          <w:sz w:val="24"/>
+          <w:szCs w:val="24"/>
+          <w:rtl w:val="0"/>
+        </w:rPr>
+        <w:t xml:space="preserve">ManejadorTarea --&gt; InterfazUsuario: listado de tareas</w:t>
+      </w:r>
+    </w:p>
+    <w:p>
+      <w:pPr>
+        <w:rPr>
+          <w:sz w:val="24"/>
+          <w:szCs w:val="24"/>
+        </w:rPr>
+      </w:pPr>
+      <w:r>
+        <w:rPr>
+          <w:sz w:val="24"/>
+          <w:szCs w:val="24"/>
+          <w:rtl w:val="0"/>
+        </w:rPr>
+        <w:t xml:space="preserve">InterfazUsuario -&gt; PantallaPlanificacion: mostrar listado de tareas</w:t>
+      </w:r>
+    </w:p>
+    <w:p>
+      <w:pPr>
+        <w:rPr>
+          <w:sz w:val="24"/>
+          <w:szCs w:val="24"/>
+        </w:rPr>
+      </w:pPr>
+      <w:r>
+        <w:rPr>
+          <w:rtl w:val="0"/>
+        </w:rPr>
+      </w:r>
+    </w:p>
+    <w:p>
+      <w:pPr>
+        <w:rPr>
+          <w:sz w:val="24"/>
+          <w:szCs w:val="24"/>
+        </w:rPr>
+      </w:pPr>
+      <w:r>
+        <w:rPr>
+          <w:sz w:val="24"/>
+          <w:szCs w:val="24"/>
+          <w:rtl w:val="0"/>
+        </w:rPr>
+        <w:t xml:space="preserve">== Flujo Alternativo ==</w:t>
+      </w:r>
+    </w:p>
+    <w:p>
+      <w:pPr>
+        <w:rPr>
+          <w:sz w:val="24"/>
+          <w:szCs w:val="24"/>
+        </w:rPr>
+      </w:pPr>
+      <w:r>
+        <w:rPr>
+          <w:sz w:val="24"/>
+          <w:szCs w:val="24"/>
+          <w:rtl w:val="0"/>
+        </w:rPr>
+        <w:t xml:space="preserve">alt No existen tareas</w:t>
+      </w:r>
+    </w:p>
+    <w:p>
+      <w:pPr>
+        <w:rPr>
+          <w:sz w:val="24"/>
+          <w:szCs w:val="24"/>
+        </w:rPr>
+      </w:pPr>
+      <w:r>
+        <w:rPr>
+          <w:sz w:val="24"/>
+          <w:szCs w:val="24"/>
+          <w:rtl w:val="0"/>
+        </w:rPr>
+        <w:t xml:space="preserve">    InterfazBDD -&gt; BDD: consulta sin resultados</w:t>
+      </w:r>
+    </w:p>
+    <w:p>
+      <w:pPr>
+        <w:rPr>
+          <w:sz w:val="24"/>
+          <w:szCs w:val="24"/>
+        </w:rPr>
+      </w:pPr>
+      <w:r>
+        <w:rPr>
+          <w:sz w:val="24"/>
+          <w:szCs w:val="24"/>
+          <w:rtl w:val="0"/>
+        </w:rPr>
+        <w:t xml:space="preserve">    BDD --&gt; InterfazBDD: conjunto vacío</w:t>
+      </w:r>
+    </w:p>
+    <w:p>
+      <w:pPr>
+        <w:rPr>
+          <w:sz w:val="24"/>
+          <w:szCs w:val="24"/>
+        </w:rPr>
+      </w:pPr>
+      <w:r>
+        <w:rPr>
+          <w:sz w:val="24"/>
+          <w:szCs w:val="24"/>
+          <w:rtl w:val="0"/>
+        </w:rPr>
+        <w:t xml:space="preserve">    InterfazBDD --&gt; Tarea: conjunto vacío</w:t>
+      </w:r>
+    </w:p>
+    <w:p>
+      <w:pPr>
+        <w:rPr>
+          <w:sz w:val="24"/>
+          <w:szCs w:val="24"/>
+        </w:rPr>
+      </w:pPr>
+      <w:r>
+        <w:rPr>
+          <w:sz w:val="24"/>
+          <w:szCs w:val="24"/>
+          <w:rtl w:val="0"/>
+        </w:rPr>
+        <w:t xml:space="preserve">    Tarea --&gt; ManejadorTarea: conjunto vacío</w:t>
+      </w:r>
+    </w:p>
+    <w:p>
+      <w:pPr>
+        <w:rPr>
+          <w:sz w:val="24"/>
+          <w:szCs w:val="24"/>
+        </w:rPr>
+      </w:pPr>
+      <w:r>
+        <w:rPr>
+          <w:sz w:val="24"/>
+          <w:szCs w:val="24"/>
+          <w:rtl w:val="0"/>
+        </w:rPr>
+        <w:t xml:space="preserve">    ManejadorTarea --&gt; InterfazUsuario: no hay tareas</w:t>
+      </w:r>
+    </w:p>
+    <w:p>
+      <w:pPr>
+        <w:rPr>
+          <w:sz w:val="24"/>
+          <w:szCs w:val="24"/>
+        </w:rPr>
+      </w:pPr>
+      <w:r>
+        <w:rPr>
+          <w:sz w:val="24"/>
+          <w:szCs w:val="24"/>
+          <w:rtl w:val="0"/>
+        </w:rPr>
+        <w:t xml:space="preserve">    InterfazUsuario -&gt; PantallaPlanificacion: mostrar "No hay tareas que coincidan con los filtros"</w:t>
+      </w:r>
+    </w:p>
+    <w:p>
+      <w:pPr>
+        <w:rPr>
+          <w:sz w:val="24"/>
+          <w:szCs w:val="24"/>
+        </w:rPr>
+      </w:pPr>
+      <w:r>
+        <w:rPr>
+          <w:sz w:val="24"/>
+          <w:szCs w:val="24"/>
+          <w:rtl w:val="0"/>
+        </w:rPr>
+        <w:t xml:space="preserve">end</w:t>
+      </w:r>
+    </w:p>
+    <w:p>
+      <w:pPr>
+        <w:rPr>
+          <w:sz w:val="24"/>
+          <w:szCs w:val="24"/>
+        </w:rPr>
+      </w:pPr>
+      <w:r>
+        <w:rPr>
+          <w:rtl w:val="0"/>
+        </w:rPr>
+      </w:r>
+    </w:p>
+    <w:p>
+      <w:pPr>
+        <w:rPr>
+          <w:sz w:val="24"/>
+          <w:szCs w:val="24"/>
+        </w:rPr>
+      </w:pPr>
+      <w:r>
+        <w:rPr>
+          <w:rtl w:val="0"/>
+        </w:rPr>
+      </w:r>
+    </w:p>
+    <w:p>
+      <w:pPr>
+        <w:rPr>
+          <w:sz w:val="24"/>
+          <w:szCs w:val="24"/>
+        </w:rPr>
+      </w:pPr>
+      <w:r>
+        <w:rPr>
+          <w:sz w:val="24"/>
+          <w:szCs w:val="24"/>
+          <w:rtl w:val="0"/>
+        </w:rPr>
+        <w:t xml:space="preserve">alt Error de conexión con la BDD</w:t>
+      </w:r>
+    </w:p>
+    <w:p>
+      <w:pPr>
+        <w:rPr>
+          <w:sz w:val="24"/>
+          <w:szCs w:val="24"/>
+        </w:rPr>
+      </w:pPr>
+      <w:r>
+        <w:rPr>
+          <w:sz w:val="24"/>
+          <w:szCs w:val="24"/>
+          <w:rtl w:val="0"/>
+        </w:rPr>
+        <w:t xml:space="preserve">    InterfazBDD -&gt; BDD: error de conexión</w:t>
+      </w:r>
+    </w:p>
+    <w:p>
+      <w:pPr>
+        <w:rPr>
+          <w:sz w:val="24"/>
+          <w:szCs w:val="24"/>
+        </w:rPr>
+      </w:pPr>
+      <w:r>
+        <w:rPr>
+          <w:sz w:val="24"/>
+          <w:szCs w:val="24"/>
+          <w:rtl w:val="0"/>
+        </w:rPr>
+        <w:t xml:space="preserve">    BDD --&gt; InterfazBDD: error de conexión</w:t>
+      </w:r>
+    </w:p>
+    <w:p>
+      <w:pPr>
+        <w:rPr>
+          <w:sz w:val="24"/>
+          <w:szCs w:val="24"/>
+        </w:rPr>
+      </w:pPr>
+      <w:r>
+        <w:rPr>
+          <w:sz w:val="24"/>
+          <w:szCs w:val="24"/>
+          <w:rtl w:val="0"/>
+        </w:rPr>
+        <w:t xml:space="preserve">    InterfazBDD --&gt; Tarea: mensaje de error</w:t>
+      </w:r>
+    </w:p>
+    <w:p>
+      <w:pPr>
+        <w:rPr>
+          <w:sz w:val="24"/>
+          <w:szCs w:val="24"/>
+        </w:rPr>
+      </w:pPr>
+      <w:r>
+        <w:rPr>
+          <w:sz w:val="24"/>
+          <w:szCs w:val="24"/>
+          <w:rtl w:val="0"/>
+        </w:rPr>
+        <w:t xml:space="preserve">    Tarea --&gt; ManejadorTarea: mensaje de error</w:t>
+      </w:r>
+    </w:p>
+    <w:p>
+      <w:pPr>
+        <w:rPr>
+          <w:sz w:val="24"/>
+          <w:szCs w:val="24"/>
+        </w:rPr>
+      </w:pPr>
+      <w:r>
+        <w:rPr>
+          <w:sz w:val="24"/>
+          <w:szCs w:val="24"/>
+          <w:rtl w:val="0"/>
+        </w:rPr>
+        <w:t xml:space="preserve">    ManejadorTarea --&gt; InterfazUsuario: error de conexión</w:t>
+      </w:r>
+    </w:p>
+    <w:p>
+      <w:pPr>
+        <w:rPr>
+          <w:sz w:val="24"/>
+          <w:szCs w:val="24"/>
+        </w:rPr>
+      </w:pPr>
+      <w:r>
+        <w:rPr>
+          <w:sz w:val="24"/>
+          <w:szCs w:val="24"/>
+          <w:rtl w:val="0"/>
+        </w:rPr>
+        <w:t xml:space="preserve">    InterfazUsuario -&gt; PantallaPlanificacion: mostrar "Error al cargar las tareas. Intente nuevamente"</w:t>
+      </w:r>
+    </w:p>
+    <w:p>
+      <w:pPr>
+        <w:rPr>
+          <w:sz w:val="24"/>
+          <w:szCs w:val="24"/>
+        </w:rPr>
+      </w:pPr>
+      <w:r>
+        <w:rPr>
+          <w:sz w:val="24"/>
+          <w:szCs w:val="24"/>
+          <w:rtl w:val="0"/>
+        </w:rPr>
+        <w:t xml:space="preserve">end</w:t>
+      </w:r>
+    </w:p>
+    <w:p>
+      <w:pPr>
+        <w:rPr>
+          <w:sz w:val="24"/>
+          <w:szCs w:val="24"/>
+        </w:rPr>
+      </w:pPr>
+      <w:r>
+        <w:rPr>
+          <w:rtl w:val="0"/>
+        </w:rPr>
+      </w:r>
+    </w:p>
+    <w:p>
+      <w:pPr>
+        <w:rPr>
+          <w:sz w:val="24"/>
+          <w:szCs w:val="24"/>
+        </w:rPr>
+      </w:pPr>
+      <w:r>
+        <w:rPr>
+          <w:sz w:val="24"/>
+          <w:szCs w:val="24"/>
+          <w:rtl w:val="0"/>
+        </w:rPr>
+        <w:t xml:space="preserve">@enduml</w:t>
+      </w:r>
+    </w:p>
+    <w:p>
+      <w:pPr>
+        <w:rPr>
+          <w:sz w:val="24"/>
+          <w:szCs w:val="24"/>
+        </w:rPr>
+      </w:pPr>
+      <w:r>
+        <w:rPr>
+          <w:rtl w:val="0"/>
+        </w:rPr>
+      </w:r>
+    </w:p>
+    <w:p>
+      <w:pPr>
+        <w:rPr>
+          <w:sz w:val="24"/>
+          <w:szCs w:val="24"/>
+        </w:rPr>
+      </w:pPr>
+      <w:r>
+        <w:rPr>
+          <w:rtl w:val="0"/>
+        </w:rPr>
+      </w:r>
+    </w:p>
+    <w:p>
+      <w:pPr>
+        <w:rPr>
+          <w:sz w:val="38"/>
+          <w:szCs w:val="38"/>
+        </w:rPr>
+      </w:pPr>
+      <w:r>
+        <w:rPr>
+          <w:rtl w:val="0"/>
+        </w:rPr>
+      </w:r>
+    </w:p>
+    <w:p>
+      <w:pPr>
+        <w:rPr>
+          <w:sz w:val="38"/>
+          <w:szCs w:val="38"/>
+        </w:rPr>
+      </w:pPr>
+      <w:r>
+        <w:rPr>
+          <w:rtl w:val="0"/>
+        </w:rPr>
+      </w:r>
+    </w:p>
+    <w:p>
+      <w:pPr>
+        <w:rPr>
+          <w:sz w:val="32"/>
+          <w:szCs w:val="32"/>
+        </w:rPr>
+      </w:pPr>
+      <w:r>
+        <w:rPr>
+          <w:sz w:val="32"/>
+          <w:szCs w:val="32"/>
+          <w:rtl w:val="0"/>
+        </w:rPr>
+        <w:t xml:space="preserve">CU16: Comentar tarea</w:t>
+      </w:r>
+    </w:p>
+    <w:p>
+      <w:pPr>
+        <w:rPr/>
+      </w:pPr>
+      <w:r>
+        <w:rPr>
+          <w:rtl w:val="0"/>
+        </w:rPr>
+        <w:t xml:space="preserve">@startuml</w:t>
+      </w:r>
+    </w:p>
+    <w:p>
+      <w:pPr>
+        <w:rPr/>
+      </w:pPr>
+      <w:r>
+        <w:rPr>
+          <w:rtl w:val="0"/>
+        </w:rPr>
+        <w:t xml:space="preserve">actor "Miembro/Líder del Proyecto" as Actor</w:t>
+      </w:r>
+    </w:p>
+    <w:p>
+      <w:pPr>
+        <w:rPr/>
+      </w:pPr>
+      <w:r>
+        <w:rPr>
+          <w:rtl w:val="0"/>
+        </w:rPr>
+        <w:t xml:space="preserve">boundary "PantallaPlanificacion" as PantallaPlanificacion</w:t>
+      </w:r>
+    </w:p>
+    <w:p>
+      <w:pPr>
+        <w:rPr/>
+      </w:pPr>
+      <w:r>
+        <w:rPr>
+          <w:rtl w:val="0"/>
+        </w:rPr>
+        <w:t xml:space="preserve">boundary "PantallaComentarioTarea" as PantallaComentarioTarea</w:t>
+      </w:r>
+    </w:p>
+    <w:p>
+      <w:pPr>
+        <w:rPr/>
+      </w:pPr>
+      <w:r>
+        <w:rPr>
+          <w:rtl w:val="0"/>
+        </w:rPr>
+        <w:t xml:space="preserve">control "InterfazUsuario" as InterfazUsuario</w:t>
+      </w:r>
+    </w:p>
+    <w:p>
+      <w:pPr>
+        <w:rPr/>
+      </w:pPr>
+      <w:r>
+        <w:rPr>
+          <w:rtl w:val="0"/>
+        </w:rPr>
+        <w:t xml:space="preserve">control "ManejadorTarea" as ManejadorTarea</w:t>
+      </w:r>
+    </w:p>
+    <w:p>
+      <w:pPr>
+        <w:rPr/>
+      </w:pPr>
+      <w:r>
+        <w:rPr>
+          <w:rtl w:val="0"/>
+        </w:rPr>
+        <w:t xml:space="preserve">entity "Tarea" as Tarea</w:t>
+      </w:r>
+    </w:p>
+    <w:p>
+      <w:pPr>
+        <w:rPr/>
+      </w:pPr>
+      <w:r>
+        <w:rPr>
+          <w:rtl w:val="0"/>
+        </w:rPr>
+        <w:t xml:space="preserve">boundary "InterfazBDD" as InterfazBDD</w:t>
+      </w:r>
+    </w:p>
+    <w:p>
+      <w:pPr>
+        <w:rPr/>
+      </w:pPr>
+      <w:r>
+        <w:rPr>
+          <w:rtl w:val="0"/>
+        </w:rPr>
+        <w:t xml:space="preserve">entity "BDD" as BDD</w:t>
+      </w:r>
+    </w:p>
+    <w:p>
+      <w:pPr>
+        <w:rPr/>
+      </w:pPr>
+      <w:r>
+        <w:rPr>
+          <w:rtl w:val="0"/>
+        </w:rPr>
+      </w:r>
+    </w:p>
+    <w:p>
+      <w:pPr>
+        <w:rPr/>
+      </w:pPr>
+      <w:r>
+        <w:rPr>
+          <w:rtl w:val="0"/>
+        </w:rPr>
+        <w:t xml:space="preserve">== Flujo Principal ==</w:t>
+      </w:r>
+    </w:p>
+    <w:p>
+      <w:pPr>
+        <w:rPr/>
+      </w:pPr>
+      <w:r>
+        <w:rPr>
+          <w:rtl w:val="0"/>
+        </w:rPr>
+        <w:t xml:space="preserve">Actor -&gt; PantallaPlanificacion: presiona "Comentar Tarea"</w:t>
+      </w:r>
+    </w:p>
+    <w:p>
+      <w:pPr>
+        <w:rPr/>
+      </w:pPr>
+      <w:r>
+        <w:rPr>
+          <w:rtl w:val="0"/>
+        </w:rPr>
+        <w:t xml:space="preserve">PantallaPlanificacion -&gt; InterfazUsuario: solicitarPantallaComentarioTarea()</w:t>
+      </w:r>
+    </w:p>
+    <w:p>
+      <w:pPr>
+        <w:rPr/>
+      </w:pPr>
+      <w:r>
+        <w:rPr>
+          <w:rtl w:val="0"/>
+        </w:rPr>
+        <w:t xml:space="preserve">InterfazUsuario -&gt; PantallaComentarioTarea: desplegar formulario de comentario</w:t>
+      </w:r>
+    </w:p>
+    <w:p>
+      <w:pPr>
+        <w:rPr/>
+      </w:pPr>
+      <w:r>
+        <w:rPr>
+          <w:rtl w:val="0"/>
+        </w:rPr>
+        <w:t xml:space="preserve">PantallaComentarioTarea -&gt; PantallaComentarioTarea: se despliega</w:t>
+      </w:r>
+    </w:p>
+    <w:p>
+      <w:pPr>
+        <w:rPr/>
+      </w:pPr>
+      <w:r>
+        <w:rPr>
+          <w:rtl w:val="0"/>
+        </w:rPr>
+      </w:r>
+    </w:p>
+    <w:p>
+      <w:pPr>
+        <w:rPr/>
+      </w:pPr>
+      <w:r>
+        <w:rPr>
+          <w:rtl w:val="0"/>
+        </w:rPr>
+        <w:t xml:space="preserve">Actor -&gt; PantallaComentarioTarea: ingresa comentario y selecciona "Aceptar" o "Cancelar"</w:t>
+      </w:r>
+    </w:p>
+    <w:p>
+      <w:pPr>
+        <w:rPr/>
+      </w:pPr>
+      <w:r>
+        <w:rPr>
+          <w:rtl w:val="0"/>
+        </w:rPr>
+        <w:t xml:space="preserve">PantallaComentarioTarea -&gt; InterfazUsuario: enviar datos ingresados</w:t>
+      </w:r>
+    </w:p>
+    <w:p>
+      <w:pPr>
+        <w:rPr/>
+      </w:pPr>
+      <w:r>
+        <w:rPr>
+          <w:rtl w:val="0"/>
+        </w:rPr>
+      </w:r>
+    </w:p>
+    <w:p>
+      <w:pPr>
+        <w:rPr/>
+      </w:pPr>
+      <w:r>
+        <w:rPr>
+          <w:rtl w:val="0"/>
+        </w:rPr>
+        <w:t xml:space="preserve">alt Opción "Aceptar"</w:t>
+      </w:r>
+    </w:p>
+    <w:p>
+      <w:pPr>
+        <w:rPr/>
+      </w:pPr>
+      <w:r>
+        <w:rPr>
+          <w:rtl w:val="0"/>
+        </w:rPr>
+        <w:t xml:space="preserve">    InterfazUsuario -&gt; ManejadorTarea: guardarComentario(comentario)</w:t>
+      </w:r>
+    </w:p>
+    <w:p>
+      <w:pPr>
+        <w:rPr/>
+      </w:pPr>
+      <w:r>
+        <w:rPr>
+          <w:rtl w:val="0"/>
+        </w:rPr>
+        <w:t xml:space="preserve">    ManejadorTarea -&gt; Tarea: asociar comentario a tarea</w:t>
+      </w:r>
+    </w:p>
+    <w:p>
+      <w:pPr>
+        <w:rPr/>
+      </w:pPr>
+      <w:r>
+        <w:rPr>
+          <w:rtl w:val="0"/>
+        </w:rPr>
+        <w:t xml:space="preserve">    Tarea -&gt; InterfazBDD: guardarComentario(datos)</w:t>
+      </w:r>
+    </w:p>
+    <w:p>
+      <w:pPr>
+        <w:rPr/>
+      </w:pPr>
+      <w:r>
+        <w:rPr>
+          <w:rtl w:val="0"/>
+        </w:rPr>
+        <w:t xml:space="preserve">    InterfazBDD -&gt; BDD: guardarComentario(datos)</w:t>
+      </w:r>
+    </w:p>
+    <w:p>
+      <w:pPr>
+        <w:rPr/>
+      </w:pPr>
+      <w:r>
+        <w:rPr>
+          <w:rtl w:val="0"/>
+        </w:rPr>
+        <w:t xml:space="preserve">    BDD --&gt; InterfazBDD: confirmación</w:t>
+      </w:r>
+    </w:p>
+    <w:p>
+      <w:pPr>
+        <w:rPr/>
+      </w:pPr>
+      <w:r>
+        <w:rPr>
+          <w:rtl w:val="0"/>
+        </w:rPr>
+        <w:t xml:space="preserve">    InterfazBDD --&gt; Tarea: confirmación</w:t>
+      </w:r>
+    </w:p>
+    <w:p>
+      <w:pPr>
+        <w:rPr/>
+      </w:pPr>
+      <w:r>
+        <w:rPr>
+          <w:rtl w:val="0"/>
+        </w:rPr>
+        <w:t xml:space="preserve">    Tarea --&gt; ManejadorTarea: confirmación</w:t>
+      </w:r>
+    </w:p>
+    <w:p>
+      <w:pPr>
+        <w:rPr/>
+      </w:pPr>
+      <w:r>
+        <w:rPr>
+          <w:rtl w:val="0"/>
+        </w:rPr>
+        <w:t xml:space="preserve">    ManejadorTarea --&gt; InterfazUsuario: notificar éxito</w:t>
+      </w:r>
+    </w:p>
+    <w:p>
+      <w:pPr>
+        <w:rPr/>
+      </w:pPr>
+      <w:r>
+        <w:rPr>
+          <w:rtl w:val="0"/>
+        </w:rPr>
+        <w:t xml:space="preserve">    InterfazUsuario -&gt; PantallaPlanificacion: mostrar mensaje "El comentario ha sido agregado exitosamente"</w:t>
+      </w:r>
+    </w:p>
+    <w:p>
+      <w:pPr>
+        <w:rPr/>
+      </w:pPr>
+      <w:r>
+        <w:rPr>
+          <w:rtl w:val="0"/>
+        </w:rPr>
+        <w:t xml:space="preserve">else Opción "Cancelar"</w:t>
+      </w:r>
+    </w:p>
+    <w:p>
+      <w:pPr>
+        <w:rPr/>
+      </w:pPr>
+      <w:r>
+        <w:rPr>
+          <w:rtl w:val="0"/>
+        </w:rPr>
+        <w:t xml:space="preserve">    PantallaComentarioTarea -&gt; InterfazUsuario: evento cancelar</w:t>
+      </w:r>
+    </w:p>
+    <w:p>
+      <w:pPr>
+        <w:rPr/>
+      </w:pPr>
+      <w:r>
+        <w:rPr>
+          <w:rtl w:val="0"/>
+        </w:rPr>
+        <w:t xml:space="preserve">    InterfazUsuario -&gt; PantallaPlanificacion: cerrar pantalla y regresar</w:t>
+      </w:r>
+    </w:p>
+    <w:p>
+      <w:pPr>
+        <w:rPr/>
+      </w:pPr>
+      <w:r>
+        <w:rPr>
+          <w:rtl w:val="0"/>
+        </w:rPr>
+        <w:t xml:space="preserve">end</w:t>
+      </w:r>
+    </w:p>
+    <w:p>
+      <w:pPr>
+        <w:rPr/>
+      </w:pPr>
+      <w:r>
+        <w:rPr>
+          <w:rtl w:val="0"/>
+        </w:rPr>
+      </w:r>
+    </w:p>
+    <w:p>
+      <w:pPr>
+        <w:rPr/>
+      </w:pPr>
+      <w:r>
+        <w:rPr>
+          <w:rtl w:val="0"/>
+        </w:rPr>
+        <w:t xml:space="preserve">== Flujo alternativo ==</w:t>
+      </w:r>
+    </w:p>
+    <w:p>
+      <w:pPr>
+        <w:rPr/>
+      </w:pPr>
+      <w:r>
+        <w:rPr>
+          <w:rtl w:val="0"/>
+        </w:rPr>
+        <w:t xml:space="preserve">alt Datos incorrectos</w:t>
+      </w:r>
+    </w:p>
+    <w:p>
+      <w:pPr>
+        <w:rPr/>
+      </w:pPr>
+      <w:r>
+        <w:rPr>
+          <w:rtl w:val="0"/>
+        </w:rPr>
+        <w:t xml:space="preserve">    BDD --&gt; InterfazBDD: mensaje de error</w:t>
+      </w:r>
+    </w:p>
+    <w:p>
+      <w:pPr>
+        <w:rPr/>
+      </w:pPr>
+      <w:r>
+        <w:rPr>
+          <w:rtl w:val="0"/>
+        </w:rPr>
+        <w:t xml:space="preserve">    InterfazBDD --&gt; Tarea: error</w:t>
+      </w:r>
+    </w:p>
+    <w:p>
+      <w:pPr>
+        <w:rPr/>
+      </w:pPr>
+      <w:r>
+        <w:rPr>
+          <w:rtl w:val="0"/>
+        </w:rPr>
+        <w:t xml:space="preserve">    Tarea --&gt; ManejadorTarea: error</w:t>
+      </w:r>
+    </w:p>
+    <w:p>
+      <w:pPr>
+        <w:rPr/>
+      </w:pPr>
+      <w:r>
+        <w:rPr>
+          <w:rtl w:val="0"/>
+        </w:rPr>
+        <w:t xml:space="preserve">    ManejadorTarea --&gt; InterfazUsuario: error</w:t>
+      </w:r>
+    </w:p>
+    <w:p>
+      <w:pPr>
+        <w:rPr/>
+      </w:pPr>
+      <w:r>
+        <w:rPr>
+          <w:rtl w:val="0"/>
+        </w:rPr>
+        <w:t xml:space="preserve">    InterfazUsuario -&gt; PantallaComentarioTarea: mostrar "Se detectaron errores en los datos enviados"</w:t>
+      </w:r>
+    </w:p>
+    <w:p>
+      <w:pPr>
+        <w:rPr/>
+      </w:pPr>
+      <w:r>
+        <w:rPr>
+          <w:rtl w:val="0"/>
+        </w:rPr>
+        <w:t xml:space="preserve">end</w:t>
+      </w:r>
+    </w:p>
+    <w:p>
+      <w:pPr>
+        <w:rPr/>
+      </w:pPr>
+      <w:r>
+        <w:rPr>
+          <w:rtl w:val="0"/>
+        </w:rPr>
+      </w:r>
+    </w:p>
+    <w:p>
+      <w:pPr>
+        <w:rPr/>
+      </w:pPr>
+      <w:r>
+        <w:rPr>
+          <w:rtl w:val="0"/>
+        </w:rPr>
+        <w:t xml:space="preserve">alt Error de conexión con la BDD</w:t>
+      </w:r>
+    </w:p>
+    <w:p>
+      <w:pPr>
+        <w:rPr/>
+      </w:pPr>
+      <w:r>
+        <w:rPr>
+          <w:rtl w:val="0"/>
+        </w:rPr>
+        <w:t xml:space="preserve">    InterfazBDD --&gt; Tarea: error de conexión</w:t>
+      </w:r>
+    </w:p>
+    <w:p>
+      <w:pPr>
+        <w:rPr/>
+      </w:pPr>
+      <w:r>
+        <w:rPr>
+          <w:rtl w:val="0"/>
+        </w:rPr>
+        <w:t xml:space="preserve">    Tarea --&gt; ManejadorTarea: error de conexión</w:t>
+      </w:r>
+    </w:p>
+    <w:p>
+      <w:pPr>
+        <w:rPr/>
+      </w:pPr>
+      <w:r>
+        <w:rPr>
+          <w:rtl w:val="0"/>
+        </w:rPr>
+        <w:t xml:space="preserve">    ManejadorTarea --&gt; InterfazUsuario: error de conexión</w:t>
+      </w:r>
+    </w:p>
+    <w:p>
+      <w:pPr>
+        <w:rPr/>
+      </w:pPr>
+      <w:r>
+        <w:rPr>
+          <w:rtl w:val="0"/>
+        </w:rPr>
+        <w:t xml:space="preserve">    InterfazUsuario -&gt; PantallaComentarioTarea: mostrar "Se ha producido un error de conexión con la base de datos"</w:t>
       </w:r>
     </w:p>
     <w:p>

--- a/Etapa Construcción - Iteración 1/Diseño/ScriptsUML-KAiros-NexTech.docx
+++ b/Etapa Construcción - Iteración 1/Diseño/ScriptsUML-KAiros-NexTech.docx
@@ -14,7 +14,7 @@
     </w:p>
     <w:sdt>
       <w:sdtPr>
-        <w:id w:val="-216454914"/>
+        <w:id w:val="449877346"/>
         <w:docPartObj>
           <w:docPartGallery w:val="Table of Contents"/>
           <w:docPartUnique w:val="1"/>
@@ -4479,1377 +4479,6 @@
           <w:rtl w:val="0"/>
         </w:rPr>
         <w:t xml:space="preserve">    IU -&gt; PNT : “Se ha producido un error de conexión con la base de datos”</w:t>
-      </w:r>
-    </w:p>
-    <w:p>
-      <w:pPr>
-        <w:rPr/>
-      </w:pPr>
-      <w:r>
-        <w:rPr>
-          <w:rtl w:val="0"/>
-        </w:rPr>
-        <w:t xml:space="preserve">end</w:t>
-      </w:r>
-    </w:p>
-    <w:p>
-      <w:pPr>
-        <w:rPr/>
-      </w:pPr>
-      <w:r>
-        <w:rPr>
-          <w:rtl w:val="0"/>
-        </w:rPr>
-      </w:r>
-    </w:p>
-    <w:p>
-      <w:pPr>
-        <w:rPr/>
-      </w:pPr>
-      <w:r>
-        <w:rPr>
-          <w:rtl w:val="0"/>
-        </w:rPr>
-        <w:t xml:space="preserve">@enduml</w:t>
-      </w:r>
-    </w:p>
-    <w:p>
-      <w:pPr>
-        <w:rPr/>
-      </w:pPr>
-      <w:r>
-        <w:rPr>
-          <w:rtl w:val="0"/>
-        </w:rPr>
-      </w:r>
-    </w:p>
-    <w:p>
-      <w:pPr>
-        <w:rPr/>
-      </w:pPr>
-      <w:r>
-        <w:rPr>
-          <w:rtl w:val="0"/>
-        </w:rPr>
-      </w:r>
-    </w:p>
-    <w:p>
-      <w:pPr>
-        <w:rPr>
-          <w:sz w:val="38"/>
-          <w:szCs w:val="38"/>
-        </w:rPr>
-      </w:pPr>
-      <w:r>
-        <w:rPr>
-          <w:sz w:val="38"/>
-          <w:szCs w:val="38"/>
-          <w:rtl w:val="0"/>
-        </w:rPr>
-        <w:t xml:space="preserve">CU15 - Visualizar Tarea</w:t>
-      </w:r>
-    </w:p>
-    <w:p>
-      <w:pPr>
-        <w:rPr>
-          <w:sz w:val="24"/>
-          <w:szCs w:val="24"/>
-        </w:rPr>
-      </w:pPr>
-      <w:r>
-        <w:rPr>
-          <w:sz w:val="24"/>
-          <w:szCs w:val="24"/>
-          <w:rtl w:val="0"/>
-        </w:rPr>
-        <w:t xml:space="preserve">@startuml</w:t>
-      </w:r>
-    </w:p>
-    <w:p>
-      <w:pPr>
-        <w:rPr>
-          <w:sz w:val="24"/>
-          <w:szCs w:val="24"/>
-        </w:rPr>
-      </w:pPr>
-      <w:r>
-        <w:rPr>
-          <w:sz w:val="24"/>
-          <w:szCs w:val="24"/>
-          <w:rtl w:val="0"/>
-        </w:rPr>
-        <w:t xml:space="preserve">actor "Líder de Proyecto / Miembro" as Actor</w:t>
-      </w:r>
-    </w:p>
-    <w:p>
-      <w:pPr>
-        <w:rPr>
-          <w:sz w:val="24"/>
-          <w:szCs w:val="24"/>
-        </w:rPr>
-      </w:pPr>
-      <w:r>
-        <w:rPr>
-          <w:sz w:val="24"/>
-          <w:szCs w:val="24"/>
-          <w:rtl w:val="0"/>
-        </w:rPr>
-        <w:t xml:space="preserve">boundary "PantallaPlanificacion" as PantallaPlanificacion</w:t>
-      </w:r>
-    </w:p>
-    <w:p>
-      <w:pPr>
-        <w:rPr>
-          <w:sz w:val="24"/>
-          <w:szCs w:val="24"/>
-        </w:rPr>
-      </w:pPr>
-      <w:r>
-        <w:rPr>
-          <w:sz w:val="24"/>
-          <w:szCs w:val="24"/>
-          <w:rtl w:val="0"/>
-        </w:rPr>
-        <w:t xml:space="preserve">control "InterfazUsuario" as InterfazUsuario</w:t>
-      </w:r>
-    </w:p>
-    <w:p>
-      <w:pPr>
-        <w:rPr>
-          <w:sz w:val="24"/>
-          <w:szCs w:val="24"/>
-        </w:rPr>
-      </w:pPr>
-      <w:r>
-        <w:rPr>
-          <w:sz w:val="24"/>
-          <w:szCs w:val="24"/>
-          <w:rtl w:val="0"/>
-        </w:rPr>
-        <w:t xml:space="preserve">control "ManejadorTarea" as ManejadorTarea</w:t>
-      </w:r>
-    </w:p>
-    <w:p>
-      <w:pPr>
-        <w:rPr>
-          <w:sz w:val="24"/>
-          <w:szCs w:val="24"/>
-        </w:rPr>
-      </w:pPr>
-      <w:r>
-        <w:rPr>
-          <w:sz w:val="24"/>
-          <w:szCs w:val="24"/>
-          <w:rtl w:val="0"/>
-        </w:rPr>
-        <w:t xml:space="preserve">entity "Tarea" as Tarea</w:t>
-      </w:r>
-    </w:p>
-    <w:p>
-      <w:pPr>
-        <w:rPr>
-          <w:sz w:val="24"/>
-          <w:szCs w:val="24"/>
-        </w:rPr>
-      </w:pPr>
-      <w:r>
-        <w:rPr>
-          <w:sz w:val="24"/>
-          <w:szCs w:val="24"/>
-          <w:rtl w:val="0"/>
-        </w:rPr>
-        <w:t xml:space="preserve">boundary "InterfazBDD" as InterfazBDD</w:t>
-      </w:r>
-    </w:p>
-    <w:p>
-      <w:pPr>
-        <w:rPr>
-          <w:sz w:val="24"/>
-          <w:szCs w:val="24"/>
-        </w:rPr>
-      </w:pPr>
-      <w:r>
-        <w:rPr>
-          <w:sz w:val="24"/>
-          <w:szCs w:val="24"/>
-          <w:rtl w:val="0"/>
-        </w:rPr>
-        <w:t xml:space="preserve">entity "BDD" as BDD</w:t>
-      </w:r>
-    </w:p>
-    <w:p>
-      <w:pPr>
-        <w:rPr>
-          <w:sz w:val="24"/>
-          <w:szCs w:val="24"/>
-        </w:rPr>
-      </w:pPr>
-      <w:r>
-        <w:rPr>
-          <w:rtl w:val="0"/>
-        </w:rPr>
-      </w:r>
-    </w:p>
-    <w:p>
-      <w:pPr>
-        <w:rPr>
-          <w:sz w:val="24"/>
-          <w:szCs w:val="24"/>
-        </w:rPr>
-      </w:pPr>
-      <w:r>
-        <w:rPr>
-          <w:sz w:val="24"/>
-          <w:szCs w:val="24"/>
-          <w:rtl w:val="0"/>
-        </w:rPr>
-        <w:t xml:space="preserve">== Flujo Principal ==</w:t>
-      </w:r>
-    </w:p>
-    <w:p>
-      <w:pPr>
-        <w:rPr>
-          <w:sz w:val="24"/>
-          <w:szCs w:val="24"/>
-        </w:rPr>
-      </w:pPr>
-      <w:r>
-        <w:rPr>
-          <w:sz w:val="24"/>
-          <w:szCs w:val="24"/>
-          <w:rtl w:val="0"/>
-        </w:rPr>
-        <w:t xml:space="preserve">Actor -&gt; PantallaPlanificacion: accede a la pantalla de tareas</w:t>
-      </w:r>
-    </w:p>
-    <w:p>
-      <w:pPr>
-        <w:rPr>
-          <w:sz w:val="24"/>
-          <w:szCs w:val="24"/>
-        </w:rPr>
-      </w:pPr>
-      <w:r>
-        <w:rPr>
-          <w:sz w:val="24"/>
-          <w:szCs w:val="24"/>
-          <w:rtl w:val="0"/>
-        </w:rPr>
-        <w:t xml:space="preserve">PantallaPlanificacion -&gt; InterfazUsuario: solicitarListadoTareas()</w:t>
-      </w:r>
-    </w:p>
-    <w:p>
-      <w:pPr>
-        <w:rPr>
-          <w:sz w:val="24"/>
-          <w:szCs w:val="24"/>
-        </w:rPr>
-      </w:pPr>
-      <w:r>
-        <w:rPr>
-          <w:sz w:val="24"/>
-          <w:szCs w:val="24"/>
-          <w:rtl w:val="0"/>
-        </w:rPr>
-        <w:t xml:space="preserve">InterfazUsuario -&gt; ManejadorTarea: obtenerTareas(usuario o proyecto)</w:t>
-      </w:r>
-    </w:p>
-    <w:p>
-      <w:pPr>
-        <w:rPr>
-          <w:sz w:val="24"/>
-          <w:szCs w:val="24"/>
-        </w:rPr>
-      </w:pPr>
-      <w:r>
-        <w:rPr>
-          <w:rtl w:val="0"/>
-        </w:rPr>
-      </w:r>
-    </w:p>
-    <w:p>
-      <w:pPr>
-        <w:rPr>
-          <w:sz w:val="24"/>
-          <w:szCs w:val="24"/>
-        </w:rPr>
-      </w:pPr>
-      <w:r>
-        <w:rPr>
-          <w:sz w:val="24"/>
-          <w:szCs w:val="24"/>
-          <w:rtl w:val="0"/>
-        </w:rPr>
-        <w:t xml:space="preserve">ManejadorTarea -&gt; Tarea: consultarTareas()</w:t>
-      </w:r>
-    </w:p>
-    <w:p>
-      <w:pPr>
-        <w:rPr>
-          <w:sz w:val="24"/>
-          <w:szCs w:val="24"/>
-        </w:rPr>
-      </w:pPr>
-      <w:r>
-        <w:rPr>
-          <w:sz w:val="24"/>
-          <w:szCs w:val="24"/>
-          <w:rtl w:val="0"/>
-        </w:rPr>
-        <w:t xml:space="preserve">Tarea -&gt; InterfazBDD: consultarTareas()</w:t>
-      </w:r>
-    </w:p>
-    <w:p>
-      <w:pPr>
-        <w:rPr>
-          <w:sz w:val="24"/>
-          <w:szCs w:val="24"/>
-        </w:rPr>
-      </w:pPr>
-      <w:r>
-        <w:rPr>
-          <w:sz w:val="24"/>
-          <w:szCs w:val="24"/>
-          <w:rtl w:val="0"/>
-        </w:rPr>
-        <w:t xml:space="preserve">InterfazBDD -&gt; BDD: consultarTareas()</w:t>
-      </w:r>
-    </w:p>
-    <w:p>
-      <w:pPr>
-        <w:rPr>
-          <w:sz w:val="24"/>
-          <w:szCs w:val="24"/>
-        </w:rPr>
-      </w:pPr>
-      <w:r>
-        <w:rPr>
-          <w:sz w:val="24"/>
-          <w:szCs w:val="24"/>
-          <w:rtl w:val="0"/>
-        </w:rPr>
-        <w:t xml:space="preserve">BDD --&gt; InterfazBDD: listado de tareas</w:t>
-      </w:r>
-    </w:p>
-    <w:p>
-      <w:pPr>
-        <w:rPr>
-          <w:sz w:val="24"/>
-          <w:szCs w:val="24"/>
-        </w:rPr>
-      </w:pPr>
-      <w:r>
-        <w:rPr>
-          <w:sz w:val="24"/>
-          <w:szCs w:val="24"/>
-          <w:rtl w:val="0"/>
-        </w:rPr>
-        <w:t xml:space="preserve">InterfazBDD --&gt; Tarea: listado de tareas</w:t>
-      </w:r>
-    </w:p>
-    <w:p>
-      <w:pPr>
-        <w:rPr>
-          <w:sz w:val="24"/>
-          <w:szCs w:val="24"/>
-        </w:rPr>
-      </w:pPr>
-      <w:r>
-        <w:rPr>
-          <w:sz w:val="24"/>
-          <w:szCs w:val="24"/>
-          <w:rtl w:val="0"/>
-        </w:rPr>
-        <w:t xml:space="preserve">Tarea --&gt; ManejadorTarea: listado de tareas</w:t>
-      </w:r>
-    </w:p>
-    <w:p>
-      <w:pPr>
-        <w:rPr>
-          <w:sz w:val="24"/>
-          <w:szCs w:val="24"/>
-        </w:rPr>
-      </w:pPr>
-      <w:r>
-        <w:rPr>
-          <w:rtl w:val="0"/>
-        </w:rPr>
-      </w:r>
-    </w:p>
-    <w:p>
-      <w:pPr>
-        <w:rPr>
-          <w:sz w:val="24"/>
-          <w:szCs w:val="24"/>
-        </w:rPr>
-      </w:pPr>
-      <w:r>
-        <w:rPr>
-          <w:rtl w:val="0"/>
-        </w:rPr>
-      </w:r>
-    </w:p>
-    <w:p>
-      <w:pPr>
-        <w:rPr>
-          <w:sz w:val="24"/>
-          <w:szCs w:val="24"/>
-        </w:rPr>
-      </w:pPr>
-      <w:r>
-        <w:rPr>
-          <w:sz w:val="24"/>
-          <w:szCs w:val="24"/>
-          <w:rtl w:val="0"/>
-        </w:rPr>
-        <w:t xml:space="preserve">ManejadorTarea --&gt; InterfazUsuario: listado de tareas</w:t>
-      </w:r>
-    </w:p>
-    <w:p>
-      <w:pPr>
-        <w:rPr>
-          <w:sz w:val="24"/>
-          <w:szCs w:val="24"/>
-        </w:rPr>
-      </w:pPr>
-      <w:r>
-        <w:rPr>
-          <w:sz w:val="24"/>
-          <w:szCs w:val="24"/>
-          <w:rtl w:val="0"/>
-        </w:rPr>
-        <w:t xml:space="preserve">InterfazUsuario -&gt; PantallaPlanificacion: mostrar listado de tareas</w:t>
-      </w:r>
-    </w:p>
-    <w:p>
-      <w:pPr>
-        <w:rPr>
-          <w:sz w:val="24"/>
-          <w:szCs w:val="24"/>
-        </w:rPr>
-      </w:pPr>
-      <w:r>
-        <w:rPr>
-          <w:rtl w:val="0"/>
-        </w:rPr>
-      </w:r>
-    </w:p>
-    <w:p>
-      <w:pPr>
-        <w:rPr>
-          <w:sz w:val="24"/>
-          <w:szCs w:val="24"/>
-        </w:rPr>
-      </w:pPr>
-      <w:r>
-        <w:rPr>
-          <w:sz w:val="24"/>
-          <w:szCs w:val="24"/>
-          <w:rtl w:val="0"/>
-        </w:rPr>
-        <w:t xml:space="preserve">== Flujo Alternativo ==</w:t>
-      </w:r>
-    </w:p>
-    <w:p>
-      <w:pPr>
-        <w:rPr>
-          <w:sz w:val="24"/>
-          <w:szCs w:val="24"/>
-        </w:rPr>
-      </w:pPr>
-      <w:r>
-        <w:rPr>
-          <w:sz w:val="24"/>
-          <w:szCs w:val="24"/>
-          <w:rtl w:val="0"/>
-        </w:rPr>
-        <w:t xml:space="preserve">alt No existen tareas</w:t>
-      </w:r>
-    </w:p>
-    <w:p>
-      <w:pPr>
-        <w:rPr>
-          <w:sz w:val="24"/>
-          <w:szCs w:val="24"/>
-        </w:rPr>
-      </w:pPr>
-      <w:r>
-        <w:rPr>
-          <w:sz w:val="24"/>
-          <w:szCs w:val="24"/>
-          <w:rtl w:val="0"/>
-        </w:rPr>
-        <w:t xml:space="preserve">    InterfazBDD -&gt; BDD: consulta sin resultados</w:t>
-      </w:r>
-    </w:p>
-    <w:p>
-      <w:pPr>
-        <w:rPr>
-          <w:sz w:val="24"/>
-          <w:szCs w:val="24"/>
-        </w:rPr>
-      </w:pPr>
-      <w:r>
-        <w:rPr>
-          <w:sz w:val="24"/>
-          <w:szCs w:val="24"/>
-          <w:rtl w:val="0"/>
-        </w:rPr>
-        <w:t xml:space="preserve">    BDD --&gt; InterfazBDD: conjunto vacío</w:t>
-      </w:r>
-    </w:p>
-    <w:p>
-      <w:pPr>
-        <w:rPr>
-          <w:sz w:val="24"/>
-          <w:szCs w:val="24"/>
-        </w:rPr>
-      </w:pPr>
-      <w:r>
-        <w:rPr>
-          <w:sz w:val="24"/>
-          <w:szCs w:val="24"/>
-          <w:rtl w:val="0"/>
-        </w:rPr>
-        <w:t xml:space="preserve">    InterfazBDD --&gt; Tarea: conjunto vacío</w:t>
-      </w:r>
-    </w:p>
-    <w:p>
-      <w:pPr>
-        <w:rPr>
-          <w:sz w:val="24"/>
-          <w:szCs w:val="24"/>
-        </w:rPr>
-      </w:pPr>
-      <w:r>
-        <w:rPr>
-          <w:sz w:val="24"/>
-          <w:szCs w:val="24"/>
-          <w:rtl w:val="0"/>
-        </w:rPr>
-        <w:t xml:space="preserve">    Tarea --&gt; ManejadorTarea: conjunto vacío</w:t>
-      </w:r>
-    </w:p>
-    <w:p>
-      <w:pPr>
-        <w:rPr>
-          <w:sz w:val="24"/>
-          <w:szCs w:val="24"/>
-        </w:rPr>
-      </w:pPr>
-      <w:r>
-        <w:rPr>
-          <w:sz w:val="24"/>
-          <w:szCs w:val="24"/>
-          <w:rtl w:val="0"/>
-        </w:rPr>
-        <w:t xml:space="preserve">    ManejadorTarea --&gt; InterfazUsuario: no hay tareas</w:t>
-      </w:r>
-    </w:p>
-    <w:p>
-      <w:pPr>
-        <w:rPr>
-          <w:sz w:val="24"/>
-          <w:szCs w:val="24"/>
-        </w:rPr>
-      </w:pPr>
-      <w:r>
-        <w:rPr>
-          <w:sz w:val="24"/>
-          <w:szCs w:val="24"/>
-          <w:rtl w:val="0"/>
-        </w:rPr>
-        <w:t xml:space="preserve">    InterfazUsuario -&gt; PantallaPlanificacion: mostrar "No hay tareas que coincidan con los filtros"</w:t>
-      </w:r>
-    </w:p>
-    <w:p>
-      <w:pPr>
-        <w:rPr>
-          <w:sz w:val="24"/>
-          <w:szCs w:val="24"/>
-        </w:rPr>
-      </w:pPr>
-      <w:r>
-        <w:rPr>
-          <w:sz w:val="24"/>
-          <w:szCs w:val="24"/>
-          <w:rtl w:val="0"/>
-        </w:rPr>
-        <w:t xml:space="preserve">end</w:t>
-      </w:r>
-    </w:p>
-    <w:p>
-      <w:pPr>
-        <w:rPr>
-          <w:sz w:val="24"/>
-          <w:szCs w:val="24"/>
-        </w:rPr>
-      </w:pPr>
-      <w:r>
-        <w:rPr>
-          <w:rtl w:val="0"/>
-        </w:rPr>
-      </w:r>
-    </w:p>
-    <w:p>
-      <w:pPr>
-        <w:rPr>
-          <w:sz w:val="24"/>
-          <w:szCs w:val="24"/>
-        </w:rPr>
-      </w:pPr>
-      <w:r>
-        <w:rPr>
-          <w:rtl w:val="0"/>
-        </w:rPr>
-      </w:r>
-    </w:p>
-    <w:p>
-      <w:pPr>
-        <w:rPr>
-          <w:sz w:val="24"/>
-          <w:szCs w:val="24"/>
-        </w:rPr>
-      </w:pPr>
-      <w:r>
-        <w:rPr>
-          <w:sz w:val="24"/>
-          <w:szCs w:val="24"/>
-          <w:rtl w:val="0"/>
-        </w:rPr>
-        <w:t xml:space="preserve">alt Error de conexión con la BDD</w:t>
-      </w:r>
-    </w:p>
-    <w:p>
-      <w:pPr>
-        <w:rPr>
-          <w:sz w:val="24"/>
-          <w:szCs w:val="24"/>
-        </w:rPr>
-      </w:pPr>
-      <w:r>
-        <w:rPr>
-          <w:sz w:val="24"/>
-          <w:szCs w:val="24"/>
-          <w:rtl w:val="0"/>
-        </w:rPr>
-        <w:t xml:space="preserve">    InterfazBDD -&gt; BDD: error de conexión</w:t>
-      </w:r>
-    </w:p>
-    <w:p>
-      <w:pPr>
-        <w:rPr>
-          <w:sz w:val="24"/>
-          <w:szCs w:val="24"/>
-        </w:rPr>
-      </w:pPr>
-      <w:r>
-        <w:rPr>
-          <w:sz w:val="24"/>
-          <w:szCs w:val="24"/>
-          <w:rtl w:val="0"/>
-        </w:rPr>
-        <w:t xml:space="preserve">    BDD --&gt; InterfazBDD: error de conexión</w:t>
-      </w:r>
-    </w:p>
-    <w:p>
-      <w:pPr>
-        <w:rPr>
-          <w:sz w:val="24"/>
-          <w:szCs w:val="24"/>
-        </w:rPr>
-      </w:pPr>
-      <w:r>
-        <w:rPr>
-          <w:sz w:val="24"/>
-          <w:szCs w:val="24"/>
-          <w:rtl w:val="0"/>
-        </w:rPr>
-        <w:t xml:space="preserve">    InterfazBDD --&gt; Tarea: mensaje de error</w:t>
-      </w:r>
-    </w:p>
-    <w:p>
-      <w:pPr>
-        <w:rPr>
-          <w:sz w:val="24"/>
-          <w:szCs w:val="24"/>
-        </w:rPr>
-      </w:pPr>
-      <w:r>
-        <w:rPr>
-          <w:sz w:val="24"/>
-          <w:szCs w:val="24"/>
-          <w:rtl w:val="0"/>
-        </w:rPr>
-        <w:t xml:space="preserve">    Tarea --&gt; ManejadorTarea: mensaje de error</w:t>
-      </w:r>
-    </w:p>
-    <w:p>
-      <w:pPr>
-        <w:rPr>
-          <w:sz w:val="24"/>
-          <w:szCs w:val="24"/>
-        </w:rPr>
-      </w:pPr>
-      <w:r>
-        <w:rPr>
-          <w:sz w:val="24"/>
-          <w:szCs w:val="24"/>
-          <w:rtl w:val="0"/>
-        </w:rPr>
-        <w:t xml:space="preserve">    ManejadorTarea --&gt; InterfazUsuario: error de conexión</w:t>
-      </w:r>
-    </w:p>
-    <w:p>
-      <w:pPr>
-        <w:rPr>
-          <w:sz w:val="24"/>
-          <w:szCs w:val="24"/>
-        </w:rPr>
-      </w:pPr>
-      <w:r>
-        <w:rPr>
-          <w:sz w:val="24"/>
-          <w:szCs w:val="24"/>
-          <w:rtl w:val="0"/>
-        </w:rPr>
-        <w:t xml:space="preserve">    InterfazUsuario -&gt; PantallaPlanificacion: mostrar "Error al cargar las tareas. Intente nuevamente"</w:t>
-      </w:r>
-    </w:p>
-    <w:p>
-      <w:pPr>
-        <w:rPr>
-          <w:sz w:val="24"/>
-          <w:szCs w:val="24"/>
-        </w:rPr>
-      </w:pPr>
-      <w:r>
-        <w:rPr>
-          <w:sz w:val="24"/>
-          <w:szCs w:val="24"/>
-          <w:rtl w:val="0"/>
-        </w:rPr>
-        <w:t xml:space="preserve">end</w:t>
-      </w:r>
-    </w:p>
-    <w:p>
-      <w:pPr>
-        <w:rPr>
-          <w:sz w:val="24"/>
-          <w:szCs w:val="24"/>
-        </w:rPr>
-      </w:pPr>
-      <w:r>
-        <w:rPr>
-          <w:rtl w:val="0"/>
-        </w:rPr>
-      </w:r>
-    </w:p>
-    <w:p>
-      <w:pPr>
-        <w:rPr>
-          <w:sz w:val="24"/>
-          <w:szCs w:val="24"/>
-        </w:rPr>
-      </w:pPr>
-      <w:r>
-        <w:rPr>
-          <w:sz w:val="24"/>
-          <w:szCs w:val="24"/>
-          <w:rtl w:val="0"/>
-        </w:rPr>
-        <w:t xml:space="preserve">@enduml</w:t>
-      </w:r>
-    </w:p>
-    <w:p>
-      <w:pPr>
-        <w:rPr>
-          <w:sz w:val="24"/>
-          <w:szCs w:val="24"/>
-        </w:rPr>
-      </w:pPr>
-      <w:r>
-        <w:rPr>
-          <w:rtl w:val="0"/>
-        </w:rPr>
-      </w:r>
-    </w:p>
-    <w:p>
-      <w:pPr>
-        <w:rPr>
-          <w:sz w:val="24"/>
-          <w:szCs w:val="24"/>
-        </w:rPr>
-      </w:pPr>
-      <w:r>
-        <w:rPr>
-          <w:rtl w:val="0"/>
-        </w:rPr>
-      </w:r>
-    </w:p>
-    <w:p>
-      <w:pPr>
-        <w:rPr>
-          <w:sz w:val="38"/>
-          <w:szCs w:val="38"/>
-        </w:rPr>
-      </w:pPr>
-      <w:r>
-        <w:rPr>
-          <w:rtl w:val="0"/>
-        </w:rPr>
-      </w:r>
-    </w:p>
-    <w:p>
-      <w:pPr>
-        <w:rPr>
-          <w:sz w:val="38"/>
-          <w:szCs w:val="38"/>
-        </w:rPr>
-      </w:pPr>
-      <w:r>
-        <w:rPr>
-          <w:rtl w:val="0"/>
-        </w:rPr>
-      </w:r>
-    </w:p>
-    <w:p>
-      <w:pPr>
-        <w:rPr>
-          <w:sz w:val="32"/>
-          <w:szCs w:val="32"/>
-        </w:rPr>
-      </w:pPr>
-      <w:r>
-        <w:rPr>
-          <w:sz w:val="32"/>
-          <w:szCs w:val="32"/>
-          <w:rtl w:val="0"/>
-        </w:rPr>
-        <w:t xml:space="preserve">CU16: Comentar tarea</w:t>
-      </w:r>
-    </w:p>
-    <w:p>
-      <w:pPr>
-        <w:rPr/>
-      </w:pPr>
-      <w:r>
-        <w:rPr>
-          <w:rtl w:val="0"/>
-        </w:rPr>
-        <w:t xml:space="preserve">@startuml</w:t>
-      </w:r>
-    </w:p>
-    <w:p>
-      <w:pPr>
-        <w:rPr/>
-      </w:pPr>
-      <w:r>
-        <w:rPr>
-          <w:rtl w:val="0"/>
-        </w:rPr>
-        <w:t xml:space="preserve">actor "Miembro/Líder del Proyecto" as Actor</w:t>
-      </w:r>
-    </w:p>
-    <w:p>
-      <w:pPr>
-        <w:rPr/>
-      </w:pPr>
-      <w:r>
-        <w:rPr>
-          <w:rtl w:val="0"/>
-        </w:rPr>
-        <w:t xml:space="preserve">boundary "PantallaPlanificacion" as PantallaPlanificacion</w:t>
-      </w:r>
-    </w:p>
-    <w:p>
-      <w:pPr>
-        <w:rPr/>
-      </w:pPr>
-      <w:r>
-        <w:rPr>
-          <w:rtl w:val="0"/>
-        </w:rPr>
-        <w:t xml:space="preserve">boundary "PantallaComentarioTarea" as PantallaComentarioTarea</w:t>
-      </w:r>
-    </w:p>
-    <w:p>
-      <w:pPr>
-        <w:rPr/>
-      </w:pPr>
-      <w:r>
-        <w:rPr>
-          <w:rtl w:val="0"/>
-        </w:rPr>
-        <w:t xml:space="preserve">control "InterfazUsuario" as InterfazUsuario</w:t>
-      </w:r>
-    </w:p>
-    <w:p>
-      <w:pPr>
-        <w:rPr/>
-      </w:pPr>
-      <w:r>
-        <w:rPr>
-          <w:rtl w:val="0"/>
-        </w:rPr>
-        <w:t xml:space="preserve">control "ManejadorTarea" as ManejadorTarea</w:t>
-      </w:r>
-    </w:p>
-    <w:p>
-      <w:pPr>
-        <w:rPr/>
-      </w:pPr>
-      <w:r>
-        <w:rPr>
-          <w:rtl w:val="0"/>
-        </w:rPr>
-        <w:t xml:space="preserve">entity "Tarea" as Tarea</w:t>
-      </w:r>
-    </w:p>
-    <w:p>
-      <w:pPr>
-        <w:rPr/>
-      </w:pPr>
-      <w:r>
-        <w:rPr>
-          <w:rtl w:val="0"/>
-        </w:rPr>
-        <w:t xml:space="preserve">boundary "InterfazBDD" as InterfazBDD</w:t>
-      </w:r>
-    </w:p>
-    <w:p>
-      <w:pPr>
-        <w:rPr/>
-      </w:pPr>
-      <w:r>
-        <w:rPr>
-          <w:rtl w:val="0"/>
-        </w:rPr>
-        <w:t xml:space="preserve">entity "BDD" as BDD</w:t>
-      </w:r>
-    </w:p>
-    <w:p>
-      <w:pPr>
-        <w:rPr/>
-      </w:pPr>
-      <w:r>
-        <w:rPr>
-          <w:rtl w:val="0"/>
-        </w:rPr>
-      </w:r>
-    </w:p>
-    <w:p>
-      <w:pPr>
-        <w:rPr/>
-      </w:pPr>
-      <w:r>
-        <w:rPr>
-          <w:rtl w:val="0"/>
-        </w:rPr>
-        <w:t xml:space="preserve">== Flujo Principal ==</w:t>
-      </w:r>
-    </w:p>
-    <w:p>
-      <w:pPr>
-        <w:rPr/>
-      </w:pPr>
-      <w:r>
-        <w:rPr>
-          <w:rtl w:val="0"/>
-        </w:rPr>
-        <w:t xml:space="preserve">Actor -&gt; PantallaPlanificacion: presiona "Comentar Tarea"</w:t>
-      </w:r>
-    </w:p>
-    <w:p>
-      <w:pPr>
-        <w:rPr/>
-      </w:pPr>
-      <w:r>
-        <w:rPr>
-          <w:rtl w:val="0"/>
-        </w:rPr>
-        <w:t xml:space="preserve">PantallaPlanificacion -&gt; InterfazUsuario: solicitarPantallaComentarioTarea()</w:t>
-      </w:r>
-    </w:p>
-    <w:p>
-      <w:pPr>
-        <w:rPr/>
-      </w:pPr>
-      <w:r>
-        <w:rPr>
-          <w:rtl w:val="0"/>
-        </w:rPr>
-        <w:t xml:space="preserve">InterfazUsuario -&gt; PantallaComentarioTarea: desplegar formulario de comentario</w:t>
-      </w:r>
-    </w:p>
-    <w:p>
-      <w:pPr>
-        <w:rPr/>
-      </w:pPr>
-      <w:r>
-        <w:rPr>
-          <w:rtl w:val="0"/>
-        </w:rPr>
-        <w:t xml:space="preserve">PantallaComentarioTarea -&gt; PantallaComentarioTarea: se despliega</w:t>
-      </w:r>
-    </w:p>
-    <w:p>
-      <w:pPr>
-        <w:rPr/>
-      </w:pPr>
-      <w:r>
-        <w:rPr>
-          <w:rtl w:val="0"/>
-        </w:rPr>
-      </w:r>
-    </w:p>
-    <w:p>
-      <w:pPr>
-        <w:rPr/>
-      </w:pPr>
-      <w:r>
-        <w:rPr>
-          <w:rtl w:val="0"/>
-        </w:rPr>
-        <w:t xml:space="preserve">Actor -&gt; PantallaComentarioTarea: ingresa comentario y selecciona "Aceptar" o "Cancelar"</w:t>
-      </w:r>
-    </w:p>
-    <w:p>
-      <w:pPr>
-        <w:rPr/>
-      </w:pPr>
-      <w:r>
-        <w:rPr>
-          <w:rtl w:val="0"/>
-        </w:rPr>
-        <w:t xml:space="preserve">PantallaComentarioTarea -&gt; InterfazUsuario: enviar datos ingresados</w:t>
-      </w:r>
-    </w:p>
-    <w:p>
-      <w:pPr>
-        <w:rPr/>
-      </w:pPr>
-      <w:r>
-        <w:rPr>
-          <w:rtl w:val="0"/>
-        </w:rPr>
-      </w:r>
-    </w:p>
-    <w:p>
-      <w:pPr>
-        <w:rPr/>
-      </w:pPr>
-      <w:r>
-        <w:rPr>
-          <w:rtl w:val="0"/>
-        </w:rPr>
-        <w:t xml:space="preserve">alt Opción "Aceptar"</w:t>
-      </w:r>
-    </w:p>
-    <w:p>
-      <w:pPr>
-        <w:rPr/>
-      </w:pPr>
-      <w:r>
-        <w:rPr>
-          <w:rtl w:val="0"/>
-        </w:rPr>
-        <w:t xml:space="preserve">    InterfazUsuario -&gt; ManejadorTarea: guardarComentario(comentario)</w:t>
-      </w:r>
-    </w:p>
-    <w:p>
-      <w:pPr>
-        <w:rPr/>
-      </w:pPr>
-      <w:r>
-        <w:rPr>
-          <w:rtl w:val="0"/>
-        </w:rPr>
-        <w:t xml:space="preserve">    ManejadorTarea -&gt; Tarea: asociar comentario a tarea</w:t>
-      </w:r>
-    </w:p>
-    <w:p>
-      <w:pPr>
-        <w:rPr/>
-      </w:pPr>
-      <w:r>
-        <w:rPr>
-          <w:rtl w:val="0"/>
-        </w:rPr>
-        <w:t xml:space="preserve">    Tarea -&gt; InterfazBDD: guardarComentario(datos)</w:t>
-      </w:r>
-    </w:p>
-    <w:p>
-      <w:pPr>
-        <w:rPr/>
-      </w:pPr>
-      <w:r>
-        <w:rPr>
-          <w:rtl w:val="0"/>
-        </w:rPr>
-        <w:t xml:space="preserve">    InterfazBDD -&gt; BDD: guardarComentario(datos)</w:t>
-      </w:r>
-    </w:p>
-    <w:p>
-      <w:pPr>
-        <w:rPr/>
-      </w:pPr>
-      <w:r>
-        <w:rPr>
-          <w:rtl w:val="0"/>
-        </w:rPr>
-        <w:t xml:space="preserve">    BDD --&gt; InterfazBDD: confirmación</w:t>
-      </w:r>
-    </w:p>
-    <w:p>
-      <w:pPr>
-        <w:rPr/>
-      </w:pPr>
-      <w:r>
-        <w:rPr>
-          <w:rtl w:val="0"/>
-        </w:rPr>
-        <w:t xml:space="preserve">    InterfazBDD --&gt; Tarea: confirmación</w:t>
-      </w:r>
-    </w:p>
-    <w:p>
-      <w:pPr>
-        <w:rPr/>
-      </w:pPr>
-      <w:r>
-        <w:rPr>
-          <w:rtl w:val="0"/>
-        </w:rPr>
-        <w:t xml:space="preserve">    Tarea --&gt; ManejadorTarea: confirmación</w:t>
-      </w:r>
-    </w:p>
-    <w:p>
-      <w:pPr>
-        <w:rPr/>
-      </w:pPr>
-      <w:r>
-        <w:rPr>
-          <w:rtl w:val="0"/>
-        </w:rPr>
-        <w:t xml:space="preserve">    ManejadorTarea --&gt; InterfazUsuario: notificar éxito</w:t>
-      </w:r>
-    </w:p>
-    <w:p>
-      <w:pPr>
-        <w:rPr/>
-      </w:pPr>
-      <w:r>
-        <w:rPr>
-          <w:rtl w:val="0"/>
-        </w:rPr>
-        <w:t xml:space="preserve">    InterfazUsuario -&gt; PantallaPlanificacion: mostrar mensaje "El comentario ha sido agregado exitosamente"</w:t>
-      </w:r>
-    </w:p>
-    <w:p>
-      <w:pPr>
-        <w:rPr/>
-      </w:pPr>
-      <w:r>
-        <w:rPr>
-          <w:rtl w:val="0"/>
-        </w:rPr>
-        <w:t xml:space="preserve">else Opción "Cancelar"</w:t>
-      </w:r>
-    </w:p>
-    <w:p>
-      <w:pPr>
-        <w:rPr/>
-      </w:pPr>
-      <w:r>
-        <w:rPr>
-          <w:rtl w:val="0"/>
-        </w:rPr>
-        <w:t xml:space="preserve">    PantallaComentarioTarea -&gt; InterfazUsuario: evento cancelar</w:t>
-      </w:r>
-    </w:p>
-    <w:p>
-      <w:pPr>
-        <w:rPr/>
-      </w:pPr>
-      <w:r>
-        <w:rPr>
-          <w:rtl w:val="0"/>
-        </w:rPr>
-        <w:t xml:space="preserve">    InterfazUsuario -&gt; PantallaPlanificacion: cerrar pantalla y regresar</w:t>
-      </w:r>
-    </w:p>
-    <w:p>
-      <w:pPr>
-        <w:rPr/>
-      </w:pPr>
-      <w:r>
-        <w:rPr>
-          <w:rtl w:val="0"/>
-        </w:rPr>
-        <w:t xml:space="preserve">end</w:t>
-      </w:r>
-    </w:p>
-    <w:p>
-      <w:pPr>
-        <w:rPr/>
-      </w:pPr>
-      <w:r>
-        <w:rPr>
-          <w:rtl w:val="0"/>
-        </w:rPr>
-      </w:r>
-    </w:p>
-    <w:p>
-      <w:pPr>
-        <w:rPr/>
-      </w:pPr>
-      <w:r>
-        <w:rPr>
-          <w:rtl w:val="0"/>
-        </w:rPr>
-        <w:t xml:space="preserve">== Flujo alternativo ==</w:t>
-      </w:r>
-    </w:p>
-    <w:p>
-      <w:pPr>
-        <w:rPr/>
-      </w:pPr>
-      <w:r>
-        <w:rPr>
-          <w:rtl w:val="0"/>
-        </w:rPr>
-        <w:t xml:space="preserve">alt Datos incorrectos</w:t>
-      </w:r>
-    </w:p>
-    <w:p>
-      <w:pPr>
-        <w:rPr/>
-      </w:pPr>
-      <w:r>
-        <w:rPr>
-          <w:rtl w:val="0"/>
-        </w:rPr>
-        <w:t xml:space="preserve">    BDD --&gt; InterfazBDD: mensaje de error</w:t>
-      </w:r>
-    </w:p>
-    <w:p>
-      <w:pPr>
-        <w:rPr/>
-      </w:pPr>
-      <w:r>
-        <w:rPr>
-          <w:rtl w:val="0"/>
-        </w:rPr>
-        <w:t xml:space="preserve">    InterfazBDD --&gt; Tarea: error</w:t>
-      </w:r>
-    </w:p>
-    <w:p>
-      <w:pPr>
-        <w:rPr/>
-      </w:pPr>
-      <w:r>
-        <w:rPr>
-          <w:rtl w:val="0"/>
-        </w:rPr>
-        <w:t xml:space="preserve">    Tarea --&gt; ManejadorTarea: error</w:t>
-      </w:r>
-    </w:p>
-    <w:p>
-      <w:pPr>
-        <w:rPr/>
-      </w:pPr>
-      <w:r>
-        <w:rPr>
-          <w:rtl w:val="0"/>
-        </w:rPr>
-        <w:t xml:space="preserve">    ManejadorTarea --&gt; InterfazUsuario: error</w:t>
-      </w:r>
-    </w:p>
-    <w:p>
-      <w:pPr>
-        <w:rPr/>
-      </w:pPr>
-      <w:r>
-        <w:rPr>
-          <w:rtl w:val="0"/>
-        </w:rPr>
-        <w:t xml:space="preserve">    InterfazUsuario -&gt; PantallaComentarioTarea: mostrar "Se detectaron errores en los datos enviados"</w:t>
-      </w:r>
-    </w:p>
-    <w:p>
-      <w:pPr>
-        <w:rPr/>
-      </w:pPr>
-      <w:r>
-        <w:rPr>
-          <w:rtl w:val="0"/>
-        </w:rPr>
-        <w:t xml:space="preserve">end</w:t>
-      </w:r>
-    </w:p>
-    <w:p>
-      <w:pPr>
-        <w:rPr/>
-      </w:pPr>
-      <w:r>
-        <w:rPr>
-          <w:rtl w:val="0"/>
-        </w:rPr>
-      </w:r>
-    </w:p>
-    <w:p>
-      <w:pPr>
-        <w:rPr/>
-      </w:pPr>
-      <w:r>
-        <w:rPr>
-          <w:rtl w:val="0"/>
-        </w:rPr>
-        <w:t xml:space="preserve">alt Error de conexión con la BDD</w:t>
-      </w:r>
-    </w:p>
-    <w:p>
-      <w:pPr>
-        <w:rPr/>
-      </w:pPr>
-      <w:r>
-        <w:rPr>
-          <w:rtl w:val="0"/>
-        </w:rPr>
-        <w:t xml:space="preserve">    InterfazBDD --&gt; Tarea: error de conexión</w:t>
-      </w:r>
-    </w:p>
-    <w:p>
-      <w:pPr>
-        <w:rPr/>
-      </w:pPr>
-      <w:r>
-        <w:rPr>
-          <w:rtl w:val="0"/>
-        </w:rPr>
-        <w:t xml:space="preserve">    Tarea --&gt; ManejadorTarea: error de conexión</w:t>
-      </w:r>
-    </w:p>
-    <w:p>
-      <w:pPr>
-        <w:rPr/>
-      </w:pPr>
-      <w:r>
-        <w:rPr>
-          <w:rtl w:val="0"/>
-        </w:rPr>
-        <w:t xml:space="preserve">    ManejadorTarea --&gt; InterfazUsuario: error de conexión</w:t>
-      </w:r>
-    </w:p>
-    <w:p>
-      <w:pPr>
-        <w:rPr/>
-      </w:pPr>
-      <w:r>
-        <w:rPr>
-          <w:rtl w:val="0"/>
-        </w:rPr>
-        <w:t xml:space="preserve">    InterfazUsuario -&gt; PantallaComentarioTarea: mostrar "Se ha producido un error de conexión con la base de datos"</w:t>
       </w:r>
     </w:p>
     <w:p>

--- a/Etapa Construcción - Iteración 1/Diseño/ScriptsUML-KAiros-NexTech.docx
+++ b/Etapa Construcción - Iteración 1/Diseño/ScriptsUML-KAiros-NexTech.docx
@@ -14,7 +14,7 @@
     </w:p>
     <w:sdt>
       <w:sdtPr>
-        <w:id w:val="449877346"/>
+        <w:id w:val="1805324354"/>
         <w:docPartObj>
           <w:docPartGallery w:val="Table of Contents"/>
           <w:docPartUnique w:val="1"/>

--- a/Etapa Construcción - Iteración 1/Diseño/ScriptsUML-KAiros-NexTech.docx
+++ b/Etapa Construcción - Iteración 1/Diseño/ScriptsUML-KAiros-NexTech.docx
@@ -14,7 +14,7 @@
     </w:p>
     <w:sdt>
       <w:sdtPr>
-        <w:id w:val="1805324354"/>
+        <w:id w:val="225164243"/>
         <w:docPartObj>
           <w:docPartGallery w:val="Table of Contents"/>
           <w:docPartUnique w:val="1"/>
@@ -31,7 +31,9 @@
             <w:rPr>
               <w:rFonts w:ascii="Arial" w:cs="Arial" w:eastAsia="Arial" w:hAnsi="Arial"/>
               <w:b w:val="1"/>
+              <w:bCs w:val="1"/>
               <w:i w:val="0"/>
+              <w:iCs w:val="0"/>
               <w:smallCaps w:val="0"/>
               <w:strike w:val="0"/>
               <w:color w:val="000000"/>
@@ -52,7 +54,9 @@
               <w:rPr>
                 <w:rFonts w:ascii="Arial" w:cs="Arial" w:eastAsia="Arial" w:hAnsi="Arial"/>
                 <w:b w:val="1"/>
+                <w:bCs w:val="1"/>
                 <w:i w:val="0"/>
+                <w:iCs w:val="0"/>
                 <w:smallCaps w:val="0"/>
                 <w:strike w:val="0"/>
                 <w:color w:val="000000"/>
@@ -84,7 +88,9 @@
             <w:rPr>
               <w:rFonts w:ascii="Arial" w:cs="Arial" w:eastAsia="Arial" w:hAnsi="Arial"/>
               <w:b w:val="1"/>
+              <w:bCs w:val="1"/>
               <w:i w:val="0"/>
+              <w:iCs w:val="0"/>
               <w:smallCaps w:val="0"/>
               <w:strike w:val="0"/>
               <w:color w:val="000000"/>
@@ -100,7 +106,9 @@
               <w:rPr>
                 <w:rFonts w:ascii="Arial" w:cs="Arial" w:eastAsia="Arial" w:hAnsi="Arial"/>
                 <w:b w:val="1"/>
+                <w:bCs w:val="1"/>
                 <w:i w:val="0"/>
+                <w:iCs w:val="0"/>
                 <w:smallCaps w:val="0"/>
                 <w:strike w:val="0"/>
                 <w:color w:val="000000"/>
@@ -132,7 +140,9 @@
             <w:rPr>
               <w:rFonts w:ascii="Arial" w:cs="Arial" w:eastAsia="Arial" w:hAnsi="Arial"/>
               <w:b w:val="1"/>
+              <w:bCs w:val="1"/>
               <w:i w:val="0"/>
+              <w:iCs w:val="0"/>
               <w:smallCaps w:val="0"/>
               <w:strike w:val="0"/>
               <w:color w:val="000000"/>
@@ -148,7 +158,9 @@
               <w:rPr>
                 <w:rFonts w:ascii="Arial" w:cs="Arial" w:eastAsia="Arial" w:hAnsi="Arial"/>
                 <w:b w:val="1"/>
+                <w:bCs w:val="1"/>
                 <w:i w:val="0"/>
+                <w:iCs w:val="0"/>
                 <w:smallCaps w:val="0"/>
                 <w:strike w:val="0"/>
                 <w:color w:val="000000"/>
@@ -180,7 +192,9 @@
             <w:rPr>
               <w:rFonts w:ascii="Arial" w:cs="Arial" w:eastAsia="Arial" w:hAnsi="Arial"/>
               <w:b w:val="1"/>
+              <w:bCs w:val="1"/>
               <w:i w:val="0"/>
+              <w:iCs w:val="0"/>
               <w:smallCaps w:val="0"/>
               <w:strike w:val="0"/>
               <w:color w:val="000000"/>
@@ -196,7 +210,9 @@
               <w:rPr>
                 <w:rFonts w:ascii="Arial" w:cs="Arial" w:eastAsia="Arial" w:hAnsi="Arial"/>
                 <w:b w:val="1"/>
+                <w:bCs w:val="1"/>
                 <w:i w:val="0"/>
+                <w:iCs w:val="0"/>
                 <w:smallCaps w:val="0"/>
                 <w:strike w:val="0"/>
                 <w:color w:val="000000"/>
@@ -4630,6 +4646,7 @@
     </w:pPr>
     <w:rPr>
       <w:b w:val="0"/>
+      <w:bCs w:val="0"/>
       <w:sz w:val="32"/>
       <w:szCs w:val="32"/>
     </w:rPr>
@@ -4646,6 +4663,7 @@
     </w:pPr>
     <w:rPr>
       <w:b w:val="0"/>
+      <w:bCs w:val="0"/>
       <w:color w:val="434343"/>
       <w:sz w:val="28"/>
       <w:szCs w:val="28"/>
@@ -4695,6 +4713,7 @@
     </w:pPr>
     <w:rPr>
       <w:i w:val="1"/>
+      <w:iCs w:val="1"/>
       <w:color w:val="666666"/>
       <w:sz w:val="22"/>
       <w:szCs w:val="22"/>
@@ -4728,6 +4747,7 @@
     <w:rPr>
       <w:rFonts w:ascii="Arial" w:cs="Arial" w:eastAsia="Arial" w:hAnsi="Arial"/>
       <w:i w:val="0"/>
+      <w:iCs w:val="0"/>
       <w:color w:val="666666"/>
       <w:sz w:val="30"/>
       <w:szCs w:val="30"/>

--- a/Etapa Construcción - Iteración 1/Diseño/ScriptsUML-KAiros-NexTech.docx
+++ b/Etapa Construcción - Iteración 1/Diseño/ScriptsUML-KAiros-NexTech.docx
@@ -14,7 +14,7 @@
     </w:p>
     <w:sdt>
       <w:sdtPr>
-        <w:id w:val="225164243"/>
+        <w:id w:val="2118201217"/>
         <w:docPartObj>
           <w:docPartGallery w:val="Table of Contents"/>
           <w:docPartUnique w:val="1"/>

--- a/Etapa Construcción - Iteración 1/Diseño/ScriptsUML-KAiros-NexTech.docx
+++ b/Etapa Construcción - Iteración 1/Diseño/ScriptsUML-KAiros-NexTech.docx
@@ -14,7 +14,7 @@
     </w:p>
     <w:sdt>
       <w:sdtPr>
-        <w:id w:val="2118201217"/>
+        <w:id w:val="546471353"/>
         <w:docPartObj>
           <w:docPartGallery w:val="Table of Contents"/>
           <w:docPartUnique w:val="1"/>

--- a/Etapa Construcción - Iteración 1/Diseño/ScriptsUML-KAiros-NexTech.docx
+++ b/Etapa Construcción - Iteración 1/Diseño/ScriptsUML-KAiros-NexTech.docx
@@ -14,7 +14,7 @@
     </w:p>
     <w:sdt>
       <w:sdtPr>
-        <w:id w:val="546471353"/>
+        <w:id w:val="1477242520"/>
         <w:docPartObj>
           <w:docPartGallery w:val="Table of Contents"/>
           <w:docPartUnique w:val="1"/>

--- a/Etapa Construcción - Iteración 1/Diseño/ScriptsUML-KAiros-NexTech.docx
+++ b/Etapa Construcción - Iteración 1/Diseño/ScriptsUML-KAiros-NexTech.docx
@@ -14,7 +14,7 @@
     </w:p>
     <w:sdt>
       <w:sdtPr>
-        <w:id w:val="1477242520"/>
+        <w:id w:val="-1631357311"/>
         <w:docPartObj>
           <w:docPartGallery w:val="Table of Contents"/>
           <w:docPartUnique w:val="1"/>
@@ -3572,102 +3572,593 @@
     </w:p>
     <w:p>
       <w:pPr>
-        <w:rPr/>
-      </w:pPr>
-      <w:r>
-        <w:rPr>
-          <w:rtl w:val="0"/>
-        </w:rPr>
-      </w:r>
-    </w:p>
-    <w:p>
-      <w:pPr>
-        <w:rPr/>
-      </w:pPr>
-      <w:r>
-        <w:rPr>
-          <w:rtl w:val="0"/>
-        </w:rPr>
-      </w:r>
-    </w:p>
-    <w:p>
-      <w:pPr>
-        <w:rPr/>
-      </w:pPr>
-      <w:r>
-        <w:rPr>
-          <w:rtl w:val="0"/>
-        </w:rPr>
-      </w:r>
-    </w:p>
-    <w:p>
-      <w:pPr>
-        <w:rPr/>
-      </w:pPr>
-      <w:r>
-        <w:rPr>
-          <w:rtl w:val="0"/>
-        </w:rPr>
-      </w:r>
-    </w:p>
-    <w:p>
-      <w:pPr>
-        <w:rPr/>
-      </w:pPr>
-      <w:r>
-        <w:rPr>
-          <w:rtl w:val="0"/>
-        </w:rPr>
-      </w:r>
-    </w:p>
-    <w:p>
-      <w:pPr>
-        <w:rPr/>
-      </w:pPr>
-      <w:r>
-        <w:rPr>
-          <w:rtl w:val="0"/>
-        </w:rPr>
-      </w:r>
-    </w:p>
-    <w:p>
-      <w:pPr>
-        <w:rPr/>
-      </w:pPr>
-      <w:r>
-        <w:rPr>
-          <w:rtl w:val="0"/>
-        </w:rPr>
-      </w:r>
-    </w:p>
-    <w:p>
-      <w:pPr>
-        <w:rPr/>
-      </w:pPr>
-      <w:r>
-        <w:rPr>
-          <w:rtl w:val="0"/>
-        </w:rPr>
-      </w:r>
-    </w:p>
-    <w:p>
-      <w:pPr>
-        <w:rPr/>
-      </w:pPr>
-      <w:r>
-        <w:rPr>
-          <w:rtl w:val="0"/>
-        </w:rPr>
-      </w:r>
-    </w:p>
-    <w:p>
-      <w:pPr>
-        <w:rPr/>
-      </w:pPr>
-      <w:r>
-        <w:rPr>
-          <w:rtl w:val="0"/>
-        </w:rPr>
+        <w:rPr>
+          <w:b w:val="1"/>
+          <w:bCs w:val="1"/>
+          <w:u w:val="single"/>
+        </w:rPr>
+      </w:pPr>
+      <w:r>
+        <w:rPr>
+          <w:b w:val="1"/>
+          <w:bCs w:val="1"/>
+          <w:u w:val="single"/>
+          <w:rtl w:val="0"/>
+        </w:rPr>
+        <w:t xml:space="preserve">NUEVO DIAGRAMA 09/03/2026</w:t>
+      </w:r>
+    </w:p>
+    <w:p>
+      <w:pPr>
+        <w:rPr/>
+      </w:pPr>
+      <w:r>
+        <w:rPr>
+          <w:rtl w:val="0"/>
+        </w:rPr>
+        <w:t xml:space="preserve">@startuml</w:t>
+      </w:r>
+    </w:p>
+    <w:p>
+      <w:pPr>
+        <w:rPr/>
+      </w:pPr>
+      <w:r>
+        <w:rPr>
+          <w:rtl w:val="0"/>
+        </w:rPr>
+        <w:t xml:space="preserve">title Caso de Uso #20 - Registrar tiempo por cronómetro</w:t>
+      </w:r>
+    </w:p>
+    <w:p>
+      <w:pPr>
+        <w:rPr/>
+      </w:pPr>
+      <w:r>
+        <w:rPr>
+          <w:rtl w:val="0"/>
+        </w:rPr>
+      </w:r>
+    </w:p>
+    <w:p>
+      <w:pPr>
+        <w:rPr/>
+      </w:pPr>
+      <w:r>
+        <w:rPr>
+          <w:rtl w:val="0"/>
+        </w:rPr>
+        <w:t xml:space="preserve">actor "Miembro / Líder del Proyecto" as Actor</w:t>
+      </w:r>
+    </w:p>
+    <w:p>
+      <w:pPr>
+        <w:rPr/>
+      </w:pPr>
+      <w:r>
+        <w:rPr>
+          <w:rtl w:val="0"/>
+        </w:rPr>
+        <w:t xml:space="preserve">boundary "PantallaInicio" as PI</w:t>
+      </w:r>
+    </w:p>
+    <w:p>
+      <w:pPr>
+        <w:rPr/>
+      </w:pPr>
+      <w:r>
+        <w:rPr>
+          <w:rtl w:val="0"/>
+        </w:rPr>
+        <w:t xml:space="preserve">boundary "PantallaTiempos" as PT</w:t>
+      </w:r>
+    </w:p>
+    <w:p>
+      <w:pPr>
+        <w:rPr/>
+      </w:pPr>
+      <w:r>
+        <w:rPr>
+          <w:rtl w:val="0"/>
+        </w:rPr>
+        <w:t xml:space="preserve">boundary "InterfazUsuario" as IU</w:t>
+      </w:r>
+    </w:p>
+    <w:p>
+      <w:pPr>
+        <w:rPr/>
+      </w:pPr>
+      <w:r>
+        <w:rPr>
+          <w:rtl w:val="0"/>
+        </w:rPr>
+        <w:t xml:space="preserve">control "ManejadorTarea" as MT</w:t>
+      </w:r>
+    </w:p>
+    <w:p>
+      <w:pPr>
+        <w:rPr/>
+      </w:pPr>
+      <w:r>
+        <w:rPr>
+          <w:rtl w:val="0"/>
+        </w:rPr>
+        <w:t xml:space="preserve">control "ManejadorRegistroTiempo" as MRT</w:t>
+      </w:r>
+    </w:p>
+    <w:p>
+      <w:pPr>
+        <w:rPr/>
+      </w:pPr>
+      <w:r>
+        <w:rPr>
+          <w:rtl w:val="0"/>
+        </w:rPr>
+        <w:t xml:space="preserve">boundary "InterfazBDD" as IBDD</w:t>
+      </w:r>
+    </w:p>
+    <w:p>
+      <w:pPr>
+        <w:rPr/>
+      </w:pPr>
+      <w:r>
+        <w:rPr>
+          <w:rtl w:val="0"/>
+        </w:rPr>
+        <w:t xml:space="preserve">entity "Tarea" as T</w:t>
+      </w:r>
+    </w:p>
+    <w:p>
+      <w:pPr>
+        <w:rPr/>
+      </w:pPr>
+      <w:r>
+        <w:rPr>
+          <w:rtl w:val="0"/>
+        </w:rPr>
+        <w:t xml:space="preserve">entity "RegistroTiempo" as RT</w:t>
+      </w:r>
+    </w:p>
+    <w:p>
+      <w:pPr>
+        <w:rPr/>
+      </w:pPr>
+      <w:r>
+        <w:rPr>
+          <w:rtl w:val="0"/>
+        </w:rPr>
+        <w:t xml:space="preserve">database "BDD" as BDD</w:t>
+      </w:r>
+    </w:p>
+    <w:p>
+      <w:pPr>
+        <w:rPr/>
+      </w:pPr>
+      <w:r>
+        <w:rPr>
+          <w:rtl w:val="0"/>
+        </w:rPr>
+      </w:r>
+    </w:p>
+    <w:p>
+      <w:pPr>
+        <w:rPr/>
+      </w:pPr>
+      <w:r>
+        <w:rPr>
+          <w:rtl w:val="0"/>
+        </w:rPr>
+        <w:t xml:space="preserve">Actor -&gt; PI : selecciona "Registrar tiempo"</w:t>
+      </w:r>
+    </w:p>
+    <w:p>
+      <w:pPr>
+        <w:rPr/>
+      </w:pPr>
+      <w:r>
+        <w:rPr>
+          <w:rtl w:val="0"/>
+        </w:rPr>
+        <w:t xml:space="preserve">PI -&gt; IU : envía evento</w:t>
+      </w:r>
+    </w:p>
+    <w:p>
+      <w:pPr>
+        <w:rPr/>
+      </w:pPr>
+      <w:r>
+        <w:rPr>
+          <w:rtl w:val="0"/>
+        </w:rPr>
+        <w:t xml:space="preserve">IU -&gt; MT : envía evento</w:t>
+      </w:r>
+    </w:p>
+    <w:p>
+      <w:pPr>
+        <w:rPr/>
+      </w:pPr>
+      <w:r>
+        <w:rPr>
+          <w:rtl w:val="0"/>
+        </w:rPr>
+      </w:r>
+    </w:p>
+    <w:p>
+      <w:pPr>
+        <w:rPr/>
+      </w:pPr>
+      <w:r>
+        <w:rPr>
+          <w:rtl w:val="0"/>
+        </w:rPr>
+        <w:t xml:space="preserve">MT -&gt; IU : solicita desplegarPantallaTiempos</w:t>
+      </w:r>
+    </w:p>
+    <w:p>
+      <w:pPr>
+        <w:rPr/>
+      </w:pPr>
+      <w:r>
+        <w:rPr>
+          <w:rtl w:val="0"/>
+        </w:rPr>
+        <w:t xml:space="preserve">IU -&gt; PT : solicita desplegarse</w:t>
+      </w:r>
+    </w:p>
+    <w:p>
+      <w:pPr>
+        <w:rPr/>
+      </w:pPr>
+      <w:r>
+        <w:rPr>
+          <w:rtl w:val="0"/>
+        </w:rPr>
+        <w:t xml:space="preserve">PT -&gt; PT : se despliega</w:t>
+      </w:r>
+    </w:p>
+    <w:p>
+      <w:pPr>
+        <w:rPr/>
+      </w:pPr>
+      <w:r>
+        <w:rPr>
+          <w:rtl w:val="0"/>
+        </w:rPr>
+      </w:r>
+    </w:p>
+    <w:p>
+      <w:pPr>
+        <w:rPr/>
+      </w:pPr>
+      <w:r>
+        <w:rPr>
+          <w:rtl w:val="0"/>
+        </w:rPr>
+        <w:t xml:space="preserve">== Iniciar cronómetro ==</w:t>
+      </w:r>
+    </w:p>
+    <w:p>
+      <w:pPr>
+        <w:rPr/>
+      </w:pPr>
+      <w:r>
+        <w:rPr>
+          <w:rtl w:val="0"/>
+        </w:rPr>
+        <w:t xml:space="preserve">Actor -&gt; PT : selecciona tarea y presiona "Iniciar"</w:t>
+      </w:r>
+    </w:p>
+    <w:p>
+      <w:pPr>
+        <w:rPr/>
+      </w:pPr>
+      <w:r>
+        <w:rPr>
+          <w:rtl w:val="0"/>
+        </w:rPr>
+        <w:t xml:space="preserve">PT -&gt; IU : solicita validarEstadoTarea</w:t>
+      </w:r>
+    </w:p>
+    <w:p>
+      <w:pPr>
+        <w:rPr/>
+      </w:pPr>
+      <w:r>
+        <w:rPr>
+          <w:rtl w:val="0"/>
+        </w:rPr>
+        <w:t xml:space="preserve">IU -&gt; MT : envía solicitud</w:t>
+      </w:r>
+    </w:p>
+    <w:p>
+      <w:pPr>
+        <w:rPr/>
+      </w:pPr>
+      <w:r>
+        <w:rPr>
+          <w:rtl w:val="0"/>
+        </w:rPr>
+        <w:t xml:space="preserve">MT -&gt; T : verificar estado de tarea</w:t>
+      </w:r>
+    </w:p>
+    <w:p>
+      <w:pPr>
+        <w:rPr/>
+      </w:pPr>
+      <w:r>
+        <w:rPr>
+          <w:rtl w:val="0"/>
+        </w:rPr>
+      </w:r>
+    </w:p>
+    <w:p>
+      <w:pPr>
+        <w:rPr/>
+      </w:pPr>
+      <w:r>
+        <w:rPr>
+          <w:rtl w:val="0"/>
+        </w:rPr>
+        <w:t xml:space="preserve">alt Tarea 'finalizada' (Extensión 3a)</w:t>
+      </w:r>
+    </w:p>
+    <w:p>
+      <w:pPr>
+        <w:rPr/>
+      </w:pPr>
+      <w:r>
+        <w:rPr>
+          <w:rtl w:val="0"/>
+        </w:rPr>
+        <w:t xml:space="preserve">    T -&gt; MT : retorna error (tarea finalizada)</w:t>
+      </w:r>
+    </w:p>
+    <w:p>
+      <w:pPr>
+        <w:rPr/>
+      </w:pPr>
+      <w:r>
+        <w:rPr>
+          <w:rtl w:val="0"/>
+        </w:rPr>
+        <w:t xml:space="preserve">    MT -&gt; IU : envía mensaje de error</w:t>
+      </w:r>
+    </w:p>
+    <w:p>
+      <w:pPr>
+        <w:rPr/>
+      </w:pPr>
+      <w:r>
+        <w:rPr>
+          <w:rtl w:val="0"/>
+        </w:rPr>
+        <w:t xml:space="preserve">    IU -&gt; PT : muestra mensaje de error</w:t>
+      </w:r>
+    </w:p>
+    <w:p>
+      <w:pPr>
+        <w:rPr/>
+      </w:pPr>
+      <w:r>
+        <w:rPr>
+          <w:rtl w:val="0"/>
+        </w:rPr>
+        <w:t xml:space="preserve">else Tarea válida</w:t>
+      </w:r>
+    </w:p>
+    <w:p>
+      <w:pPr>
+        <w:rPr/>
+      </w:pPr>
+      <w:r>
+        <w:rPr>
+          <w:rtl w:val="0"/>
+        </w:rPr>
+        <w:t xml:space="preserve">    T -&gt; MT : estado válido</w:t>
+      </w:r>
+    </w:p>
+    <w:p>
+      <w:pPr>
+        <w:rPr/>
+      </w:pPr>
+      <w:r>
+        <w:rPr>
+          <w:rtl w:val="0"/>
+        </w:rPr>
+        <w:t xml:space="preserve">    MT -&gt; MRT : iniciar cronómetro</w:t>
+      </w:r>
+    </w:p>
+    <w:p>
+      <w:pPr>
+        <w:rPr/>
+      </w:pPr>
+      <w:r>
+        <w:rPr>
+          <w:rtl w:val="0"/>
+        </w:rPr>
+        <w:t xml:space="preserve">    MRT -&gt; RT : inicia cronómetro</w:t>
+      </w:r>
+    </w:p>
+    <w:p>
+      <w:pPr>
+        <w:rPr/>
+      </w:pPr>
+      <w:r>
+        <w:rPr>
+          <w:rtl w:val="0"/>
+        </w:rPr>
+        <w:t xml:space="preserve">end</w:t>
+      </w:r>
+    </w:p>
+    <w:p>
+      <w:pPr>
+        <w:rPr/>
+      </w:pPr>
+      <w:r>
+        <w:rPr>
+          <w:rtl w:val="0"/>
+        </w:rPr>
+      </w:r>
+    </w:p>
+    <w:p>
+      <w:pPr>
+        <w:rPr/>
+      </w:pPr>
+      <w:r>
+        <w:rPr>
+          <w:rtl w:val="0"/>
+        </w:rPr>
+        <w:t xml:space="preserve">== Detener y registrar tiempo ==</w:t>
+      </w:r>
+    </w:p>
+    <w:p>
+      <w:pPr>
+        <w:rPr/>
+      </w:pPr>
+      <w:r>
+        <w:rPr>
+          <w:rtl w:val="0"/>
+        </w:rPr>
+        <w:t xml:space="preserve">Actor -&gt; PT : presiona "Detener"</w:t>
+      </w:r>
+    </w:p>
+    <w:p>
+      <w:pPr>
+        <w:rPr/>
+      </w:pPr>
+      <w:r>
+        <w:rPr>
+          <w:rtl w:val="0"/>
+        </w:rPr>
+        <w:t xml:space="preserve">PT -&gt; IU : evento pausarCronometro</w:t>
+      </w:r>
+    </w:p>
+    <w:p>
+      <w:pPr>
+        <w:rPr/>
+      </w:pPr>
+      <w:r>
+        <w:rPr>
+          <w:rtl w:val="0"/>
+        </w:rPr>
+        <w:t xml:space="preserve">IU -&gt; MRT : envía evento</w:t>
+      </w:r>
+    </w:p>
+    <w:p>
+      <w:pPr>
+        <w:rPr/>
+      </w:pPr>
+      <w:r>
+        <w:rPr>
+          <w:rtl w:val="0"/>
+        </w:rPr>
+      </w:r>
+    </w:p>
+    <w:p>
+      <w:pPr>
+        <w:rPr/>
+      </w:pPr>
+      <w:r>
+        <w:rPr>
+          <w:rtl w:val="0"/>
+        </w:rPr>
+        <w:t xml:space="preserve">MRT -&gt; RT : pausarCronometro</w:t>
+      </w:r>
+    </w:p>
+    <w:p>
+      <w:pPr>
+        <w:rPr/>
+      </w:pPr>
+      <w:r>
+        <w:rPr>
+          <w:rtl w:val="0"/>
+        </w:rPr>
+        <w:t xml:space="preserve">RT --&gt; MRT : devuelve duración registrada</w:t>
+      </w:r>
+    </w:p>
+    <w:p>
+      <w:pPr>
+        <w:rPr/>
+      </w:pPr>
+      <w:r>
+        <w:rPr>
+          <w:rtl w:val="0"/>
+        </w:rPr>
+      </w:r>
+    </w:p>
+    <w:p>
+      <w:pPr>
+        <w:rPr/>
+      </w:pPr>
+      <w:r>
+        <w:rPr>
+          <w:rtl w:val="0"/>
+        </w:rPr>
+        <w:t xml:space="preserve">MRT -&gt; MT : actualizar tiempo total</w:t>
+      </w:r>
+    </w:p>
+    <w:p>
+      <w:pPr>
+        <w:rPr/>
+      </w:pPr>
+      <w:r>
+        <w:rPr>
+          <w:rtl w:val="0"/>
+        </w:rPr>
+        <w:t xml:space="preserve">MT -&gt; T : actualizar tiempo acumulado</w:t>
+      </w:r>
+    </w:p>
+    <w:p>
+      <w:pPr>
+        <w:rPr/>
+      </w:pPr>
+      <w:r>
+        <w:rPr>
+          <w:rtl w:val="0"/>
+        </w:rPr>
+      </w:r>
+    </w:p>
+    <w:p>
+      <w:pPr>
+        <w:rPr/>
+      </w:pPr>
+      <w:r>
+        <w:rPr>
+          <w:rtl w:val="0"/>
+        </w:rPr>
+        <w:t xml:space="preserve">MRT -&gt; IBDD : guardarRegistroTiempo(RT)</w:t>
+      </w:r>
+    </w:p>
+    <w:p>
+      <w:pPr>
+        <w:rPr/>
+      </w:pPr>
+      <w:r>
+        <w:rPr>
+          <w:rtl w:val="0"/>
+        </w:rPr>
+        <w:t xml:space="preserve">IBDD -&gt; BDD : persistir registroTiempo</w:t>
+      </w:r>
+    </w:p>
+    <w:p>
+      <w:pPr>
+        <w:rPr/>
+      </w:pPr>
+      <w:r>
+        <w:rPr>
+          <w:rtl w:val="0"/>
+        </w:rPr>
+      </w:r>
+    </w:p>
+    <w:p>
+      <w:pPr>
+        <w:rPr/>
+      </w:pPr>
+      <w:r>
+        <w:rPr>
+          <w:rtl w:val="0"/>
+        </w:rPr>
+        <w:t xml:space="preserve">@enduml</w:t>
       </w:r>
     </w:p>
     <w:p>
